--- a/docs/01_GenAI_SoftwareDevelopment_project-plan.docx
+++ b/docs/01_GenAI_SoftwareDevelopment_project-plan.docx
@@ -23,7 +23,27 @@
           <w:sz w:val="28"/>
           <w:szCs w:val="26"/>
         </w:rPr>
-        <w:t>KẾ HOẠCH THỰC HIỆN – PHÁT TRIỂN ỨNG DỤNG CHUYÊN SÂU</w:t>
+        <w:t>KẾ HOẠCH THỰC HIỆ</w:t>
+      </w:r>
+      <w:r>
+        <w:rPr>
+          <w:rFonts w:ascii="Times New Roman" w:hAnsi="Times New Roman" w:cs="Times New Roman"/>
+          <w:b/>
+          <w:sz w:val="28"/>
+          <w:szCs w:val="26"/>
+        </w:rPr>
+        <w:t>N -</w:t>
+      </w:r>
+      <w:bookmarkStart w:id="0" w:name="_GoBack"/>
+      <w:bookmarkEnd w:id="0"/>
+      <w:r>
+        <w:rPr>
+          <w:rFonts w:ascii="Times New Roman" w:hAnsi="Times New Roman" w:cs="Times New Roman"/>
+          <w:b/>
+          <w:sz w:val="28"/>
+          <w:szCs w:val="26"/>
+        </w:rPr>
+        <w:t xml:space="preserve"> PHÁT TRIỂN ỨNG DỤNG CHUYÊN SÂU</w:t>
       </w:r>
     </w:p>
     <w:p>
@@ -140,8 +160,6 @@
         </w:rPr>
         <w:t>Phan Duy Hưng</w:t>
       </w:r>
-      <w:bookmarkStart w:id="0" w:name="_GoBack"/>
-      <w:bookmarkEnd w:id="0"/>
     </w:p>
     <w:p>
       <w:pPr>
@@ -266,92 +284,84 @@
         <w:tc>
           <w:tcPr>
             <w:tcW w:w="1545" w:type="dxa"/>
-            <w:vAlign w:val="center"/>
-            <w:shd w:fill="EAECEE"/>
-          </w:tcPr>
-          <w:p>
-            <w:pPr>
-              <w:spacing w:before="40" w:after="40" w:line="276" w:lineRule="auto"/>
-              <w:jc w:val="center"/>
-            </w:pPr>
-            <w:r/>
-            <w:r>
-              <w:rPr>
-                <w:rFonts w:ascii="Times New Roman" w:hAnsi="Times New Roman"/>
-                <w:b/>
-                <w:i w:val="0"/>
-                <w:sz w:val="22"/>
-              </w:rPr>
-              <w:t>Thời gian</w:t>
+            <w:shd w:val="clear" w:color="auto" w:fill="EAECEE"/>
+            <w:vAlign w:val="center"/>
+          </w:tcPr>
+          <w:p>
+            <w:r>
+              <w:t>Th</w:t>
+            </w:r>
+            <w:r>
+              <w:t>ờ</w:t>
+            </w:r>
+            <w:r>
+              <w:t>i gian</w:t>
             </w:r>
           </w:p>
         </w:tc>
         <w:tc>
           <w:tcPr>
             <w:tcW w:w="3456" w:type="dxa"/>
-            <w:vAlign w:val="center"/>
-            <w:shd w:fill="EAECEE"/>
-          </w:tcPr>
-          <w:p>
-            <w:pPr>
-              <w:spacing w:before="40" w:after="40" w:line="276" w:lineRule="auto"/>
-              <w:jc w:val="center"/>
-            </w:pPr>
-            <w:r/>
-            <w:r>
-              <w:rPr>
-                <w:rFonts w:ascii="Times New Roman" w:hAnsi="Times New Roman"/>
-                <w:b/>
-                <w:i w:val="0"/>
-                <w:sz w:val="22"/>
-              </w:rPr>
-              <w:t>Nội dung công việc</w:t>
+            <w:shd w:val="clear" w:color="auto" w:fill="EAECEE"/>
+            <w:vAlign w:val="center"/>
+          </w:tcPr>
+          <w:p>
+            <w:r>
+              <w:t>N</w:t>
+            </w:r>
+            <w:r>
+              <w:t>ộ</w:t>
+            </w:r>
+            <w:r>
+              <w:t>i dung công vi</w:t>
+            </w:r>
+            <w:r>
+              <w:t>ệ</w:t>
+            </w:r>
+            <w:r>
+              <w:t>c</w:t>
             </w:r>
           </w:p>
         </w:tc>
         <w:tc>
           <w:tcPr>
             <w:tcW w:w="2281" w:type="dxa"/>
-            <w:vAlign w:val="center"/>
-            <w:shd w:fill="EAECEE"/>
-          </w:tcPr>
-          <w:p>
-            <w:pPr>
-              <w:spacing w:before="40" w:after="40" w:line="276" w:lineRule="auto"/>
-              <w:jc w:val="center"/>
-            </w:pPr>
-            <w:r/>
-            <w:r>
-              <w:rPr>
-                <w:rFonts w:ascii="Times New Roman" w:hAnsi="Times New Roman"/>
-                <w:b/>
-                <w:i w:val="0"/>
-                <w:sz w:val="22"/>
-              </w:rPr>
-              <w:t>Thành viên thực hiện</w:t>
+            <w:shd w:val="clear" w:color="auto" w:fill="EAECEE"/>
+            <w:vAlign w:val="center"/>
+          </w:tcPr>
+          <w:p>
+            <w:r>
+              <w:t>Thành viên th</w:t>
+            </w:r>
+            <w:r>
+              <w:t>ự</w:t>
+            </w:r>
+            <w:r>
+              <w:t>c hi</w:t>
+            </w:r>
+            <w:r>
+              <w:t>ệ</w:t>
+            </w:r>
+            <w:r>
+              <w:t>n</w:t>
             </w:r>
           </w:p>
         </w:tc>
         <w:tc>
           <w:tcPr>
             <w:tcW w:w="1789" w:type="dxa"/>
-            <w:vAlign w:val="center"/>
-            <w:shd w:fill="EAECEE"/>
-          </w:tcPr>
-          <w:p>
-            <w:pPr>
-              <w:spacing w:before="40" w:after="40" w:line="276" w:lineRule="auto"/>
-              <w:jc w:val="center"/>
-            </w:pPr>
-            <w:r/>
-            <w:r>
-              <w:rPr>
-                <w:rFonts w:ascii="Times New Roman" w:hAnsi="Times New Roman"/>
-                <w:b/>
-                <w:i w:val="0"/>
-                <w:sz w:val="22"/>
-              </w:rPr>
-              <w:t>Ghi chú / Trạng thái</w:t>
+            <w:shd w:val="clear" w:color="auto" w:fill="EAECEE"/>
+            <w:vAlign w:val="center"/>
+          </w:tcPr>
+          <w:p>
+            <w:r>
+              <w:t>Ghi chú / Tr</w:t>
+            </w:r>
+            <w:r>
+              <w:t>ạ</w:t>
+            </w:r>
+            <w:r>
+              <w:t>ng thái</w:t>
             </w:r>
           </w:p>
         </w:tc>
@@ -364,27 +374,24 @@
           <w:tcPr>
             <w:tcW w:w="1545" w:type="dxa"/>
             <w:vMerge w:val="restart"/>
-            <w:vAlign w:val="center"/>
-            <w:shd w:fill="F8F9F9"/>
-            <w:shd w:fill="F8F9F9"/>
-            <w:shd w:fill="F8F9F9"/>
-          </w:tcPr>
-          <w:p>
-            <w:pPr>
-              <w:spacing w:before="40" w:after="40" w:line="276" w:lineRule="auto"/>
-              <w:jc w:val="center"/>
-            </w:pPr>
-            <w:r/>
-            <w:r>
-              <w:rPr>
-                <w:rFonts w:ascii="Times New Roman" w:hAnsi="Times New Roman"/>
-                <w:b/>
-                <w:i w:val="0"/>
-                <w:sz w:val="20"/>
-              </w:rPr>
-              <w:t>Tuần 01</w:t>
+            <w:shd w:val="clear" w:color="auto" w:fill="F8F9F9"/>
+            <w:vAlign w:val="center"/>
+          </w:tcPr>
+          <w:p>
+            <w:r>
+              <w:t>Tu</w:t>
+            </w:r>
+            <w:r>
+              <w:t>ầ</w:t>
+            </w:r>
+            <w:r>
+              <w:t>n 01</w:t>
+            </w:r>
+            <w:r>
               <w:br/>
               <w:t>(27/07/2026 –</w:t>
+            </w:r>
+            <w:r>
               <w:br/>
               <w:t>02/08/2026)</w:t>
             </w:r>
@@ -396,23 +403,93 @@
             <w:tcBorders>
               <w:bottom w:val="dotted" w:sz="4" w:space="0" w:color="000000"/>
             </w:tcBorders>
-            <w:vAlign w:val="center"/>
-            <w:shd w:fill="FDFEFE"/>
-          </w:tcPr>
-          <w:p>
-            <w:pPr>
-              <w:spacing w:before="40" w:after="40" w:line="276" w:lineRule="auto"/>
-              <w:jc w:val="left"/>
-            </w:pPr>
-            <w:r/>
-            <w:r>
-              <w:rPr>
-                <w:rFonts w:ascii="Times New Roman" w:hAnsi="Times New Roman"/>
-                <w:b w:val="0"/>
-                <w:i w:val="0"/>
-                <w:sz w:val="20"/>
-              </w:rPr>
-              <w:t>Khảo sát thực tế bài toán quản lý cửa hàng bán lẻ, luồng bán hàng POS, quản lý tồn kho và xác định nhu cầu tích hợp trợ lý AI thông minh.</w:t>
+            <w:shd w:val="clear" w:color="auto" w:fill="FDFEFE"/>
+            <w:vAlign w:val="center"/>
+          </w:tcPr>
+          <w:p>
+            <w:r>
+              <w:t>Kh</w:t>
+            </w:r>
+            <w:r>
+              <w:t>ả</w:t>
+            </w:r>
+            <w:r>
+              <w:t>o sát th</w:t>
+            </w:r>
+            <w:r>
+              <w:t>ự</w:t>
+            </w:r>
+            <w:r>
+              <w:t>c t</w:t>
+            </w:r>
+            <w:r>
+              <w:t>ế</w:t>
+            </w:r>
+            <w:r>
+              <w:t xml:space="preserve"> bài toán qu</w:t>
+            </w:r>
+            <w:r>
+              <w:t>ả</w:t>
+            </w:r>
+            <w:r>
+              <w:t>n lý c</w:t>
+            </w:r>
+            <w:r>
+              <w:t>ử</w:t>
+            </w:r>
+            <w:r>
+              <w:t>a hàng bán l</w:t>
+            </w:r>
+            <w:r>
+              <w:t>ẻ</w:t>
+            </w:r>
+            <w:r>
+              <w:t>, lu</w:t>
+            </w:r>
+            <w:r>
+              <w:t>ồ</w:t>
+            </w:r>
+            <w:r>
+              <w:t>ng bán hàng POS, qu</w:t>
+            </w:r>
+            <w:r>
+              <w:t>ả</w:t>
+            </w:r>
+            <w:r>
+              <w:t>n lý t</w:t>
+            </w:r>
+            <w:r>
+              <w:t>ồ</w:t>
+            </w:r>
+            <w:r>
+              <w:t>n kho và xác đ</w:t>
+            </w:r>
+            <w:r>
+              <w:t>ị</w:t>
+            </w:r>
+            <w:r>
+              <w:t>nh nhu c</w:t>
+            </w:r>
+            <w:r>
+              <w:t>ầ</w:t>
+            </w:r>
+            <w:r>
+              <w:t>u tích h</w:t>
+            </w:r>
+            <w:r>
+              <w:t>ợ</w:t>
+            </w:r>
+            <w:r>
+              <w:t>p tr</w:t>
+            </w:r>
+            <w:r>
+              <w:t>ợ</w:t>
+            </w:r>
+            <w:r>
+              <w:t xml:space="preserve"> lý AI</w:t>
+            </w:r>
+            <w:r>
+              <w:t xml:space="preserve"> thông minh.</w:t>
             </w:r>
           </w:p>
         </w:tc>
@@ -422,22 +499,11 @@
             <w:tcBorders>
               <w:bottom w:val="dotted" w:sz="4" w:space="0" w:color="000000"/>
             </w:tcBorders>
-            <w:vAlign w:val="center"/>
-            <w:shd w:fill="F8F9F9"/>
-          </w:tcPr>
-          <w:p>
-            <w:pPr>
-              <w:spacing w:before="40" w:after="40" w:line="276" w:lineRule="auto"/>
-              <w:jc w:val="center"/>
-            </w:pPr>
-            <w:r/>
-            <w:r>
-              <w:rPr>
-                <w:rFonts w:ascii="Times New Roman" w:hAnsi="Times New Roman"/>
-                <w:b w:val="0"/>
-                <w:i w:val="0"/>
-                <w:sz w:val="20"/>
-              </w:rPr>
+            <w:shd w:val="clear" w:color="auto" w:fill="F8F9F9"/>
+            <w:vAlign w:val="center"/>
+          </w:tcPr>
+          <w:p>
+            <w:r>
               <w:t>Ngô Trung Kiên</w:t>
             </w:r>
           </w:p>
@@ -448,23 +514,11 @@
             <w:tcBorders>
               <w:bottom w:val="dotted" w:sz="4" w:space="0" w:color="000000"/>
             </w:tcBorders>
-            <w:vAlign w:val="center"/>
-            <w:shd w:fill="F8F9F9"/>
-          </w:tcPr>
-          <w:p>
-            <w:pPr>
-              <w:spacing w:before="40" w:after="40" w:line="276" w:lineRule="auto"/>
-              <w:jc w:val="center"/>
-            </w:pPr>
-            <w:r/>
-            <w:r>
-              <w:rPr>
-                <w:rFonts w:ascii="Times New Roman" w:hAnsi="Times New Roman"/>
-                <w:b/>
-                <w:i w:val="0"/>
-                <w:color w:val="27AE60"/>
-                <w:sz w:val="20"/>
-              </w:rPr>
+            <w:shd w:val="clear" w:color="auto" w:fill="F8F9F9"/>
+            <w:vAlign w:val="center"/>
+          </w:tcPr>
+          <w:p>
+            <w:r>
               <w:t>Đã hoàn thành</w:t>
             </w:r>
           </w:p>
@@ -502,19 +556,62 @@
             <w:vAlign w:val="center"/>
           </w:tcPr>
           <w:p>
-            <w:pPr>
-              <w:spacing w:before="40" w:after="40" w:line="276" w:lineRule="auto"/>
-              <w:jc w:val="left"/>
-            </w:pPr>
-            <w:r/>
-            <w:r>
-              <w:rPr>
-                <w:rFonts w:ascii="Times New Roman" w:hAnsi="Times New Roman"/>
-                <w:b w:val="0"/>
-                <w:i w:val="0"/>
-                <w:sz w:val="20"/>
-              </w:rPr>
-              <w:t>Lập kế hoạch dự án 9 tuần, phân công trách nhiệm thành viên và quy định chuẩn công nghệ (FastAPI, React, SQLite, ChromaDB, Gemini).</w:t>
+            <w:r>
+              <w:t>L</w:t>
+            </w:r>
+            <w:r>
+              <w:t>ậ</w:t>
+            </w:r>
+            <w:r>
+              <w:t>p k</w:t>
+            </w:r>
+            <w:r>
+              <w:t>ế</w:t>
+            </w:r>
+            <w:r>
+              <w:t xml:space="preserve"> ho</w:t>
+            </w:r>
+            <w:r>
+              <w:t>ạ</w:t>
+            </w:r>
+            <w:r>
+              <w:t>ch d</w:t>
+            </w:r>
+            <w:r>
+              <w:t>ự</w:t>
+            </w:r>
+            <w:r>
+              <w:t xml:space="preserve"> án 9 tu</w:t>
+            </w:r>
+            <w:r>
+              <w:t>ầ</w:t>
+            </w:r>
+            <w:r>
+              <w:t>n, phân công trách nhi</w:t>
+            </w:r>
+            <w:r>
+              <w:t>ệ</w:t>
+            </w:r>
+            <w:r>
+              <w:t>m thành viên và quy đ</w:t>
+            </w:r>
+            <w:r>
+              <w:t>ị</w:t>
+            </w:r>
+            <w:r>
+              <w:t>nh chu</w:t>
+            </w:r>
+            <w:r>
+              <w:t>ẩ</w:t>
+            </w:r>
+            <w:r>
+              <w:t>n công ngh</w:t>
+            </w:r>
+            <w:r>
+              <w:t>ệ</w:t>
+            </w:r>
+            <w:r>
+              <w:t xml:space="preserve"> (FastAPI, React, SQLite, ChromaDB, Gemini).</w:t>
             </w:r>
           </w:p>
         </w:tc>
@@ -528,18 +625,7 @@
             <w:vAlign w:val="center"/>
           </w:tcPr>
           <w:p>
-            <w:pPr>
-              <w:spacing w:before="40" w:after="40" w:line="276" w:lineRule="auto"/>
-              <w:jc w:val="center"/>
-            </w:pPr>
-            <w:r/>
-            <w:r>
-              <w:rPr>
-                <w:rFonts w:ascii="Times New Roman" w:hAnsi="Times New Roman"/>
-                <w:b w:val="0"/>
-                <w:i w:val="0"/>
-                <w:sz w:val="20"/>
-              </w:rPr>
+            <w:r>
               <w:t>Ngô Trung Kiên</w:t>
             </w:r>
           </w:p>
@@ -554,19 +640,7 @@
             <w:vAlign w:val="center"/>
           </w:tcPr>
           <w:p>
-            <w:pPr>
-              <w:spacing w:before="40" w:after="40" w:line="276" w:lineRule="auto"/>
-              <w:jc w:val="center"/>
-            </w:pPr>
-            <w:r/>
-            <w:r>
-              <w:rPr>
-                <w:rFonts w:ascii="Times New Roman" w:hAnsi="Times New Roman"/>
-                <w:b/>
-                <w:i w:val="0"/>
-                <w:color w:val="27AE60"/>
-                <w:sz w:val="20"/>
-              </w:rPr>
+            <w:r>
               <w:t>Đã hoàn thành</w:t>
             </w:r>
           </w:p>
@@ -601,23 +675,87 @@
               <w:top w:val="dotted" w:sz="4" w:space="0" w:color="000000"/>
               <w:bottom w:val="dotted" w:sz="4" w:space="0" w:color="000000"/>
             </w:tcBorders>
-            <w:vAlign w:val="center"/>
-            <w:shd w:fill="FDFEFE"/>
-          </w:tcPr>
-          <w:p>
-            <w:pPr>
-              <w:spacing w:before="40" w:after="40" w:line="276" w:lineRule="auto"/>
-              <w:jc w:val="left"/>
-            </w:pPr>
-            <w:r/>
-            <w:r>
-              <w:rPr>
-                <w:rFonts w:ascii="Times New Roman" w:hAnsi="Times New Roman"/>
-                <w:b w:val="0"/>
-                <w:i w:val="0"/>
-                <w:sz w:val="20"/>
-              </w:rPr>
-              <w:t>Xây dựng tài liệu thu thập và làm rõ yêu cầu hệ thống: bộ câu hỏi Q&amp;A, 20 yêu cầu chức năng (FR), 10 yêu cầu phi chức năng (NFR).</w:t>
+            <w:shd w:val="clear" w:color="auto" w:fill="FDFEFE"/>
+            <w:vAlign w:val="center"/>
+          </w:tcPr>
+          <w:p>
+            <w:r>
+              <w:t>Xây d</w:t>
+            </w:r>
+            <w:r>
+              <w:t>ự</w:t>
+            </w:r>
+            <w:r>
+              <w:t>ng tài li</w:t>
+            </w:r>
+            <w:r>
+              <w:t>ệ</w:t>
+            </w:r>
+            <w:r>
+              <w:t>u thu th</w:t>
+            </w:r>
+            <w:r>
+              <w:t>ậ</w:t>
+            </w:r>
+            <w:r>
+              <w:t>p và làm rõ yêu c</w:t>
+            </w:r>
+            <w:r>
+              <w:t>ầ</w:t>
+            </w:r>
+            <w:r>
+              <w:t>u h</w:t>
+            </w:r>
+            <w:r>
+              <w:t>ệ</w:t>
+            </w:r>
+            <w:r>
+              <w:t xml:space="preserve"> </w:t>
+            </w:r>
+            <w:r>
+              <w:t>th</w:t>
+            </w:r>
+            <w:r>
+              <w:t>ố</w:t>
+            </w:r>
+            <w:r>
+              <w:t>ng: b</w:t>
+            </w:r>
+            <w:r>
+              <w:t>ộ</w:t>
+            </w:r>
+            <w:r>
+              <w:t xml:space="preserve"> câu h</w:t>
+            </w:r>
+            <w:r>
+              <w:t>ỏ</w:t>
+            </w:r>
+            <w:r>
+              <w:t>i Q&amp;A, 20 yêu c</w:t>
+            </w:r>
+            <w:r>
+              <w:t>ầ</w:t>
+            </w:r>
+            <w:r>
+              <w:t>u ch</w:t>
+            </w:r>
+            <w:r>
+              <w:t>ứ</w:t>
+            </w:r>
+            <w:r>
+              <w:t>c năng (FR), 10 yêu c</w:t>
+            </w:r>
+            <w:r>
+              <w:t>ầ</w:t>
+            </w:r>
+            <w:r>
+              <w:t>u phi ch</w:t>
+            </w:r>
+            <w:r>
+              <w:t>ứ</w:t>
+            </w:r>
+            <w:r>
+              <w:t>c năng (NFR).</w:t>
             </w:r>
           </w:p>
         </w:tc>
@@ -628,23 +766,14 @@
               <w:top w:val="dotted" w:sz="4" w:space="0" w:color="000000"/>
               <w:bottom w:val="dotted" w:sz="4" w:space="0" w:color="000000"/>
             </w:tcBorders>
-            <w:vAlign w:val="center"/>
-            <w:shd w:fill="F8F9F9"/>
-          </w:tcPr>
-          <w:p>
-            <w:pPr>
-              <w:spacing w:before="40" w:after="40" w:line="276" w:lineRule="auto"/>
-              <w:jc w:val="center"/>
-            </w:pPr>
-            <w:r/>
-            <w:r>
-              <w:rPr>
-                <w:rFonts w:ascii="Times New Roman" w:hAnsi="Times New Roman"/>
-                <w:b w:val="0"/>
-                <w:i w:val="0"/>
-                <w:sz w:val="20"/>
-              </w:rPr>
+            <w:shd w:val="clear" w:color="auto" w:fill="F8F9F9"/>
+            <w:vAlign w:val="center"/>
+          </w:tcPr>
+          <w:p>
+            <w:r>
               <w:t>Ngô Trung Kiên,</w:t>
+            </w:r>
+            <w:r>
               <w:br/>
               <w:t>Phan Duy Hưng</w:t>
             </w:r>
@@ -657,23 +786,11 @@
               <w:top w:val="dotted" w:sz="4" w:space="0" w:color="000000"/>
               <w:bottom w:val="dotted" w:sz="4" w:space="0" w:color="000000"/>
             </w:tcBorders>
-            <w:vAlign w:val="center"/>
-            <w:shd w:fill="F8F9F9"/>
-          </w:tcPr>
-          <w:p>
-            <w:pPr>
-              <w:spacing w:before="40" w:after="40" w:line="276" w:lineRule="auto"/>
-              <w:jc w:val="center"/>
-            </w:pPr>
-            <w:r/>
-            <w:r>
-              <w:rPr>
-                <w:rFonts w:ascii="Times New Roman" w:hAnsi="Times New Roman"/>
-                <w:b/>
-                <w:i w:val="0"/>
-                <w:color w:val="27AE60"/>
-                <w:sz w:val="20"/>
-              </w:rPr>
+            <w:shd w:val="clear" w:color="auto" w:fill="F8F9F9"/>
+            <w:vAlign w:val="center"/>
+          </w:tcPr>
+          <w:p>
+            <w:r>
               <w:t>Đã hoàn thành</w:t>
             </w:r>
           </w:p>
@@ -711,19 +828,62 @@
             <w:vAlign w:val="center"/>
           </w:tcPr>
           <w:p>
-            <w:pPr>
-              <w:spacing w:before="40" w:after="40" w:line="276" w:lineRule="auto"/>
-              <w:jc w:val="left"/>
-            </w:pPr>
-            <w:r/>
-            <w:r>
-              <w:rPr>
-                <w:rFonts w:ascii="Times New Roman" w:hAnsi="Times New Roman"/>
-                <w:b w:val="0"/>
-                <w:i w:val="0"/>
-                <w:sz w:val="20"/>
-              </w:rPr>
-              <w:t>Phân tích quy trình nghiệp vụ tổng thể và thiết kế Sơ đồ phân cấp chức năng (Function Hierarchy Diagram - FHD) cho StoreFlow AI.</w:t>
+            <w:r>
+              <w:t>Phân tích quy trình nghi</w:t>
+            </w:r>
+            <w:r>
+              <w:t>ệ</w:t>
+            </w:r>
+            <w:r>
+              <w:t>p v</w:t>
+            </w:r>
+            <w:r>
+              <w:t>ụ</w:t>
+            </w:r>
+            <w:r>
+              <w:t xml:space="preserve"> t</w:t>
+            </w:r>
+            <w:r>
+              <w:t>ổ</w:t>
+            </w:r>
+            <w:r>
+              <w:t>ng th</w:t>
+            </w:r>
+            <w:r>
+              <w:t>ể</w:t>
+            </w:r>
+            <w:r>
+              <w:t xml:space="preserve"> và thi</w:t>
+            </w:r>
+            <w:r>
+              <w:t>ế</w:t>
+            </w:r>
+            <w:r>
+              <w:t>t k</w:t>
+            </w:r>
+            <w:r>
+              <w:t>ế</w:t>
+            </w:r>
+            <w:r>
+              <w:t xml:space="preserve"> Sơ đ</w:t>
+            </w:r>
+            <w:r>
+              <w:t>ồ</w:t>
+            </w:r>
+            <w:r>
+              <w:t xml:space="preserve"> phân c</w:t>
+            </w:r>
+            <w:r>
+              <w:t>ấ</w:t>
+            </w:r>
+            <w:r>
+              <w:t>p ch</w:t>
+            </w:r>
+            <w:r>
+              <w:t>ứ</w:t>
+            </w:r>
+            <w:r>
+              <w:t>c năng (Function Hierarchy Diagram - FHD) cho StoreFlow AI.</w:t>
             </w:r>
           </w:p>
         </w:tc>
@@ -737,18 +897,7 @@
             <w:vAlign w:val="center"/>
           </w:tcPr>
           <w:p>
-            <w:pPr>
-              <w:spacing w:before="40" w:after="40" w:line="276" w:lineRule="auto"/>
-              <w:jc w:val="center"/>
-            </w:pPr>
-            <w:r/>
-            <w:r>
-              <w:rPr>
-                <w:rFonts w:ascii="Times New Roman" w:hAnsi="Times New Roman"/>
-                <w:b w:val="0"/>
-                <w:i w:val="0"/>
-                <w:sz w:val="20"/>
-              </w:rPr>
+            <w:r>
               <w:t>Phan Duy Hưng</w:t>
             </w:r>
           </w:p>
@@ -763,19 +912,7 @@
             <w:vAlign w:val="center"/>
           </w:tcPr>
           <w:p>
-            <w:pPr>
-              <w:spacing w:before="40" w:after="40" w:line="276" w:lineRule="auto"/>
-              <w:jc w:val="center"/>
-            </w:pPr>
-            <w:r/>
-            <w:r>
-              <w:rPr>
-                <w:rFonts w:ascii="Times New Roman" w:hAnsi="Times New Roman"/>
-                <w:b/>
-                <w:i w:val="0"/>
-                <w:color w:val="27AE60"/>
-                <w:sz w:val="20"/>
-              </w:rPr>
+            <w:r>
               <w:t>Đã hoàn thành</w:t>
             </w:r>
           </w:p>
@@ -808,23 +945,72 @@
             <w:tcBorders>
               <w:top w:val="dotted" w:sz="4" w:space="0" w:color="000000"/>
             </w:tcBorders>
-            <w:vAlign w:val="center"/>
-            <w:shd w:fill="FDFEFE"/>
-          </w:tcPr>
-          <w:p>
-            <w:pPr>
-              <w:spacing w:before="40" w:after="40" w:line="276" w:lineRule="auto"/>
-              <w:jc w:val="left"/>
-            </w:pPr>
-            <w:r/>
-            <w:r>
-              <w:rPr>
-                <w:rFonts w:ascii="Times New Roman" w:hAnsi="Times New Roman"/>
-                <w:b w:val="0"/>
-                <w:i w:val="0"/>
-                <w:sz w:val="20"/>
-              </w:rPr>
-              <w:t>Khởi tạo môi trường phát triển, cấu hình Git repository, thiết lập cấu trúc thư mục chuẩn Backend/Frontend và file `.gitignore` an toàn.</w:t>
+            <w:shd w:val="clear" w:color="auto" w:fill="FDFEFE"/>
+            <w:vAlign w:val="center"/>
+          </w:tcPr>
+          <w:p>
+            <w:r>
+              <w:t>Kh</w:t>
+            </w:r>
+            <w:r>
+              <w:t>ở</w:t>
+            </w:r>
+            <w:r>
+              <w:t>i t</w:t>
+            </w:r>
+            <w:r>
+              <w:t>ạ</w:t>
+            </w:r>
+            <w:r>
+              <w:t>o môi trư</w:t>
+            </w:r>
+            <w:r>
+              <w:t>ờ</w:t>
+            </w:r>
+            <w:r>
+              <w:t>ng phát tri</w:t>
+            </w:r>
+            <w:r>
+              <w:t>ể</w:t>
+            </w:r>
+            <w:r>
+              <w:t>n, c</w:t>
+            </w:r>
+            <w:r>
+              <w:t>ấ</w:t>
+            </w:r>
+            <w:r>
+              <w:t>u hình Git repository, thi</w:t>
+            </w:r>
+            <w:r>
+              <w:t>ế</w:t>
+            </w:r>
+            <w:r>
+              <w:t>t l</w:t>
+            </w:r>
+            <w:r>
+              <w:t>ậ</w:t>
+            </w:r>
+            <w:r>
+              <w:t>p c</w:t>
+            </w:r>
+            <w:r>
+              <w:t>ấ</w:t>
+            </w:r>
+            <w:r>
+              <w:t>u trúc thư m</w:t>
+            </w:r>
+            <w:r>
+              <w:t>ụ</w:t>
+            </w:r>
+            <w:r>
+              <w:t>c chu</w:t>
+            </w:r>
+            <w:r>
+              <w:t>ẩ</w:t>
+            </w:r>
+            <w:r>
+              <w:t>n Backend/Frontend và file `.gitignore` an toàn.</w:t>
             </w:r>
           </w:p>
         </w:tc>
@@ -834,23 +1020,24 @@
             <w:tcBorders>
               <w:top w:val="dotted" w:sz="4" w:space="0" w:color="000000"/>
             </w:tcBorders>
-            <w:vAlign w:val="center"/>
-            <w:shd w:fill="F8F9F9"/>
-          </w:tcPr>
-          <w:p>
-            <w:pPr>
-              <w:spacing w:before="40" w:after="40" w:line="276" w:lineRule="auto"/>
-              <w:jc w:val="center"/>
-            </w:pPr>
-            <w:r/>
-            <w:r>
-              <w:rPr>
-                <w:rFonts w:ascii="Times New Roman" w:hAnsi="Times New Roman"/>
-                <w:b w:val="0"/>
-                <w:i w:val="0"/>
-                <w:sz w:val="20"/>
-              </w:rPr>
-              <w:t>Vũ Đức Đạt</w:t>
+            <w:shd w:val="clear" w:color="auto" w:fill="F8F9F9"/>
+            <w:vAlign w:val="center"/>
+          </w:tcPr>
+          <w:p>
+            <w:r>
+              <w:t>Vũ Đ</w:t>
+            </w:r>
+            <w:r>
+              <w:t>ứ</w:t>
+            </w:r>
+            <w:r>
+              <w:t>c Đ</w:t>
+            </w:r>
+            <w:r>
+              <w:t>ạ</w:t>
+            </w:r>
+            <w:r>
+              <w:t>t</w:t>
             </w:r>
           </w:p>
         </w:tc>
@@ -860,23 +1047,11 @@
             <w:tcBorders>
               <w:top w:val="dotted" w:sz="4" w:space="0" w:color="000000"/>
             </w:tcBorders>
-            <w:vAlign w:val="center"/>
-            <w:shd w:fill="F8F9F9"/>
-          </w:tcPr>
-          <w:p>
-            <w:pPr>
-              <w:spacing w:before="40" w:after="40" w:line="276" w:lineRule="auto"/>
-              <w:jc w:val="center"/>
-            </w:pPr>
-            <w:r/>
-            <w:r>
-              <w:rPr>
-                <w:rFonts w:ascii="Times New Roman" w:hAnsi="Times New Roman"/>
-                <w:b/>
-                <w:i w:val="0"/>
-                <w:color w:val="27AE60"/>
-                <w:sz w:val="20"/>
-              </w:rPr>
+            <w:shd w:val="clear" w:color="auto" w:fill="F8F9F9"/>
+            <w:vAlign w:val="center"/>
+          </w:tcPr>
+          <w:p>
+            <w:r>
               <w:t>Đã hoàn thành</w:t>
             </w:r>
           </w:p>
@@ -890,26 +1065,24 @@
           <w:tcPr>
             <w:tcW w:w="1545" w:type="dxa"/>
             <w:vMerge w:val="restart"/>
-            <w:vAlign w:val="center"/>
-            <w:shd w:fill="F8F9F9"/>
-            <w:shd w:fill="F8F9F9"/>
-          </w:tcPr>
-          <w:p>
-            <w:pPr>
-              <w:spacing w:before="40" w:after="40" w:line="276" w:lineRule="auto"/>
-              <w:jc w:val="center"/>
-            </w:pPr>
-            <w:r/>
-            <w:r>
-              <w:rPr>
-                <w:rFonts w:ascii="Times New Roman" w:hAnsi="Times New Roman"/>
-                <w:b/>
-                <w:i w:val="0"/>
-                <w:sz w:val="20"/>
-              </w:rPr>
-              <w:t>Tuần 02</w:t>
+            <w:shd w:val="clear" w:color="auto" w:fill="F8F9F9"/>
+            <w:vAlign w:val="center"/>
+          </w:tcPr>
+          <w:p>
+            <w:r>
+              <w:t>Tu</w:t>
+            </w:r>
+            <w:r>
+              <w:t>ầ</w:t>
+            </w:r>
+            <w:r>
+              <w:t>n 02</w:t>
+            </w:r>
+            <w:r>
               <w:br/>
               <w:t>(03/08/2026 –</w:t>
+            </w:r>
+            <w:r>
               <w:br/>
               <w:t>09/08/2026)</w:t>
             </w:r>
@@ -924,19 +1097,101 @@
             <w:vAlign w:val="center"/>
           </w:tcPr>
           <w:p>
-            <w:pPr>
-              <w:spacing w:before="40" w:after="40" w:line="276" w:lineRule="auto"/>
-              <w:jc w:val="left"/>
-            </w:pPr>
-            <w:r/>
-            <w:r>
-              <w:rPr>
-                <w:rFonts w:ascii="Times New Roman" w:hAnsi="Times New Roman"/>
-                <w:b w:val="0"/>
-                <w:i w:val="0"/>
-                <w:sz w:val="20"/>
-              </w:rPr>
-              <w:t>Thiết kế mô hình cơ sở dữ liệu quan hệ (ERD 10 bảng dữ liệu chuẩn hóa): users, categories, products, customers, orders, order_items, purchase_receipts, purchase_items, inventory_logs, ai_audit_logs.</w:t>
+            <w:r>
+              <w:t>Thi</w:t>
+            </w:r>
+            <w:r>
+              <w:t>ế</w:t>
+            </w:r>
+            <w:r>
+              <w:t>t k</w:t>
+            </w:r>
+            <w:r>
+              <w:t>ế</w:t>
+            </w:r>
+            <w:r>
+              <w:t xml:space="preserve"> mô hình cơ s</w:t>
+            </w:r>
+            <w:r>
+              <w:t>ở</w:t>
+            </w:r>
+            <w:r>
+              <w:t xml:space="preserve"> d</w:t>
+            </w:r>
+            <w:r>
+              <w:t>ữ</w:t>
+            </w:r>
+            <w:r>
+              <w:t xml:space="preserve"> </w:t>
+            </w:r>
+            <w:r>
+              <w:t>li</w:t>
+            </w:r>
+            <w:r>
+              <w:t>ệ</w:t>
+            </w:r>
+            <w:r>
+              <w:t>u quan h</w:t>
+            </w:r>
+            <w:r>
+              <w:t>ệ</w:t>
+            </w:r>
+            <w:r>
+              <w:t xml:space="preserve"> (ERD 12 b</w:t>
+            </w:r>
+            <w:r>
+              <w:t>ả</w:t>
+            </w:r>
+            <w:r>
+              <w:t>ng SQLite, bao g</w:t>
+            </w:r>
+            <w:r>
+              <w:t>ồ</w:t>
+            </w:r>
+            <w:r>
+              <w:t>m b</w:t>
+            </w:r>
+            <w:r>
+              <w:t>ả</w:t>
+            </w:r>
+            <w:r>
+              <w:t>ng thông tin th</w:t>
+            </w:r>
+            <w:r>
+              <w:t>ị</w:t>
+            </w:r>
+            <w:r>
+              <w:t xml:space="preserve"> giác s</w:t>
+            </w:r>
+            <w:r>
+              <w:t>ả</w:t>
+            </w:r>
+            <w:r>
+              <w:t>n ph</w:t>
+            </w:r>
+            <w:r>
+              <w:t>ẩ</w:t>
+            </w:r>
+            <w:r>
+              <w:t>m product_visual_metadata và nh</w:t>
+            </w:r>
+            <w:r>
+              <w:t>ậ</w:t>
+            </w:r>
+            <w:r>
+              <w:t>t ký ngo</w:t>
+            </w:r>
+            <w:r>
+              <w:t>ạ</w:t>
+            </w:r>
+            <w:r>
+              <w:t>i l</w:t>
+            </w:r>
+            <w:r>
+              <w:t>ệ</w:t>
+            </w:r>
+            <w:r>
+              <w:t xml:space="preserve"> đơn hàng order_audit_logs).</w:t>
             </w:r>
           </w:p>
         </w:tc>
@@ -949,19 +1204,22 @@
             <w:vAlign w:val="center"/>
           </w:tcPr>
           <w:p>
-            <w:pPr>
-              <w:spacing w:before="40" w:after="40" w:line="276" w:lineRule="auto"/>
-              <w:jc w:val="center"/>
-            </w:pPr>
-            <w:r/>
-            <w:r>
-              <w:rPr>
-                <w:rFonts w:ascii="Times New Roman" w:hAnsi="Times New Roman"/>
-                <w:b w:val="0"/>
-                <w:i w:val="0"/>
-                <w:sz w:val="20"/>
-              </w:rPr>
-              <w:t>Vũ Đức Đạt,</w:t>
+            <w:r>
+              <w:t>Vũ Đ</w:t>
+            </w:r>
+            <w:r>
+              <w:t>ứ</w:t>
+            </w:r>
+            <w:r>
+              <w:t>c Đ</w:t>
+            </w:r>
+            <w:r>
+              <w:t>ạ</w:t>
+            </w:r>
+            <w:r>
+              <w:t>t,</w:t>
+            </w:r>
+            <w:r>
               <w:br/>
               <w:t>Ngô Trung Kiên</w:t>
             </w:r>
@@ -976,19 +1234,7 @@
             <w:vAlign w:val="center"/>
           </w:tcPr>
           <w:p>
-            <w:pPr>
-              <w:spacing w:before="40" w:after="40" w:line="276" w:lineRule="auto"/>
-              <w:jc w:val="center"/>
-            </w:pPr>
-            <w:r/>
-            <w:r>
-              <w:rPr>
-                <w:rFonts w:ascii="Times New Roman" w:hAnsi="Times New Roman"/>
-                <w:b/>
-                <w:i w:val="0"/>
-                <w:color w:val="27AE60"/>
-                <w:sz w:val="20"/>
-              </w:rPr>
+            <w:r>
               <w:t>Đã hoàn thành</w:t>
             </w:r>
           </w:p>
@@ -1023,23 +1269,115 @@
               <w:top w:val="dotted" w:sz="4" w:space="0" w:color="000000"/>
               <w:bottom w:val="dotted" w:sz="4" w:space="0" w:color="000000"/>
             </w:tcBorders>
-            <w:vAlign w:val="center"/>
-            <w:shd w:fill="FDFEFE"/>
-          </w:tcPr>
-          <w:p>
-            <w:pPr>
-              <w:spacing w:before="40" w:after="40" w:line="276" w:lineRule="auto"/>
-              <w:jc w:val="left"/>
-            </w:pPr>
-            <w:r/>
-            <w:r>
-              <w:rPr>
-                <w:rFonts w:ascii="Times New Roman" w:hAnsi="Times New Roman"/>
-                <w:b w:val="0"/>
-                <w:i w:val="0"/>
-                <w:sz w:val="20"/>
-              </w:rPr>
-              <w:t>Thiết kế kiến trúc hệ thống 3 tầng kết hợp Hybrid RAG (FastAPI REST API, React SPA, SQLite WAL Database và ChromaDB Vector Store).</w:t>
+            <w:shd w:val="clear" w:color="auto" w:fill="FDFEFE"/>
+            <w:vAlign w:val="center"/>
+          </w:tcPr>
+          <w:p>
+            <w:r>
+              <w:t>Thi</w:t>
+            </w:r>
+            <w:r>
+              <w:t>ế</w:t>
+            </w:r>
+            <w:r>
+              <w:t>t k</w:t>
+            </w:r>
+            <w:r>
+              <w:t>ế</w:t>
+            </w:r>
+            <w:r>
+              <w:t xml:space="preserve"> ki</w:t>
+            </w:r>
+            <w:r>
+              <w:t>ế</w:t>
+            </w:r>
+            <w:r>
+              <w:t>n trúc h</w:t>
+            </w:r>
+            <w:r>
+              <w:t>ệ</w:t>
+            </w:r>
+            <w:r>
+              <w:t xml:space="preserve"> th</w:t>
+            </w:r>
+            <w:r>
+              <w:t>ố</w:t>
+            </w:r>
+            <w:r>
+              <w:t>ng 3 t</w:t>
+            </w:r>
+            <w:r>
+              <w:t>ầ</w:t>
+            </w:r>
+            <w:r>
+              <w:t>ng: T</w:t>
+            </w:r>
+            <w:r>
+              <w:t>ầ</w:t>
+            </w:r>
+            <w:r>
+              <w:t xml:space="preserve">ng </w:t>
+            </w:r>
+            <w:r>
+              <w:t>ứ</w:t>
+            </w:r>
+            <w:r>
+              <w:t>ng d</w:t>
+            </w:r>
+            <w:r>
+              <w:t>ụ</w:t>
+            </w:r>
+            <w:r>
+              <w:t>ng phân tách nghi</w:t>
+            </w:r>
+            <w:r>
+              <w:t>ệ</w:t>
+            </w:r>
+            <w:r>
+              <w:t>p</w:t>
+            </w:r>
+            <w:r>
+              <w:t xml:space="preserve"> v</w:t>
+            </w:r>
+            <w:r>
+              <w:t>ụ</w:t>
+            </w:r>
+            <w:r>
+              <w:t xml:space="preserve"> đa bư</w:t>
+            </w:r>
+            <w:r>
+              <w:t>ớ</w:t>
+            </w:r>
+            <w:r>
+              <w:t>c, T</w:t>
+            </w:r>
+            <w:r>
+              <w:t>ầ</w:t>
+            </w:r>
+            <w:r>
+              <w:t>ng AI đa phương th</w:t>
+            </w:r>
+            <w:r>
+              <w:t>ứ</w:t>
+            </w:r>
+            <w:r>
+              <w:t xml:space="preserve">c </w:t>
+            </w:r>
+            <w:r>
+              <w:lastRenderedPageBreak/>
+              <w:t>k</w:t>
+            </w:r>
+            <w:r>
+              <w:t>ế</w:t>
+            </w:r>
+            <w:r>
+              <w:t>t h</w:t>
+            </w:r>
+            <w:r>
+              <w:t>ợ</w:t>
+            </w:r>
+            <w:r>
+              <w:t>p Semantic Retrieval (ChromaDB) và SQLite Ground Truth Verification.</w:t>
             </w:r>
           </w:p>
         </w:tc>
@@ -1050,23 +1388,27 @@
               <w:top w:val="dotted" w:sz="4" w:space="0" w:color="000000"/>
               <w:bottom w:val="dotted" w:sz="4" w:space="0" w:color="000000"/>
             </w:tcBorders>
-            <w:vAlign w:val="center"/>
-            <w:shd w:fill="F8F9F9"/>
-          </w:tcPr>
-          <w:p>
-            <w:pPr>
-              <w:spacing w:before="40" w:after="40" w:line="276" w:lineRule="auto"/>
-              <w:jc w:val="center"/>
-            </w:pPr>
-            <w:r/>
-            <w:r>
-              <w:rPr>
-                <w:rFonts w:ascii="Times New Roman" w:hAnsi="Times New Roman"/>
-                <w:b w:val="0"/>
-                <w:i w:val="0"/>
-                <w:sz w:val="20"/>
-              </w:rPr>
-              <w:t>Vũ Đức Đạt,</w:t>
+            <w:shd w:val="clear" w:color="auto" w:fill="F8F9F9"/>
+            <w:vAlign w:val="center"/>
+          </w:tcPr>
+          <w:p>
+            <w:r>
+              <w:lastRenderedPageBreak/>
+              <w:t>Vũ Đ</w:t>
+            </w:r>
+            <w:r>
+              <w:t>ứ</w:t>
+            </w:r>
+            <w:r>
+              <w:t>c Đ</w:t>
+            </w:r>
+            <w:r>
+              <w:t>ạ</w:t>
+            </w:r>
+            <w:r>
+              <w:t>t,</w:t>
+            </w:r>
+            <w:r>
               <w:br/>
               <w:t>Ngô Trung Kiên</w:t>
             </w:r>
@@ -1079,23 +1421,11 @@
               <w:top w:val="dotted" w:sz="4" w:space="0" w:color="000000"/>
               <w:bottom w:val="dotted" w:sz="4" w:space="0" w:color="000000"/>
             </w:tcBorders>
-            <w:vAlign w:val="center"/>
-            <w:shd w:fill="F8F9F9"/>
-          </w:tcPr>
-          <w:p>
-            <w:pPr>
-              <w:spacing w:before="40" w:after="40" w:line="276" w:lineRule="auto"/>
-              <w:jc w:val="center"/>
-            </w:pPr>
-            <w:r/>
-            <w:r>
-              <w:rPr>
-                <w:rFonts w:ascii="Times New Roman" w:hAnsi="Times New Roman"/>
-                <w:b/>
-                <w:i w:val="0"/>
-                <w:color w:val="27AE60"/>
-                <w:sz w:val="20"/>
-              </w:rPr>
+            <w:shd w:val="clear" w:color="auto" w:fill="F8F9F9"/>
+            <w:vAlign w:val="center"/>
+          </w:tcPr>
+          <w:p>
+            <w:r>
               <w:t>Đã hoàn thành</w:t>
             </w:r>
           </w:p>
@@ -1133,19 +1463,53 @@
             <w:vAlign w:val="center"/>
           </w:tcPr>
           <w:p>
-            <w:pPr>
-              <w:spacing w:before="40" w:after="40" w:line="276" w:lineRule="auto"/>
-              <w:jc w:val="left"/>
-            </w:pPr>
-            <w:r/>
-            <w:r>
-              <w:rPr>
-                <w:rFonts w:ascii="Times New Roman" w:hAnsi="Times New Roman"/>
-                <w:b w:val="0"/>
-                <w:i w:val="0"/>
-                <w:sz w:val="20"/>
-              </w:rPr>
-              <w:t>Thiết kế mô hình phân quyền người dùng RBAC 5 vai trò (SuperAdmin &gt; Admin &gt; Staff &gt; Customer &gt; Guest) và ma trận quyền hạn bảo mật.</w:t>
+            <w:r>
+              <w:t>Thi</w:t>
+            </w:r>
+            <w:r>
+              <w:t>ế</w:t>
+            </w:r>
+            <w:r>
+              <w:t>t k</w:t>
+            </w:r>
+            <w:r>
+              <w:t>ế</w:t>
+            </w:r>
+            <w:r>
+              <w:t xml:space="preserve"> mô hình phân quy</w:t>
+            </w:r>
+            <w:r>
+              <w:t>ề</w:t>
+            </w:r>
+            <w:r>
+              <w:t>n ngư</w:t>
+            </w:r>
+            <w:r>
+              <w:t>ờ</w:t>
+            </w:r>
+            <w:r>
+              <w:t>i dùng (5 tác nhân Use Case; 4 vai trò xác th</w:t>
+            </w:r>
+            <w:r>
+              <w:t>ự</w:t>
+            </w:r>
+            <w:r>
+              <w:t>c trong CSDL: superadmin</w:t>
+            </w:r>
+            <w:r>
+              <w:t>, admin, staff, customer; Guest là tr</w:t>
+            </w:r>
+            <w:r>
+              <w:t>ạ</w:t>
+            </w:r>
+            <w:r>
+              <w:t>ng thái vãng lai chưa đăng nh</w:t>
+            </w:r>
+            <w:r>
+              <w:t>ậ</w:t>
+            </w:r>
+            <w:r>
+              <w:t>p).</w:t>
             </w:r>
           </w:p>
         </w:tc>
@@ -1159,19 +1523,22 @@
             <w:vAlign w:val="center"/>
           </w:tcPr>
           <w:p>
-            <w:pPr>
-              <w:spacing w:before="40" w:after="40" w:line="276" w:lineRule="auto"/>
-              <w:jc w:val="center"/>
-            </w:pPr>
-            <w:r/>
-            <w:r>
-              <w:rPr>
-                <w:rFonts w:ascii="Times New Roman" w:hAnsi="Times New Roman"/>
-                <w:b w:val="0"/>
-                <w:i w:val="0"/>
-                <w:sz w:val="20"/>
-              </w:rPr>
-              <w:t>Vũ Đức Đạt,</w:t>
+            <w:r>
+              <w:t>Vũ Đ</w:t>
+            </w:r>
+            <w:r>
+              <w:t>ứ</w:t>
+            </w:r>
+            <w:r>
+              <w:t>c Đ</w:t>
+            </w:r>
+            <w:r>
+              <w:t>ạ</w:t>
+            </w:r>
+            <w:r>
+              <w:t>t,</w:t>
+            </w:r>
+            <w:r>
               <w:br/>
               <w:t>Phan Duy Hưng</w:t>
             </w:r>
@@ -1187,19 +1554,7 @@
             <w:vAlign w:val="center"/>
           </w:tcPr>
           <w:p>
-            <w:pPr>
-              <w:spacing w:before="40" w:after="40" w:line="276" w:lineRule="auto"/>
-              <w:jc w:val="center"/>
-            </w:pPr>
-            <w:r/>
-            <w:r>
-              <w:rPr>
-                <w:rFonts w:ascii="Times New Roman" w:hAnsi="Times New Roman"/>
-                <w:b/>
-                <w:i w:val="0"/>
-                <w:color w:val="27AE60"/>
-                <w:sz w:val="20"/>
-              </w:rPr>
+            <w:r>
               <w:t>Đã hoàn thành</w:t>
             </w:r>
           </w:p>
@@ -1234,23 +1589,36 @@
               <w:top w:val="dotted" w:sz="4" w:space="0" w:color="000000"/>
               <w:bottom w:val="dotted" w:sz="4" w:space="0" w:color="000000"/>
             </w:tcBorders>
-            <w:vAlign w:val="center"/>
-            <w:shd w:fill="FDFEFE"/>
-          </w:tcPr>
-          <w:p>
-            <w:pPr>
-              <w:spacing w:before="40" w:after="40" w:line="276" w:lineRule="auto"/>
-              <w:jc w:val="left"/>
-            </w:pPr>
-            <w:r/>
-            <w:r>
-              <w:rPr>
-                <w:rFonts w:ascii="Times New Roman" w:hAnsi="Times New Roman"/>
-                <w:b w:val="0"/>
-                <w:i w:val="0"/>
-                <w:sz w:val="20"/>
-              </w:rPr>
-              <w:t>Thiết kế giao diện UI/UX theo phong cách Cyberpunk Vintage, hệ thống Design System (màu sắc, typography, component) hỗ trợ Dark/Light Theme.</w:t>
+            <w:shd w:val="clear" w:color="auto" w:fill="FDFEFE"/>
+            <w:vAlign w:val="center"/>
+          </w:tcPr>
+          <w:p>
+            <w:r>
+              <w:t>Thi</w:t>
+            </w:r>
+            <w:r>
+              <w:t>ế</w:t>
+            </w:r>
+            <w:r>
+              <w:t>t k</w:t>
+            </w:r>
+            <w:r>
+              <w:t>ế</w:t>
+            </w:r>
+            <w:r>
+              <w:t xml:space="preserve"> giao di</w:t>
+            </w:r>
+            <w:r>
+              <w:t>ệ</w:t>
+            </w:r>
+            <w:r>
+              <w:t>n UI/UX theo phong cách Vintage Editorial / Retro Print Catalog v</w:t>
+            </w:r>
+            <w:r>
+              <w:t>ớ</w:t>
+            </w:r>
+            <w:r>
+              <w:t>i Dual Theme (Light/Dark).</w:t>
             </w:r>
           </w:p>
         </w:tc>
@@ -1261,22 +1629,11 @@
               <w:top w:val="dotted" w:sz="4" w:space="0" w:color="000000"/>
               <w:bottom w:val="dotted" w:sz="4" w:space="0" w:color="000000"/>
             </w:tcBorders>
-            <w:vAlign w:val="center"/>
-            <w:shd w:fill="F8F9F9"/>
-          </w:tcPr>
-          <w:p>
-            <w:pPr>
-              <w:spacing w:before="40" w:after="40" w:line="276" w:lineRule="auto"/>
-              <w:jc w:val="center"/>
-            </w:pPr>
-            <w:r/>
-            <w:r>
-              <w:rPr>
-                <w:rFonts w:ascii="Times New Roman" w:hAnsi="Times New Roman"/>
-                <w:b w:val="0"/>
-                <w:i w:val="0"/>
-                <w:sz w:val="20"/>
-              </w:rPr>
+            <w:shd w:val="clear" w:color="auto" w:fill="F8F9F9"/>
+            <w:vAlign w:val="center"/>
+          </w:tcPr>
+          <w:p>
+            <w:r>
               <w:t>Phan Duy Hưng</w:t>
             </w:r>
           </w:p>
@@ -1288,23 +1645,11 @@
               <w:top w:val="dotted" w:sz="4" w:space="0" w:color="000000"/>
               <w:bottom w:val="dotted" w:sz="4" w:space="0" w:color="000000"/>
             </w:tcBorders>
-            <w:vAlign w:val="center"/>
-            <w:shd w:fill="F8F9F9"/>
-          </w:tcPr>
-          <w:p>
-            <w:pPr>
-              <w:spacing w:before="40" w:after="40" w:line="276" w:lineRule="auto"/>
-              <w:jc w:val="center"/>
-            </w:pPr>
-            <w:r/>
-            <w:r>
-              <w:rPr>
-                <w:rFonts w:ascii="Times New Roman" w:hAnsi="Times New Roman"/>
-                <w:b/>
-                <w:i w:val="0"/>
-                <w:color w:val="27AE60"/>
-                <w:sz w:val="20"/>
-              </w:rPr>
+            <w:shd w:val="clear" w:color="auto" w:fill="F8F9F9"/>
+            <w:vAlign w:val="center"/>
+          </w:tcPr>
+          <w:p>
+            <w:r>
               <w:t>Đã hoàn thành</w:t>
             </w:r>
           </w:p>
@@ -1341,19 +1686,68 @@
             <w:vAlign w:val="center"/>
           </w:tcPr>
           <w:p>
-            <w:pPr>
-              <w:spacing w:before="40" w:after="40" w:line="276" w:lineRule="auto"/>
-              <w:jc w:val="left"/>
-            </w:pPr>
-            <w:r/>
-            <w:r>
-              <w:rPr>
-                <w:rFonts w:ascii="Times New Roman" w:hAnsi="Times New Roman"/>
-                <w:b w:val="0"/>
-                <w:i w:val="0"/>
-                <w:sz w:val="20"/>
-              </w:rPr>
-              <w:t>Thiết kế cấu trúc Prompt mẫu sơ bộ cho Trợ lý AI tư vấn sản phẩm và Trợ lý sinh báo cáo doanh thu tài chính.</w:t>
+            <w:r>
+              <w:t>Thi</w:t>
+            </w:r>
+            <w:r>
+              <w:t>ế</w:t>
+            </w:r>
+            <w:r>
+              <w:t>t k</w:t>
+            </w:r>
+            <w:r>
+              <w:t>ế</w:t>
+            </w:r>
+            <w:r>
+              <w:t xml:space="preserve"> c</w:t>
+            </w:r>
+            <w:r>
+              <w:t>ấ</w:t>
+            </w:r>
+            <w:r>
+              <w:t>u trúc Prompt m</w:t>
+            </w:r>
+            <w:r>
+              <w:t>ẫ</w:t>
+            </w:r>
+            <w:r>
+              <w:t>u sơ b</w:t>
+            </w:r>
+            <w:r>
+              <w:t>ộ</w:t>
+            </w:r>
+            <w:r>
+              <w:t xml:space="preserve"> cho Tr</w:t>
+            </w:r>
+            <w:r>
+              <w:t>ợ</w:t>
+            </w:r>
+            <w:r>
+              <w:t xml:space="preserve"> lý AI tư v</w:t>
+            </w:r>
+            <w:r>
+              <w:t>ấ</w:t>
+            </w:r>
+            <w:r>
+              <w:t>n s</w:t>
+            </w:r>
+            <w:r>
+              <w:t>ả</w:t>
+            </w:r>
+            <w:r>
+              <w:t>n ph</w:t>
+            </w:r>
+            <w:r>
+              <w:t>ẩ</w:t>
+            </w:r>
+            <w:r>
+              <w:t>m và Tr</w:t>
+            </w:r>
+            <w:r>
+              <w:t>ợ</w:t>
+            </w:r>
+            <w:r>
+              <w:t xml:space="preserve"> lý sinh báo cáo doanh thu tài chính.</w:t>
             </w:r>
           </w:p>
         </w:tc>
@@ -1366,18 +1760,7 @@
             <w:vAlign w:val="center"/>
           </w:tcPr>
           <w:p>
-            <w:pPr>
-              <w:spacing w:before="40" w:after="40" w:line="276" w:lineRule="auto"/>
-              <w:jc w:val="center"/>
-            </w:pPr>
-            <w:r/>
-            <w:r>
-              <w:rPr>
-                <w:rFonts w:ascii="Times New Roman" w:hAnsi="Times New Roman"/>
-                <w:b w:val="0"/>
-                <w:i w:val="0"/>
-                <w:sz w:val="20"/>
-              </w:rPr>
+            <w:r>
               <w:t>Ngô Trung Kiên</w:t>
             </w:r>
           </w:p>
@@ -1391,19 +1774,7 @@
             <w:vAlign w:val="center"/>
           </w:tcPr>
           <w:p>
-            <w:pPr>
-              <w:spacing w:before="40" w:after="40" w:line="276" w:lineRule="auto"/>
-              <w:jc w:val="center"/>
-            </w:pPr>
-            <w:r/>
-            <w:r>
-              <w:rPr>
-                <w:rFonts w:ascii="Times New Roman" w:hAnsi="Times New Roman"/>
-                <w:b/>
-                <w:i w:val="0"/>
-                <w:color w:val="27AE60"/>
-                <w:sz w:val="20"/>
-              </w:rPr>
+            <w:r>
               <w:t>Đã hoàn thành</w:t>
             </w:r>
           </w:p>
@@ -1417,27 +1788,24 @@
           <w:tcPr>
             <w:tcW w:w="1545" w:type="dxa"/>
             <w:vMerge w:val="restart"/>
-            <w:vAlign w:val="center"/>
-            <w:shd w:fill="F8F9F9"/>
-            <w:shd w:fill="F8F9F9"/>
-            <w:shd w:fill="F8F9F9"/>
-          </w:tcPr>
-          <w:p>
-            <w:pPr>
-              <w:spacing w:before="40" w:after="40" w:line="276" w:lineRule="auto"/>
-              <w:jc w:val="center"/>
-            </w:pPr>
-            <w:r/>
-            <w:r>
-              <w:rPr>
-                <w:rFonts w:ascii="Times New Roman" w:hAnsi="Times New Roman"/>
-                <w:b/>
-                <w:i w:val="0"/>
-                <w:sz w:val="20"/>
-              </w:rPr>
-              <w:t>Tuần 03</w:t>
+            <w:shd w:val="clear" w:color="auto" w:fill="F8F9F9"/>
+            <w:vAlign w:val="center"/>
+          </w:tcPr>
+          <w:p>
+            <w:r>
+              <w:t>Tu</w:t>
+            </w:r>
+            <w:r>
+              <w:t>ầ</w:t>
+            </w:r>
+            <w:r>
+              <w:t>n 03</w:t>
+            </w:r>
+            <w:r>
               <w:br/>
               <w:t>(10/08/2026 –</w:t>
+            </w:r>
+            <w:r>
               <w:br/>
               <w:t>16/08/2026)</w:t>
             </w:r>
@@ -1449,23 +1817,87 @@
             <w:tcBorders>
               <w:bottom w:val="dotted" w:sz="4" w:space="0" w:color="000000"/>
             </w:tcBorders>
-            <w:vAlign w:val="center"/>
-            <w:shd w:fill="FDFEFE"/>
-          </w:tcPr>
-          <w:p>
-            <w:pPr>
-              <w:spacing w:before="40" w:after="40" w:line="276" w:lineRule="auto"/>
-              <w:jc w:val="left"/>
-            </w:pPr>
-            <w:r/>
-            <w:r>
-              <w:rPr>
-                <w:rFonts w:ascii="Times New Roman" w:hAnsi="Times New Roman"/>
-                <w:b w:val="0"/>
-                <w:i w:val="0"/>
-                <w:sz w:val="20"/>
-              </w:rPr>
-              <w:t>Lập trình Schema SQLite, cấu hình chế độ WAL (`PRAGMA journal_mode=WAL`), cơ chế quản lý kết nối context manager và chỉ mục tối ưu truy vấn.</w:t>
+            <w:shd w:val="clear" w:color="auto" w:fill="FDFEFE"/>
+            <w:vAlign w:val="center"/>
+          </w:tcPr>
+          <w:p>
+            <w:r>
+              <w:t>L</w:t>
+            </w:r>
+            <w:r>
+              <w:t>ậ</w:t>
+            </w:r>
+            <w:r>
+              <w:t>p trình Schema SQLite, c</w:t>
+            </w:r>
+            <w:r>
+              <w:t>ấ</w:t>
+            </w:r>
+            <w:r>
+              <w:t>u hình ch</w:t>
+            </w:r>
+            <w:r>
+              <w:t>ế</w:t>
+            </w:r>
+            <w:r>
+              <w:t xml:space="preserve"> đ</w:t>
+            </w:r>
+            <w:r>
+              <w:t>ộ</w:t>
+            </w:r>
+            <w:r>
+              <w:t xml:space="preserve"> WAL (`PRAGMA journal_mode=WAL`), cơ ch</w:t>
+            </w:r>
+            <w:r>
+              <w:t>ế</w:t>
+            </w:r>
+            <w:r>
+              <w:t xml:space="preserve"> </w:t>
+            </w:r>
+            <w:r>
+              <w:t>qu</w:t>
+            </w:r>
+            <w:r>
+              <w:t>ả</w:t>
+            </w:r>
+            <w:r>
+              <w:t>n lý k</w:t>
+            </w:r>
+            <w:r>
+              <w:t>ế</w:t>
+            </w:r>
+            <w:r>
+              <w:t>t n</w:t>
+            </w:r>
+            <w:r>
+              <w:t>ố</w:t>
+            </w:r>
+            <w:r>
+              <w:t>i context manager và ch</w:t>
+            </w:r>
+            <w:r>
+              <w:t>ỉ</w:t>
+            </w:r>
+            <w:r>
+              <w:t xml:space="preserve"> m</w:t>
+            </w:r>
+            <w:r>
+              <w:t>ụ</w:t>
+            </w:r>
+            <w:r>
+              <w:t>c t</w:t>
+            </w:r>
+            <w:r>
+              <w:t>ố</w:t>
+            </w:r>
+            <w:r>
+              <w:t>i ưu truy v</w:t>
+            </w:r>
+            <w:r>
+              <w:t>ấ</w:t>
+            </w:r>
+            <w:r>
+              <w:t>n.</w:t>
             </w:r>
           </w:p>
         </w:tc>
@@ -1475,23 +1907,24 @@
             <w:tcBorders>
               <w:bottom w:val="dotted" w:sz="4" w:space="0" w:color="000000"/>
             </w:tcBorders>
-            <w:vAlign w:val="center"/>
-            <w:shd w:fill="F8F9F9"/>
-          </w:tcPr>
-          <w:p>
-            <w:pPr>
-              <w:spacing w:before="40" w:after="40" w:line="276" w:lineRule="auto"/>
-              <w:jc w:val="center"/>
-            </w:pPr>
-            <w:r/>
-            <w:r>
-              <w:rPr>
-                <w:rFonts w:ascii="Times New Roman" w:hAnsi="Times New Roman"/>
-                <w:b w:val="0"/>
-                <w:i w:val="0"/>
-                <w:sz w:val="20"/>
-              </w:rPr>
-              <w:t>Vũ Đức Đạt</w:t>
+            <w:shd w:val="clear" w:color="auto" w:fill="F8F9F9"/>
+            <w:vAlign w:val="center"/>
+          </w:tcPr>
+          <w:p>
+            <w:r>
+              <w:t>Vũ Đ</w:t>
+            </w:r>
+            <w:r>
+              <w:t>ứ</w:t>
+            </w:r>
+            <w:r>
+              <w:t>c Đ</w:t>
+            </w:r>
+            <w:r>
+              <w:t>ạ</w:t>
+            </w:r>
+            <w:r>
+              <w:t>t</w:t>
             </w:r>
           </w:p>
         </w:tc>
@@ -1501,23 +1934,11 @@
             <w:tcBorders>
               <w:bottom w:val="dotted" w:sz="4" w:space="0" w:color="000000"/>
             </w:tcBorders>
-            <w:vAlign w:val="center"/>
-            <w:shd w:fill="F8F9F9"/>
-          </w:tcPr>
-          <w:p>
-            <w:pPr>
-              <w:spacing w:before="40" w:after="40" w:line="276" w:lineRule="auto"/>
-              <w:jc w:val="center"/>
-            </w:pPr>
-            <w:r/>
-            <w:r>
-              <w:rPr>
-                <w:rFonts w:ascii="Times New Roman" w:hAnsi="Times New Roman"/>
-                <w:b/>
-                <w:i w:val="0"/>
-                <w:color w:val="27AE60"/>
-                <w:sz w:val="20"/>
-              </w:rPr>
+            <w:shd w:val="clear" w:color="auto" w:fill="F8F9F9"/>
+            <w:vAlign w:val="center"/>
+          </w:tcPr>
+          <w:p>
+            <w:r>
               <w:t>Đã hoàn thành</w:t>
             </w:r>
           </w:p>
@@ -1555,19 +1976,32 @@
             <w:vAlign w:val="center"/>
           </w:tcPr>
           <w:p>
-            <w:pPr>
-              <w:spacing w:before="40" w:after="40" w:line="276" w:lineRule="auto"/>
-              <w:jc w:val="left"/>
-            </w:pPr>
-            <w:r/>
-            <w:r>
-              <w:rPr>
-                <w:rFonts w:ascii="Times New Roman" w:hAnsi="Times New Roman"/>
-                <w:b w:val="0"/>
-                <w:i w:val="0"/>
-                <w:sz w:val="20"/>
-              </w:rPr>
-              <w:t>Xây dựng module Xác thực người dùng Authentication (JWT access token, mã hóa bcrypt salt 12, login/register/me, phân quyền RBAC dependencies).</w:t>
+            <w:r>
+              <w:t>Xây d</w:t>
+            </w:r>
+            <w:r>
+              <w:t>ự</w:t>
+            </w:r>
+            <w:r>
+              <w:t>ng module Xác th</w:t>
+            </w:r>
+            <w:r>
+              <w:t>ự</w:t>
+            </w:r>
+            <w:r>
+              <w:t>c ngư</w:t>
+            </w:r>
+            <w:r>
+              <w:t>ờ</w:t>
+            </w:r>
+            <w:r>
+              <w:t>i dùng Authentication (JWT access token, mã hóa bcrypt salt 12, login/register/me, phân quy</w:t>
+            </w:r>
+            <w:r>
+              <w:t>ề</w:t>
+            </w:r>
+            <w:r>
+              <w:t>n RBAC dependencies).</w:t>
             </w:r>
           </w:p>
         </w:tc>
@@ -1581,19 +2015,20 @@
             <w:vAlign w:val="center"/>
           </w:tcPr>
           <w:p>
-            <w:pPr>
-              <w:spacing w:before="40" w:after="40" w:line="276" w:lineRule="auto"/>
-              <w:jc w:val="center"/>
-            </w:pPr>
-            <w:r/>
-            <w:r>
-              <w:rPr>
-                <w:rFonts w:ascii="Times New Roman" w:hAnsi="Times New Roman"/>
-                <w:b w:val="0"/>
-                <w:i w:val="0"/>
-                <w:sz w:val="20"/>
-              </w:rPr>
-              <w:t>Vũ Đức Đạt</w:t>
+            <w:r>
+              <w:t>Vũ Đ</w:t>
+            </w:r>
+            <w:r>
+              <w:t>ứ</w:t>
+            </w:r>
+            <w:r>
+              <w:t>c Đ</w:t>
+            </w:r>
+            <w:r>
+              <w:t>ạ</w:t>
+            </w:r>
+            <w:r>
+              <w:t>t</w:t>
             </w:r>
           </w:p>
         </w:tc>
@@ -1607,19 +2042,7 @@
             <w:vAlign w:val="center"/>
           </w:tcPr>
           <w:p>
-            <w:pPr>
-              <w:spacing w:before="40" w:after="40" w:line="276" w:lineRule="auto"/>
-              <w:jc w:val="center"/>
-            </w:pPr>
-            <w:r/>
-            <w:r>
-              <w:rPr>
-                <w:rFonts w:ascii="Times New Roman" w:hAnsi="Times New Roman"/>
-                <w:b/>
-                <w:i w:val="0"/>
-                <w:color w:val="27AE60"/>
-                <w:sz w:val="20"/>
-              </w:rPr>
+            <w:r>
               <w:t>Đã hoàn thành</w:t>
             </w:r>
           </w:p>
@@ -1654,23 +2077,78 @@
               <w:top w:val="dotted" w:sz="4" w:space="0" w:color="000000"/>
               <w:bottom w:val="dotted" w:sz="4" w:space="0" w:color="000000"/>
             </w:tcBorders>
-            <w:vAlign w:val="center"/>
-            <w:shd w:fill="FDFEFE"/>
-          </w:tcPr>
-          <w:p>
-            <w:pPr>
-              <w:spacing w:before="40" w:after="40" w:line="276" w:lineRule="auto"/>
-              <w:jc w:val="left"/>
-            </w:pPr>
-            <w:r/>
-            <w:r>
-              <w:rPr>
-                <w:rFonts w:ascii="Times New Roman" w:hAnsi="Times New Roman"/>
-                <w:b w:val="0"/>
-                <w:i w:val="0"/>
-                <w:sz w:val="20"/>
-              </w:rPr>
-              <w:t>Xây dựng trọn bộ API CRUD Danh mục (Categories) và Sản phẩm (Products) kèm tính năng upload và phục vụ file ảnh sản phẩm tĩnh.</w:t>
+            <w:shd w:val="clear" w:color="auto" w:fill="FDFEFE"/>
+            <w:vAlign w:val="center"/>
+          </w:tcPr>
+          <w:p>
+            <w:r>
+              <w:t>Xây d</w:t>
+            </w:r>
+            <w:r>
+              <w:t>ự</w:t>
+            </w:r>
+            <w:r>
+              <w:t>ng tr</w:t>
+            </w:r>
+            <w:r>
+              <w:t>ọ</w:t>
+            </w:r>
+            <w:r>
+              <w:t>n b</w:t>
+            </w:r>
+            <w:r>
+              <w:t>ộ</w:t>
+            </w:r>
+            <w:r>
+              <w:t xml:space="preserve"> API CRUD Danh m</w:t>
+            </w:r>
+            <w:r>
+              <w:t>ụ</w:t>
+            </w:r>
+            <w:r>
+              <w:t>c (Categories) và S</w:t>
+            </w:r>
+            <w:r>
+              <w:t>ả</w:t>
+            </w:r>
+            <w:r>
+              <w:t>n ph</w:t>
+            </w:r>
+            <w:r>
+              <w:t>ẩ</w:t>
+            </w:r>
+            <w:r>
+              <w:t>m (Products) kèm tính năng upload và ph</w:t>
+            </w:r>
+            <w:r>
+              <w:t>ụ</w:t>
+            </w:r>
+            <w:r>
+              <w:t>c v</w:t>
+            </w:r>
+            <w:r>
+              <w:t>ụ</w:t>
+            </w:r>
+            <w:r>
+              <w:t xml:space="preserve"> file </w:t>
+            </w:r>
+            <w:r>
+              <w:t>ả</w:t>
+            </w:r>
+            <w:r>
+              <w:t>nh s</w:t>
+            </w:r>
+            <w:r>
+              <w:t>ả</w:t>
+            </w:r>
+            <w:r>
+              <w:t>n ph</w:t>
+            </w:r>
+            <w:r>
+              <w:t>ẩ</w:t>
+            </w:r>
+            <w:r>
+              <w:t>m tĩnh.</w:t>
             </w:r>
           </w:p>
         </w:tc>
@@ -1681,23 +2159,24 @@
               <w:top w:val="dotted" w:sz="4" w:space="0" w:color="000000"/>
               <w:bottom w:val="dotted" w:sz="4" w:space="0" w:color="000000"/>
             </w:tcBorders>
-            <w:vAlign w:val="center"/>
-            <w:shd w:fill="F8F9F9"/>
-          </w:tcPr>
-          <w:p>
-            <w:pPr>
-              <w:spacing w:before="40" w:after="40" w:line="276" w:lineRule="auto"/>
-              <w:jc w:val="center"/>
-            </w:pPr>
-            <w:r/>
-            <w:r>
-              <w:rPr>
-                <w:rFonts w:ascii="Times New Roman" w:hAnsi="Times New Roman"/>
-                <w:b w:val="0"/>
-                <w:i w:val="0"/>
-                <w:sz w:val="20"/>
-              </w:rPr>
-              <w:t>Vũ Đức Đạt</w:t>
+            <w:shd w:val="clear" w:color="auto" w:fill="F8F9F9"/>
+            <w:vAlign w:val="center"/>
+          </w:tcPr>
+          <w:p>
+            <w:r>
+              <w:t>Vũ Đ</w:t>
+            </w:r>
+            <w:r>
+              <w:t>ứ</w:t>
+            </w:r>
+            <w:r>
+              <w:t>c Đ</w:t>
+            </w:r>
+            <w:r>
+              <w:t>ạ</w:t>
+            </w:r>
+            <w:r>
+              <w:t>t</w:t>
             </w:r>
           </w:p>
         </w:tc>
@@ -1708,23 +2187,11 @@
               <w:top w:val="dotted" w:sz="4" w:space="0" w:color="000000"/>
               <w:bottom w:val="dotted" w:sz="4" w:space="0" w:color="000000"/>
             </w:tcBorders>
-            <w:vAlign w:val="center"/>
-            <w:shd w:fill="F8F9F9"/>
-          </w:tcPr>
-          <w:p>
-            <w:pPr>
-              <w:spacing w:before="40" w:after="40" w:line="276" w:lineRule="auto"/>
-              <w:jc w:val="center"/>
-            </w:pPr>
-            <w:r/>
-            <w:r>
-              <w:rPr>
-                <w:rFonts w:ascii="Times New Roman" w:hAnsi="Times New Roman"/>
-                <w:b/>
-                <w:i w:val="0"/>
-                <w:color w:val="27AE60"/>
-                <w:sz w:val="20"/>
-              </w:rPr>
+            <w:shd w:val="clear" w:color="auto" w:fill="F8F9F9"/>
+            <w:vAlign w:val="center"/>
+          </w:tcPr>
+          <w:p>
+            <w:r>
               <w:t>Đã hoàn thành</w:t>
             </w:r>
           </w:p>
@@ -1762,19 +2229,65 @@
             <w:vAlign w:val="center"/>
           </w:tcPr>
           <w:p>
-            <w:pPr>
-              <w:spacing w:before="40" w:after="40" w:line="276" w:lineRule="auto"/>
-              <w:jc w:val="left"/>
-            </w:pPr>
-            <w:r/>
-            <w:r>
-              <w:rPr>
-                <w:rFonts w:ascii="Times New Roman" w:hAnsi="Times New Roman"/>
-                <w:b w:val="0"/>
-                <w:i w:val="0"/>
-                <w:sz w:val="20"/>
-              </w:rPr>
-              <w:t>Xây dựng trọn bộ API CRUD Khách hàng (Customers) hỗ trợ tìm kiếm theo tên, số điện thoại, mã khách hàng và phân trang.</w:t>
+            <w:r>
+              <w:t>Xây d</w:t>
+            </w:r>
+            <w:r>
+              <w:t>ự</w:t>
+            </w:r>
+            <w:r>
+              <w:t>ng tr</w:t>
+            </w:r>
+            <w:r>
+              <w:t>ọ</w:t>
+            </w:r>
+            <w:r>
+              <w:t>n b</w:t>
+            </w:r>
+            <w:r>
+              <w:t>ộ</w:t>
+            </w:r>
+            <w:r>
+              <w:t xml:space="preserve"> API CRUD Khách hàng (Customers) h</w:t>
+            </w:r>
+            <w:r>
+              <w:t>ỗ</w:t>
+            </w:r>
+            <w:r>
+              <w:t xml:space="preserve"> tr</w:t>
+            </w:r>
+            <w:r>
+              <w:t>ợ</w:t>
+            </w:r>
+            <w:r>
+              <w:t xml:space="preserve"> tìm ki</w:t>
+            </w:r>
+            <w:r>
+              <w:t>ế</w:t>
+            </w:r>
+            <w:r>
+              <w:t>m theo tên, s</w:t>
+            </w:r>
+            <w:r>
+              <w:t>ố</w:t>
+            </w:r>
+            <w:r>
+              <w:t xml:space="preserve"> đi</w:t>
+            </w:r>
+            <w:r>
+              <w:t>ệ</w:t>
+            </w:r>
+            <w:r>
+              <w:t>n tho</w:t>
+            </w:r>
+            <w:r>
+              <w:t>ạ</w:t>
+            </w:r>
+            <w:r>
+              <w:t xml:space="preserve">i, mã khách </w:t>
+            </w:r>
+            <w:r>
+              <w:t>hàng và phân trang.</w:t>
             </w:r>
           </w:p>
         </w:tc>
@@ -1788,19 +2301,20 @@
             <w:vAlign w:val="center"/>
           </w:tcPr>
           <w:p>
-            <w:pPr>
-              <w:spacing w:before="40" w:after="40" w:line="276" w:lineRule="auto"/>
-              <w:jc w:val="center"/>
-            </w:pPr>
-            <w:r/>
-            <w:r>
-              <w:rPr>
-                <w:rFonts w:ascii="Times New Roman" w:hAnsi="Times New Roman"/>
-                <w:b w:val="0"/>
-                <w:i w:val="0"/>
-                <w:sz w:val="20"/>
-              </w:rPr>
-              <w:t>Vũ Đức Đạt</w:t>
+            <w:r>
+              <w:t>Vũ Đ</w:t>
+            </w:r>
+            <w:r>
+              <w:t>ứ</w:t>
+            </w:r>
+            <w:r>
+              <w:t>c Đ</w:t>
+            </w:r>
+            <w:r>
+              <w:t>ạ</w:t>
+            </w:r>
+            <w:r>
+              <w:t>t</w:t>
             </w:r>
           </w:p>
         </w:tc>
@@ -1814,19 +2328,7 @@
             <w:vAlign w:val="center"/>
           </w:tcPr>
           <w:p>
-            <w:pPr>
-              <w:spacing w:before="40" w:after="40" w:line="276" w:lineRule="auto"/>
-              <w:jc w:val="center"/>
-            </w:pPr>
-            <w:r/>
-            <w:r>
-              <w:rPr>
-                <w:rFonts w:ascii="Times New Roman" w:hAnsi="Times New Roman"/>
-                <w:b/>
-                <w:i w:val="0"/>
-                <w:color w:val="27AE60"/>
-                <w:sz w:val="20"/>
-              </w:rPr>
+            <w:r>
               <w:t>Đã hoàn thành</w:t>
             </w:r>
           </w:p>
@@ -1860,23 +2362,102 @@
             <w:tcBorders>
               <w:top w:val="dotted" w:sz="4" w:space="0" w:color="000000"/>
             </w:tcBorders>
-            <w:vAlign w:val="center"/>
-            <w:shd w:fill="FDFEFE"/>
-          </w:tcPr>
-          <w:p>
-            <w:pPr>
-              <w:spacing w:before="40" w:after="40" w:line="276" w:lineRule="auto"/>
-              <w:jc w:val="left"/>
-            </w:pPr>
-            <w:r/>
-            <w:r>
-              <w:rPr>
-                <w:rFonts w:ascii="Times New Roman" w:hAnsi="Times New Roman"/>
-                <w:b w:val="0"/>
-                <w:i w:val="0"/>
-                <w:sz w:val="20"/>
-              </w:rPr>
-              <w:t>Viết script nạp dữ liệu mẫu ban đầu (`seed_data.py`) với đầy đủ 25 sản phẩm công nghệ, 5 danh mục, 5 khách hàng và 4 tài khoản phân quyền.</w:t>
+            <w:shd w:val="clear" w:color="auto" w:fill="FDFEFE"/>
+            <w:vAlign w:val="center"/>
+          </w:tcPr>
+          <w:p>
+            <w:r>
+              <w:t>Vi</w:t>
+            </w:r>
+            <w:r>
+              <w:t>ế</w:t>
+            </w:r>
+            <w:r>
+              <w:t>t script n</w:t>
+            </w:r>
+            <w:r>
+              <w:t>ạ</w:t>
+            </w:r>
+            <w:r>
+              <w:t>p d</w:t>
+            </w:r>
+            <w:r>
+              <w:t>ữ</w:t>
+            </w:r>
+            <w:r>
+              <w:t xml:space="preserve"> li</w:t>
+            </w:r>
+            <w:r>
+              <w:t>ệ</w:t>
+            </w:r>
+            <w:r>
+              <w:t>u m</w:t>
+            </w:r>
+            <w:r>
+              <w:t>ẫ</w:t>
+            </w:r>
+            <w:r>
+              <w:t>u ban đ</w:t>
+            </w:r>
+            <w:r>
+              <w:t>ầ</w:t>
+            </w:r>
+            <w:r>
+              <w:t>u (`seed_data.py`) v</w:t>
+            </w:r>
+            <w:r>
+              <w:t>ớ</w:t>
+            </w:r>
+            <w:r>
+              <w:t>i đ</w:t>
+            </w:r>
+            <w:r>
+              <w:t>ầ</w:t>
+            </w:r>
+            <w:r>
+              <w:t>y đ</w:t>
+            </w:r>
+            <w:r>
+              <w:t>ủ</w:t>
+            </w:r>
+            <w:r>
+              <w:t xml:space="preserve"> 25 s</w:t>
+            </w:r>
+            <w:r>
+              <w:t>ả</w:t>
+            </w:r>
+            <w:r>
+              <w:t>n ph</w:t>
+            </w:r>
+            <w:r>
+              <w:t>ẩ</w:t>
+            </w:r>
+            <w:r>
+              <w:t>m công ngh</w:t>
+            </w:r>
+            <w:r>
+              <w:t>ệ</w:t>
+            </w:r>
+            <w:r>
+              <w:t>, 5 danh m</w:t>
+            </w:r>
+            <w:r>
+              <w:t>ụ</w:t>
+            </w:r>
+            <w:r>
+              <w:t>c, 5 khách hàng và 4 tài kho</w:t>
+            </w:r>
+            <w:r>
+              <w:t>ả</w:t>
+            </w:r>
+            <w:r>
+              <w:t>n phân quy</w:t>
+            </w:r>
+            <w:r>
+              <w:t>ề</w:t>
+            </w:r>
+            <w:r>
+              <w:t>n.</w:t>
             </w:r>
           </w:p>
         </w:tc>
@@ -1886,23 +2467,26 @@
             <w:tcBorders>
               <w:top w:val="dotted" w:sz="4" w:space="0" w:color="000000"/>
             </w:tcBorders>
-            <w:vAlign w:val="center"/>
-            <w:shd w:fill="F8F9F9"/>
-          </w:tcPr>
-          <w:p>
-            <w:pPr>
-              <w:spacing w:before="40" w:after="40" w:line="276" w:lineRule="auto"/>
-              <w:jc w:val="center"/>
-            </w:pPr>
-            <w:r/>
-            <w:r>
-              <w:rPr>
-                <w:rFonts w:ascii="Times New Roman" w:hAnsi="Times New Roman"/>
-                <w:b w:val="0"/>
-                <w:i w:val="0"/>
-                <w:sz w:val="20"/>
-              </w:rPr>
-              <w:t>Vũ Đức Đạt,</w:t>
+            <w:shd w:val="clear" w:color="auto" w:fill="F8F9F9"/>
+            <w:vAlign w:val="center"/>
+          </w:tcPr>
+          <w:p>
+            <w:r>
+              <w:t>Vũ Đ</w:t>
+            </w:r>
+            <w:r>
+              <w:t>ứ</w:t>
+            </w:r>
+            <w:r>
+              <w:t>c Đ</w:t>
+            </w:r>
+            <w:r>
+              <w:t>ạ</w:t>
+            </w:r>
+            <w:r>
+              <w:t>t,</w:t>
+            </w:r>
+            <w:r>
               <w:br/>
               <w:t>Ngô Trung Kiên</w:t>
             </w:r>
@@ -1914,23 +2498,11 @@
             <w:tcBorders>
               <w:top w:val="dotted" w:sz="4" w:space="0" w:color="000000"/>
             </w:tcBorders>
-            <w:vAlign w:val="center"/>
-            <w:shd w:fill="F8F9F9"/>
-          </w:tcPr>
-          <w:p>
-            <w:pPr>
-              <w:spacing w:before="40" w:after="40" w:line="276" w:lineRule="auto"/>
-              <w:jc w:val="center"/>
-            </w:pPr>
-            <w:r/>
-            <w:r>
-              <w:rPr>
-                <w:rFonts w:ascii="Times New Roman" w:hAnsi="Times New Roman"/>
-                <w:b/>
-                <w:i w:val="0"/>
-                <w:color w:val="27AE60"/>
-                <w:sz w:val="20"/>
-              </w:rPr>
+            <w:shd w:val="clear" w:color="auto" w:fill="F8F9F9"/>
+            <w:vAlign w:val="center"/>
+          </w:tcPr>
+          <w:p>
+            <w:r>
               <w:t>Đã hoàn thành</w:t>
             </w:r>
           </w:p>
@@ -1944,27 +2516,27 @@
           <w:tcPr>
             <w:tcW w:w="1545" w:type="dxa"/>
             <w:vMerge w:val="restart"/>
-            <w:vAlign w:val="center"/>
-            <w:shd w:fill="F8F9F9"/>
-            <w:shd w:fill="F8F9F9"/>
-          </w:tcPr>
-          <w:p>
-            <w:pPr>
-              <w:spacing w:before="40" w:after="40" w:line="276" w:lineRule="auto"/>
-              <w:jc w:val="center"/>
-            </w:pPr>
-            <w:r/>
-            <w:r>
-              <w:rPr>
-                <w:rFonts w:ascii="Times New Roman" w:hAnsi="Times New Roman"/>
-                <w:b/>
-                <w:i w:val="0"/>
-                <w:sz w:val="20"/>
-              </w:rPr>
-              <w:t>Tuần 04</w:t>
+            <w:shd w:val="clear" w:color="auto" w:fill="F8F9F9"/>
+            <w:vAlign w:val="center"/>
+          </w:tcPr>
+          <w:p>
+            <w:r>
+              <w:t>Tu</w:t>
+            </w:r>
+            <w:r>
+              <w:t>ầ</w:t>
+            </w:r>
+            <w:r>
+              <w:t>n 04</w:t>
+            </w:r>
+            <w:r>
               <w:br/>
               <w:t>(17/08/2026 –</w:t>
+            </w:r>
+            <w:r>
               <w:br/>
+            </w:r>
+            <w:r>
               <w:t>23/08/2026)</w:t>
             </w:r>
           </w:p>
@@ -1978,19 +2550,84 @@
             <w:vAlign w:val="center"/>
           </w:tcPr>
           <w:p>
-            <w:pPr>
-              <w:spacing w:before="40" w:after="40" w:line="276" w:lineRule="auto"/>
-              <w:jc w:val="left"/>
-            </w:pPr>
-            <w:r/>
-            <w:r>
-              <w:rPr>
-                <w:rFonts w:ascii="Times New Roman" w:hAnsi="Times New Roman"/>
-                <w:b w:val="0"/>
-                <w:i w:val="0"/>
-                <w:sz w:val="20"/>
-              </w:rPr>
-              <w:t>Xây dựng API Bán hàng tại quầy (POS Orders API) với cơ chế giao dịch trừ kho nguyên tử (`BEGIN IMMEDIATE`), chặn đứng bán vượt tồn kho.</w:t>
+            <w:r>
+              <w:t>Xây d</w:t>
+            </w:r>
+            <w:r>
+              <w:t>ự</w:t>
+            </w:r>
+            <w:r>
+              <w:t>ng API Bán hàng t</w:t>
+            </w:r>
+            <w:r>
+              <w:t>ạ</w:t>
+            </w:r>
+            <w:r>
+              <w:t>i qu</w:t>
+            </w:r>
+            <w:r>
+              <w:t>ầ</w:t>
+            </w:r>
+            <w:r>
+              <w:t>y (POS Orders API) v</w:t>
+            </w:r>
+            <w:r>
+              <w:t>ớ</w:t>
+            </w:r>
+            <w:r>
+              <w:t>i cơ ch</w:t>
+            </w:r>
+            <w:r>
+              <w:t>ế</w:t>
+            </w:r>
+            <w:r>
+              <w:t xml:space="preserve"> giao d</w:t>
+            </w:r>
+            <w:r>
+              <w:t>ị</w:t>
+            </w:r>
+            <w:r>
+              <w:t>ch tr</w:t>
+            </w:r>
+            <w:r>
+              <w:t>ừ</w:t>
+            </w:r>
+            <w:r>
+              <w:t xml:space="preserve"> kho nguyên t</w:t>
+            </w:r>
+            <w:r>
+              <w:t>ử</w:t>
+            </w:r>
+            <w:r>
+              <w:t xml:space="preserve"> (`BEGIN </w:t>
+            </w:r>
+            <w:r>
+              <w:lastRenderedPageBreak/>
+              <w:t>IMMEDIATE`), ch</w:t>
+            </w:r>
+            <w:r>
+              <w:t>ặ</w:t>
+            </w:r>
+            <w:r>
+              <w:t>n đ</w:t>
+            </w:r>
+            <w:r>
+              <w:t>ứ</w:t>
+            </w:r>
+            <w:r>
+              <w:t>ng bán vư</w:t>
+            </w:r>
+            <w:r>
+              <w:t>ợ</w:t>
+            </w:r>
+            <w:r>
+              <w:t>t t</w:t>
+            </w:r>
+            <w:r>
+              <w:t>ồ</w:t>
+            </w:r>
+            <w:r>
+              <w:t>n kho.</w:t>
             </w:r>
           </w:p>
         </w:tc>
@@ -2003,19 +2640,21 @@
             <w:vAlign w:val="center"/>
           </w:tcPr>
           <w:p>
-            <w:pPr>
-              <w:spacing w:before="40" w:after="40" w:line="276" w:lineRule="auto"/>
-              <w:jc w:val="center"/>
-            </w:pPr>
-            <w:r/>
-            <w:r>
-              <w:rPr>
-                <w:rFonts w:ascii="Times New Roman" w:hAnsi="Times New Roman"/>
-                <w:b w:val="0"/>
-                <w:i w:val="0"/>
-                <w:sz w:val="20"/>
-              </w:rPr>
-              <w:t>Vũ Đức Đạt</w:t>
+            <w:r>
+              <w:lastRenderedPageBreak/>
+              <w:t>Vũ Đ</w:t>
+            </w:r>
+            <w:r>
+              <w:t>ứ</w:t>
+            </w:r>
+            <w:r>
+              <w:t>c Đ</w:t>
+            </w:r>
+            <w:r>
+              <w:t>ạ</w:t>
+            </w:r>
+            <w:r>
+              <w:t>t</w:t>
             </w:r>
           </w:p>
         </w:tc>
@@ -2028,19 +2667,7 @@
             <w:vAlign w:val="center"/>
           </w:tcPr>
           <w:p>
-            <w:pPr>
-              <w:spacing w:before="40" w:after="40" w:line="276" w:lineRule="auto"/>
-              <w:jc w:val="center"/>
-            </w:pPr>
-            <w:r/>
-            <w:r>
-              <w:rPr>
-                <w:rFonts w:ascii="Times New Roman" w:hAnsi="Times New Roman"/>
-                <w:b/>
-                <w:i w:val="0"/>
-                <w:color w:val="27AE60"/>
-                <w:sz w:val="20"/>
-              </w:rPr>
+            <w:r>
               <w:t>Đã hoàn thành</w:t>
             </w:r>
           </w:p>
@@ -2075,23 +2702,99 @@
               <w:top w:val="dotted" w:sz="4" w:space="0" w:color="000000"/>
               <w:bottom w:val="dotted" w:sz="4" w:space="0" w:color="000000"/>
             </w:tcBorders>
-            <w:vAlign w:val="center"/>
-            <w:shd w:fill="FDFEFE"/>
-          </w:tcPr>
-          <w:p>
-            <w:pPr>
-              <w:spacing w:before="40" w:after="40" w:line="276" w:lineRule="auto"/>
-              <w:jc w:val="left"/>
-            </w:pPr>
-            <w:r/>
-            <w:r>
-              <w:rPr>
-                <w:rFonts w:ascii="Times New Roman" w:hAnsi="Times New Roman"/>
-                <w:b w:val="0"/>
-                <w:i w:val="0"/>
-                <w:sz w:val="20"/>
-              </w:rPr>
-              <w:t>Xây dựng API Quản lý Nhập hàng (Purchase Receipts) từ nhà cung cấp, tự động cộng dồn tồn kho và ghi nhật ký lịch sử nhập kho.</w:t>
+            <w:shd w:val="clear" w:color="auto" w:fill="FDFEFE"/>
+            <w:vAlign w:val="center"/>
+          </w:tcPr>
+          <w:p>
+            <w:r>
+              <w:t>Xây d</w:t>
+            </w:r>
+            <w:r>
+              <w:t>ự</w:t>
+            </w:r>
+            <w:r>
+              <w:t>ng API Qu</w:t>
+            </w:r>
+            <w:r>
+              <w:t>ả</w:t>
+            </w:r>
+            <w:r>
+              <w:t>n lý Nh</w:t>
+            </w:r>
+            <w:r>
+              <w:t>ậ</w:t>
+            </w:r>
+            <w:r>
+              <w:t>p hàng (Purchase Receipts) t</w:t>
+            </w:r>
+            <w:r>
+              <w:t>ừ</w:t>
+            </w:r>
+            <w:r>
+              <w:t xml:space="preserve"> nhà cung c</w:t>
+            </w:r>
+            <w:r>
+              <w:t>ấ</w:t>
+            </w:r>
+            <w:r>
+              <w:t>p, t</w:t>
+            </w:r>
+            <w:r>
+              <w:t>ự</w:t>
+            </w:r>
+            <w:r>
+              <w:t xml:space="preserve"> đ</w:t>
+            </w:r>
+            <w:r>
+              <w:t>ộ</w:t>
+            </w:r>
+            <w:r>
+              <w:t>ng c</w:t>
+            </w:r>
+            <w:r>
+              <w:t>ộ</w:t>
+            </w:r>
+            <w:r>
+              <w:t xml:space="preserve">ng </w:t>
+            </w:r>
+            <w:r>
+              <w:t>d</w:t>
+            </w:r>
+            <w:r>
+              <w:t>ồ</w:t>
+            </w:r>
+            <w:r>
+              <w:t>n t</w:t>
+            </w:r>
+            <w:r>
+              <w:t>ồ</w:t>
+            </w:r>
+            <w:r>
+              <w:t>n kho và ghi nh</w:t>
+            </w:r>
+            <w:r>
+              <w:t>ậ</w:t>
+            </w:r>
+            <w:r>
+              <w:t>t ký l</w:t>
+            </w:r>
+            <w:r>
+              <w:t>ị</w:t>
+            </w:r>
+            <w:r>
+              <w:t>ch s</w:t>
+            </w:r>
+            <w:r>
+              <w:t>ử</w:t>
+            </w:r>
+            <w:r>
+              <w:t xml:space="preserve"> nh</w:t>
+            </w:r>
+            <w:r>
+              <w:t>ậ</w:t>
+            </w:r>
+            <w:r>
+              <w:t>p kho.</w:t>
             </w:r>
           </w:p>
         </w:tc>
@@ -2102,23 +2805,24 @@
               <w:top w:val="dotted" w:sz="4" w:space="0" w:color="000000"/>
               <w:bottom w:val="dotted" w:sz="4" w:space="0" w:color="000000"/>
             </w:tcBorders>
-            <w:vAlign w:val="center"/>
-            <w:shd w:fill="F8F9F9"/>
-          </w:tcPr>
-          <w:p>
-            <w:pPr>
-              <w:spacing w:before="40" w:after="40" w:line="276" w:lineRule="auto"/>
-              <w:jc w:val="center"/>
-            </w:pPr>
-            <w:r/>
-            <w:r>
-              <w:rPr>
-                <w:rFonts w:ascii="Times New Roman" w:hAnsi="Times New Roman"/>
-                <w:b w:val="0"/>
-                <w:i w:val="0"/>
-                <w:sz w:val="20"/>
-              </w:rPr>
-              <w:t>Vũ Đức Đạt</w:t>
+            <w:shd w:val="clear" w:color="auto" w:fill="F8F9F9"/>
+            <w:vAlign w:val="center"/>
+          </w:tcPr>
+          <w:p>
+            <w:r>
+              <w:t>Vũ Đ</w:t>
+            </w:r>
+            <w:r>
+              <w:t>ứ</w:t>
+            </w:r>
+            <w:r>
+              <w:t>c Đ</w:t>
+            </w:r>
+            <w:r>
+              <w:t>ạ</w:t>
+            </w:r>
+            <w:r>
+              <w:t>t</w:t>
             </w:r>
           </w:p>
         </w:tc>
@@ -2129,23 +2833,11 @@
               <w:top w:val="dotted" w:sz="4" w:space="0" w:color="000000"/>
               <w:bottom w:val="dotted" w:sz="4" w:space="0" w:color="000000"/>
             </w:tcBorders>
-            <w:vAlign w:val="center"/>
-            <w:shd w:fill="F8F9F9"/>
-          </w:tcPr>
-          <w:p>
-            <w:pPr>
-              <w:spacing w:before="40" w:after="40" w:line="276" w:lineRule="auto"/>
-              <w:jc w:val="center"/>
-            </w:pPr>
-            <w:r/>
-            <w:r>
-              <w:rPr>
-                <w:rFonts w:ascii="Times New Roman" w:hAnsi="Times New Roman"/>
-                <w:b/>
-                <w:i w:val="0"/>
-                <w:color w:val="27AE60"/>
-                <w:sz w:val="20"/>
-              </w:rPr>
+            <w:shd w:val="clear" w:color="auto" w:fill="F8F9F9"/>
+            <w:vAlign w:val="center"/>
+          </w:tcPr>
+          <w:p>
+            <w:r>
               <w:t>Đã hoàn thành</w:t>
             </w:r>
           </w:p>
@@ -2183,19 +2875,80 @@
             <w:vAlign w:val="center"/>
           </w:tcPr>
           <w:p>
-            <w:pPr>
-              <w:spacing w:before="40" w:after="40" w:line="276" w:lineRule="auto"/>
-              <w:jc w:val="left"/>
-            </w:pPr>
-            <w:r/>
-            <w:r>
-              <w:rPr>
-                <w:rFonts w:ascii="Times New Roman" w:hAnsi="Times New Roman"/>
-                <w:b w:val="0"/>
-                <w:i w:val="0"/>
-                <w:sz w:val="20"/>
-              </w:rPr>
-              <w:t>Xây dựng tính năng Hủy đơn hàng (Order Cancel API), tự động hoàn trả số lượng tồn kho nguyên tử vào cơ sở dữ liệu.</w:t>
+            <w:r>
+              <w:t>Xây d</w:t>
+            </w:r>
+            <w:r>
+              <w:t>ự</w:t>
+            </w:r>
+            <w:r>
+              <w:t>ng tính năng H</w:t>
+            </w:r>
+            <w:r>
+              <w:t>ủ</w:t>
+            </w:r>
+            <w:r>
+              <w:t>y đơn hàng (Order Cancel API), t</w:t>
+            </w:r>
+            <w:r>
+              <w:t>ự</w:t>
+            </w:r>
+            <w:r>
+              <w:t xml:space="preserve"> đ</w:t>
+            </w:r>
+            <w:r>
+              <w:t>ộ</w:t>
+            </w:r>
+            <w:r>
+              <w:t>ng hoàn tr</w:t>
+            </w:r>
+            <w:r>
+              <w:t>ả</w:t>
+            </w:r>
+            <w:r>
+              <w:t xml:space="preserve"> s</w:t>
+            </w:r>
+            <w:r>
+              <w:t>ố</w:t>
+            </w:r>
+            <w:r>
+              <w:t xml:space="preserve"> lư</w:t>
+            </w:r>
+            <w:r>
+              <w:t>ợ</w:t>
+            </w:r>
+            <w:r>
+              <w:t>ng t</w:t>
+            </w:r>
+            <w:r>
+              <w:t>ồ</w:t>
+            </w:r>
+            <w:r>
+              <w:t>n kho nguyên t</w:t>
+            </w:r>
+            <w:r>
+              <w:t>ử</w:t>
+            </w:r>
+            <w:r>
+              <w:t xml:space="preserve"> vào cơ s</w:t>
+            </w:r>
+            <w:r>
+              <w:t>ở</w:t>
+            </w:r>
+            <w:r>
+              <w:t xml:space="preserve"> d</w:t>
+            </w:r>
+            <w:r>
+              <w:t>ữ</w:t>
+            </w:r>
+            <w:r>
+              <w:t xml:space="preserve"> li</w:t>
+            </w:r>
+            <w:r>
+              <w:t>ệ</w:t>
+            </w:r>
+            <w:r>
+              <w:t>u.</w:t>
             </w:r>
           </w:p>
         </w:tc>
@@ -2209,19 +2962,20 @@
             <w:vAlign w:val="center"/>
           </w:tcPr>
           <w:p>
-            <w:pPr>
-              <w:spacing w:before="40" w:after="40" w:line="276" w:lineRule="auto"/>
-              <w:jc w:val="center"/>
-            </w:pPr>
-            <w:r/>
-            <w:r>
-              <w:rPr>
-                <w:rFonts w:ascii="Times New Roman" w:hAnsi="Times New Roman"/>
-                <w:b w:val="0"/>
-                <w:i w:val="0"/>
-                <w:sz w:val="20"/>
-              </w:rPr>
-              <w:t>Vũ Đức Đạt</w:t>
+            <w:r>
+              <w:t>Vũ Đ</w:t>
+            </w:r>
+            <w:r>
+              <w:t>ứ</w:t>
+            </w:r>
+            <w:r>
+              <w:t>c Đ</w:t>
+            </w:r>
+            <w:r>
+              <w:t>ạ</w:t>
+            </w:r>
+            <w:r>
+              <w:t>t</w:t>
             </w:r>
           </w:p>
         </w:tc>
@@ -2235,19 +2989,7 @@
             <w:vAlign w:val="center"/>
           </w:tcPr>
           <w:p>
-            <w:pPr>
-              <w:spacing w:before="40" w:after="40" w:line="276" w:lineRule="auto"/>
-              <w:jc w:val="center"/>
-            </w:pPr>
-            <w:r/>
-            <w:r>
-              <w:rPr>
-                <w:rFonts w:ascii="Times New Roman" w:hAnsi="Times New Roman"/>
-                <w:b/>
-                <w:i w:val="0"/>
-                <w:color w:val="27AE60"/>
-                <w:sz w:val="20"/>
-              </w:rPr>
+            <w:r>
               <w:t>Đã hoàn thành</w:t>
             </w:r>
           </w:p>
@@ -2282,23 +3024,75 @@
               <w:top w:val="dotted" w:sz="4" w:space="0" w:color="000000"/>
               <w:bottom w:val="dotted" w:sz="4" w:space="0" w:color="000000"/>
             </w:tcBorders>
-            <w:vAlign w:val="center"/>
-            <w:shd w:fill="FDFEFE"/>
-          </w:tcPr>
-          <w:p>
-            <w:pPr>
-              <w:spacing w:before="40" w:after="40" w:line="276" w:lineRule="auto"/>
-              <w:jc w:val="left"/>
-            </w:pPr>
-            <w:r/>
-            <w:r>
-              <w:rPr>
-                <w:rFonts w:ascii="Times New Roman" w:hAnsi="Times New Roman"/>
-                <w:b w:val="0"/>
-                <w:i w:val="0"/>
-                <w:sz w:val="20"/>
-              </w:rPr>
-              <w:t>Xây dựng dịch vụ Báo cáo tài chính &amp; kho vận (`report_service.py`): doanh thu theo kỳ, top mặt hàng bán chạy, danh sách cảnh báo tồn kho thấp.</w:t>
+            <w:shd w:val="clear" w:color="auto" w:fill="FDFEFE"/>
+            <w:vAlign w:val="center"/>
+          </w:tcPr>
+          <w:p>
+            <w:r>
+              <w:t>Xây d</w:t>
+            </w:r>
+            <w:r>
+              <w:t>ự</w:t>
+            </w:r>
+            <w:r>
+              <w:t>ng d</w:t>
+            </w:r>
+            <w:r>
+              <w:t>ị</w:t>
+            </w:r>
+            <w:r>
+              <w:t>ch v</w:t>
+            </w:r>
+            <w:r>
+              <w:t>ụ</w:t>
+            </w:r>
+            <w:r>
+              <w:t xml:space="preserve"> Báo cáo tài chính &amp; kho </w:t>
+            </w:r>
+            <w:r>
+              <w:t>v</w:t>
+            </w:r>
+            <w:r>
+              <w:t>ậ</w:t>
+            </w:r>
+            <w:r>
+              <w:t>n (`report_service.py`): doanh thu theo k</w:t>
+            </w:r>
+            <w:r>
+              <w:t>ỳ</w:t>
+            </w:r>
+            <w:r>
+              <w:t>, top m</w:t>
+            </w:r>
+            <w:r>
+              <w:t>ặ</w:t>
+            </w:r>
+            <w:r>
+              <w:t>t hàng bán ch</w:t>
+            </w:r>
+            <w:r>
+              <w:t>ạ</w:t>
+            </w:r>
+            <w:r>
+              <w:t>y, danh sách c</w:t>
+            </w:r>
+            <w:r>
+              <w:t>ả</w:t>
+            </w:r>
+            <w:r>
+              <w:t>nh báo t</w:t>
+            </w:r>
+            <w:r>
+              <w:t>ồ</w:t>
+            </w:r>
+            <w:r>
+              <w:t>n kho th</w:t>
+            </w:r>
+            <w:r>
+              <w:t>ấ</w:t>
+            </w:r>
+            <w:r>
+              <w:t>p.</w:t>
             </w:r>
           </w:p>
         </w:tc>
@@ -2309,23 +3103,26 @@
               <w:top w:val="dotted" w:sz="4" w:space="0" w:color="000000"/>
               <w:bottom w:val="dotted" w:sz="4" w:space="0" w:color="000000"/>
             </w:tcBorders>
-            <w:vAlign w:val="center"/>
-            <w:shd w:fill="F8F9F9"/>
-          </w:tcPr>
-          <w:p>
-            <w:pPr>
-              <w:spacing w:before="40" w:after="40" w:line="276" w:lineRule="auto"/>
-              <w:jc w:val="center"/>
-            </w:pPr>
-            <w:r/>
-            <w:r>
-              <w:rPr>
-                <w:rFonts w:ascii="Times New Roman" w:hAnsi="Times New Roman"/>
-                <w:b w:val="0"/>
-                <w:i w:val="0"/>
-                <w:sz w:val="20"/>
-              </w:rPr>
-              <w:t>Vũ Đức Đạt,</w:t>
+            <w:shd w:val="clear" w:color="auto" w:fill="F8F9F9"/>
+            <w:vAlign w:val="center"/>
+          </w:tcPr>
+          <w:p>
+            <w:r>
+              <w:t>Vũ Đ</w:t>
+            </w:r>
+            <w:r>
+              <w:t>ứ</w:t>
+            </w:r>
+            <w:r>
+              <w:t>c Đ</w:t>
+            </w:r>
+            <w:r>
+              <w:t>ạ</w:t>
+            </w:r>
+            <w:r>
+              <w:t>t,</w:t>
+            </w:r>
+            <w:r>
               <w:br/>
               <w:t>Ngô Trung Kiên</w:t>
             </w:r>
@@ -2338,23 +3135,11 @@
               <w:top w:val="dotted" w:sz="4" w:space="0" w:color="000000"/>
               <w:bottom w:val="dotted" w:sz="4" w:space="0" w:color="000000"/>
             </w:tcBorders>
-            <w:vAlign w:val="center"/>
-            <w:shd w:fill="F8F9F9"/>
-          </w:tcPr>
-          <w:p>
-            <w:pPr>
-              <w:spacing w:before="40" w:after="40" w:line="276" w:lineRule="auto"/>
-              <w:jc w:val="center"/>
-            </w:pPr>
-            <w:r/>
-            <w:r>
-              <w:rPr>
-                <w:rFonts w:ascii="Times New Roman" w:hAnsi="Times New Roman"/>
-                <w:b/>
-                <w:i w:val="0"/>
-                <w:color w:val="27AE60"/>
-                <w:sz w:val="20"/>
-              </w:rPr>
+            <w:shd w:val="clear" w:color="auto" w:fill="F8F9F9"/>
+            <w:vAlign w:val="center"/>
+          </w:tcPr>
+          <w:p>
+            <w:r>
               <w:t>Đã hoàn thành</w:t>
             </w:r>
           </w:p>
@@ -2391,19 +3176,95 @@
             <w:vAlign w:val="center"/>
           </w:tcPr>
           <w:p>
-            <w:pPr>
-              <w:spacing w:before="40" w:after="40" w:line="276" w:lineRule="auto"/>
-              <w:jc w:val="left"/>
-            </w:pPr>
-            <w:r/>
-            <w:r>
-              <w:rPr>
-                <w:rFonts w:ascii="Times New Roman" w:hAnsi="Times New Roman"/>
-                <w:b w:val="0"/>
-                <w:i w:val="0"/>
-                <w:sz w:val="20"/>
-              </w:rPr>
-              <w:t>Xây dựng bộ kiểm thử tự động cho toàn bộ nghiệp vụ lõi (`test_business_api.py`, `test_auth.py`), đảm bảo tính toàn vẹn dữ liệu.</w:t>
+            <w:r>
+              <w:t>Xây d</w:t>
+            </w:r>
+            <w:r>
+              <w:t>ự</w:t>
+            </w:r>
+            <w:r>
+              <w:t>ng b</w:t>
+            </w:r>
+            <w:r>
+              <w:t>ộ</w:t>
+            </w:r>
+            <w:r>
+              <w:t xml:space="preserve"> ki</w:t>
+            </w:r>
+            <w:r>
+              <w:t>ể</w:t>
+            </w:r>
+            <w:r>
+              <w:t>m th</w:t>
+            </w:r>
+            <w:r>
+              <w:t>ử</w:t>
+            </w:r>
+            <w:r>
+              <w:t xml:space="preserve"> t</w:t>
+            </w:r>
+            <w:r>
+              <w:t>ự</w:t>
+            </w:r>
+            <w:r>
+              <w:t xml:space="preserve"> đ</w:t>
+            </w:r>
+            <w:r>
+              <w:t>ộ</w:t>
+            </w:r>
+            <w:r>
+              <w:t>ng cho toàn b</w:t>
+            </w:r>
+            <w:r>
+              <w:t>ộ</w:t>
+            </w:r>
+            <w:r>
+              <w:t xml:space="preserve"> nghi</w:t>
+            </w:r>
+            <w:r>
+              <w:t>ệ</w:t>
+            </w:r>
+            <w:r>
+              <w:t>p v</w:t>
+            </w:r>
+            <w:r>
+              <w:t>ụ</w:t>
+            </w:r>
+            <w:r>
+              <w:t xml:space="preserve"> lõi (`test_business_api.py`, `test_auth.py`), đ</w:t>
+            </w:r>
+            <w:r>
+              <w:t>ả</w:t>
+            </w:r>
+            <w:r>
+              <w:t>m b</w:t>
+            </w:r>
+            <w:r>
+              <w:t>ả</w:t>
+            </w:r>
+            <w:r>
+              <w:t>o tính t</w:t>
+            </w:r>
+            <w:r>
+              <w:t>oàn v</w:t>
+            </w:r>
+            <w:r>
+              <w:t>ẹ</w:t>
+            </w:r>
+            <w:r>
+              <w:t>n d</w:t>
+            </w:r>
+            <w:r>
+              <w:t>ữ</w:t>
+            </w:r>
+            <w:r>
+              <w:t xml:space="preserve"> li</w:t>
+            </w:r>
+            <w:r>
+              <w:t>ệ</w:t>
+            </w:r>
+            <w:r>
+              <w:t>u.</w:t>
             </w:r>
           </w:p>
         </w:tc>
@@ -2416,19 +3277,20 @@
             <w:vAlign w:val="center"/>
           </w:tcPr>
           <w:p>
-            <w:pPr>
-              <w:spacing w:before="40" w:after="40" w:line="276" w:lineRule="auto"/>
-              <w:jc w:val="center"/>
-            </w:pPr>
-            <w:r/>
-            <w:r>
-              <w:rPr>
-                <w:rFonts w:ascii="Times New Roman" w:hAnsi="Times New Roman"/>
-                <w:b w:val="0"/>
-                <w:i w:val="0"/>
-                <w:sz w:val="20"/>
-              </w:rPr>
-              <w:t>Vũ Đức Đạt</w:t>
+            <w:r>
+              <w:t>Vũ Đ</w:t>
+            </w:r>
+            <w:r>
+              <w:t>ứ</w:t>
+            </w:r>
+            <w:r>
+              <w:t>c Đ</w:t>
+            </w:r>
+            <w:r>
+              <w:t>ạ</w:t>
+            </w:r>
+            <w:r>
+              <w:t>t</w:t>
             </w:r>
           </w:p>
         </w:tc>
@@ -2441,19 +3303,7 @@
             <w:vAlign w:val="center"/>
           </w:tcPr>
           <w:p>
-            <w:pPr>
-              <w:spacing w:before="40" w:after="40" w:line="276" w:lineRule="auto"/>
-              <w:jc w:val="center"/>
-            </w:pPr>
-            <w:r/>
-            <w:r>
-              <w:rPr>
-                <w:rFonts w:ascii="Times New Roman" w:hAnsi="Times New Roman"/>
-                <w:b/>
-                <w:i w:val="0"/>
-                <w:color w:val="27AE60"/>
-                <w:sz w:val="20"/>
-              </w:rPr>
+            <w:r>
               <w:t>Đã hoàn thành</w:t>
             </w:r>
           </w:p>
@@ -2467,27 +3317,24 @@
           <w:tcPr>
             <w:tcW w:w="1545" w:type="dxa"/>
             <w:vMerge w:val="restart"/>
-            <w:vAlign w:val="center"/>
-            <w:shd w:fill="F8F9F9"/>
-            <w:shd w:fill="F8F9F9"/>
-            <w:shd w:fill="F8F9F9"/>
-          </w:tcPr>
-          <w:p>
-            <w:pPr>
-              <w:spacing w:before="40" w:after="40" w:line="276" w:lineRule="auto"/>
-              <w:jc w:val="center"/>
-            </w:pPr>
-            <w:r/>
-            <w:r>
-              <w:rPr>
-                <w:rFonts w:ascii="Times New Roman" w:hAnsi="Times New Roman"/>
-                <w:b/>
-                <w:i w:val="0"/>
-                <w:sz w:val="20"/>
-              </w:rPr>
-              <w:t>Tuần 05</w:t>
+            <w:shd w:val="clear" w:color="auto" w:fill="F8F9F9"/>
+            <w:vAlign w:val="center"/>
+          </w:tcPr>
+          <w:p>
+            <w:r>
+              <w:t>Tu</w:t>
+            </w:r>
+            <w:r>
+              <w:t>ầ</w:t>
+            </w:r>
+            <w:r>
+              <w:t>n 05</w:t>
+            </w:r>
+            <w:r>
               <w:br/>
               <w:t>(24/08/2026 –</w:t>
+            </w:r>
+            <w:r>
               <w:br/>
               <w:t>30/08/2026)</w:t>
             </w:r>
@@ -2499,23 +3346,84 @@
             <w:tcBorders>
               <w:bottom w:val="dotted" w:sz="4" w:space="0" w:color="000000"/>
             </w:tcBorders>
-            <w:vAlign w:val="center"/>
-            <w:shd w:fill="FDFEFE"/>
-          </w:tcPr>
-          <w:p>
-            <w:pPr>
-              <w:spacing w:before="40" w:after="40" w:line="276" w:lineRule="auto"/>
-              <w:jc w:val="left"/>
-            </w:pPr>
-            <w:r/>
-            <w:r>
-              <w:rPr>
-                <w:rFonts w:ascii="Times New Roman" w:hAnsi="Times New Roman"/>
-                <w:b w:val="0"/>
-                <w:i w:val="0"/>
-                <w:sz w:val="20"/>
-              </w:rPr>
-              <w:t>Khởi tạo ứng dụng React 18 với Vite, xây dựng cấu trúc điều hướng React Router DOM, quản lý phiên làm việc toàn cục (AuthContext).</w:t>
+            <w:shd w:val="clear" w:color="auto" w:fill="FDFEFE"/>
+            <w:vAlign w:val="center"/>
+          </w:tcPr>
+          <w:p>
+            <w:r>
+              <w:t>Kh</w:t>
+            </w:r>
+            <w:r>
+              <w:t>ở</w:t>
+            </w:r>
+            <w:r>
+              <w:t>i t</w:t>
+            </w:r>
+            <w:r>
+              <w:t>ạ</w:t>
+            </w:r>
+            <w:r>
+              <w:t xml:space="preserve">o </w:t>
+            </w:r>
+            <w:r>
+              <w:t>ứ</w:t>
+            </w:r>
+            <w:r>
+              <w:t>ng d</w:t>
+            </w:r>
+            <w:r>
+              <w:t>ụ</w:t>
+            </w:r>
+            <w:r>
+              <w:t>ng React 18 v</w:t>
+            </w:r>
+            <w:r>
+              <w:t>ớ</w:t>
+            </w:r>
+            <w:r>
+              <w:t>i Vite, xây d</w:t>
+            </w:r>
+            <w:r>
+              <w:t>ự</w:t>
+            </w:r>
+            <w:r>
+              <w:t>ng c</w:t>
+            </w:r>
+            <w:r>
+              <w:t>ấ</w:t>
+            </w:r>
+            <w:r>
+              <w:t>u trúc đi</w:t>
+            </w:r>
+            <w:r>
+              <w:t>ề</w:t>
+            </w:r>
+            <w:r>
+              <w:t>u hư</w:t>
+            </w:r>
+            <w:r>
+              <w:t>ớ</w:t>
+            </w:r>
+            <w:r>
+              <w:t>ng React Router DOM, qu</w:t>
+            </w:r>
+            <w:r>
+              <w:t>ả</w:t>
+            </w:r>
+            <w:r>
+              <w:t>n lý phiên làm vi</w:t>
+            </w:r>
+            <w:r>
+              <w:t>ệ</w:t>
+            </w:r>
+            <w:r>
+              <w:t>c toàn c</w:t>
+            </w:r>
+            <w:r>
+              <w:t>ụ</w:t>
+            </w:r>
+            <w:r>
+              <w:t>c (AuthContext).</w:t>
             </w:r>
           </w:p>
         </w:tc>
@@ -2525,22 +3433,11 @@
             <w:tcBorders>
               <w:bottom w:val="dotted" w:sz="4" w:space="0" w:color="000000"/>
             </w:tcBorders>
-            <w:vAlign w:val="center"/>
-            <w:shd w:fill="F8F9F9"/>
-          </w:tcPr>
-          <w:p>
-            <w:pPr>
-              <w:spacing w:before="40" w:after="40" w:line="276" w:lineRule="auto"/>
-              <w:jc w:val="center"/>
-            </w:pPr>
-            <w:r/>
-            <w:r>
-              <w:rPr>
-                <w:rFonts w:ascii="Times New Roman" w:hAnsi="Times New Roman"/>
-                <w:b w:val="0"/>
-                <w:i w:val="0"/>
-                <w:sz w:val="20"/>
-              </w:rPr>
+            <w:shd w:val="clear" w:color="auto" w:fill="F8F9F9"/>
+            <w:vAlign w:val="center"/>
+          </w:tcPr>
+          <w:p>
+            <w:r>
               <w:t>Phan Duy Hưng</w:t>
             </w:r>
           </w:p>
@@ -2551,23 +3448,11 @@
             <w:tcBorders>
               <w:bottom w:val="dotted" w:sz="4" w:space="0" w:color="000000"/>
             </w:tcBorders>
-            <w:vAlign w:val="center"/>
-            <w:shd w:fill="F8F9F9"/>
-          </w:tcPr>
-          <w:p>
-            <w:pPr>
-              <w:spacing w:before="40" w:after="40" w:line="276" w:lineRule="auto"/>
-              <w:jc w:val="center"/>
-            </w:pPr>
-            <w:r/>
-            <w:r>
-              <w:rPr>
-                <w:rFonts w:ascii="Times New Roman" w:hAnsi="Times New Roman"/>
-                <w:b/>
-                <w:i w:val="0"/>
-                <w:color w:val="27AE60"/>
-                <w:sz w:val="20"/>
-              </w:rPr>
+            <w:shd w:val="clear" w:color="auto" w:fill="F8F9F9"/>
+            <w:vAlign w:val="center"/>
+          </w:tcPr>
+          <w:p>
+            <w:r>
               <w:t>Đã hoàn thành</w:t>
             </w:r>
           </w:p>
@@ -2605,19 +3490,59 @@
             <w:vAlign w:val="center"/>
           </w:tcPr>
           <w:p>
-            <w:pPr>
-              <w:spacing w:before="40" w:after="40" w:line="276" w:lineRule="auto"/>
-              <w:jc w:val="left"/>
-            </w:pPr>
-            <w:r/>
-            <w:r>
-              <w:rPr>
-                <w:rFonts w:ascii="Times New Roman" w:hAnsi="Times New Roman"/>
-                <w:b w:val="0"/>
-                <w:i w:val="0"/>
-                <w:sz w:val="20"/>
-              </w:rPr>
-              <w:t>Xây dựng trang Đăng nhập, Đăng ký và xử lý phân quyền hiển thị menu/chức năng theo vai trò người dùng.</w:t>
+            <w:r>
+              <w:t>Xây d</w:t>
+            </w:r>
+            <w:r>
+              <w:t>ự</w:t>
+            </w:r>
+            <w:r>
+              <w:t xml:space="preserve">ng trang </w:t>
+            </w:r>
+            <w:r>
+              <w:t>Đăng nh</w:t>
+            </w:r>
+            <w:r>
+              <w:t>ậ</w:t>
+            </w:r>
+            <w:r>
+              <w:t>p, Đăng ký và x</w:t>
+            </w:r>
+            <w:r>
+              <w:t>ử</w:t>
+            </w:r>
+            <w:r>
+              <w:t xml:space="preserve"> lý phân quy</w:t>
+            </w:r>
+            <w:r>
+              <w:t>ề</w:t>
+            </w:r>
+            <w:r>
+              <w:t>n hi</w:t>
+            </w:r>
+            <w:r>
+              <w:t>ể</w:t>
+            </w:r>
+            <w:r>
+              <w:t>n th</w:t>
+            </w:r>
+            <w:r>
+              <w:t>ị</w:t>
+            </w:r>
+            <w:r>
+              <w:t xml:space="preserve"> menu/ch</w:t>
+            </w:r>
+            <w:r>
+              <w:t>ứ</w:t>
+            </w:r>
+            <w:r>
+              <w:t>c năng theo vai trò ngư</w:t>
+            </w:r>
+            <w:r>
+              <w:t>ờ</w:t>
+            </w:r>
+            <w:r>
+              <w:t>i dùng.</w:t>
             </w:r>
           </w:p>
         </w:tc>
@@ -2631,18 +3556,7 @@
             <w:vAlign w:val="center"/>
           </w:tcPr>
           <w:p>
-            <w:pPr>
-              <w:spacing w:before="40" w:after="40" w:line="276" w:lineRule="auto"/>
-              <w:jc w:val="center"/>
-            </w:pPr>
-            <w:r/>
-            <w:r>
-              <w:rPr>
-                <w:rFonts w:ascii="Times New Roman" w:hAnsi="Times New Roman"/>
-                <w:b w:val="0"/>
-                <w:i w:val="0"/>
-                <w:sz w:val="20"/>
-              </w:rPr>
+            <w:r>
               <w:t>Phan Duy Hưng</w:t>
             </w:r>
           </w:p>
@@ -2657,19 +3571,7 @@
             <w:vAlign w:val="center"/>
           </w:tcPr>
           <w:p>
-            <w:pPr>
-              <w:spacing w:before="40" w:after="40" w:line="276" w:lineRule="auto"/>
-              <w:jc w:val="center"/>
-            </w:pPr>
-            <w:r/>
-            <w:r>
-              <w:rPr>
-                <w:rFonts w:ascii="Times New Roman" w:hAnsi="Times New Roman"/>
-                <w:b/>
-                <w:i w:val="0"/>
-                <w:color w:val="27AE60"/>
-                <w:sz w:val="20"/>
-              </w:rPr>
+            <w:r>
               <w:t>Đã hoàn thành</w:t>
             </w:r>
           </w:p>
@@ -2704,23 +3606,72 @@
               <w:top w:val="dotted" w:sz="4" w:space="0" w:color="000000"/>
               <w:bottom w:val="dotted" w:sz="4" w:space="0" w:color="000000"/>
             </w:tcBorders>
-            <w:vAlign w:val="center"/>
-            <w:shd w:fill="FDFEFE"/>
-          </w:tcPr>
-          <w:p>
-            <w:pPr>
-              <w:spacing w:before="40" w:after="40" w:line="276" w:lineRule="auto"/>
-              <w:jc w:val="left"/>
-            </w:pPr>
-            <w:r/>
-            <w:r>
-              <w:rPr>
-                <w:rFonts w:ascii="Times New Roman" w:hAnsi="Times New Roman"/>
-                <w:b w:val="0"/>
-                <w:i w:val="0"/>
-                <w:sz w:val="20"/>
-              </w:rPr>
-              <w:t>Xây dựng giao diện Bán hàng POS trực quan: tìm kiếm sản phẩm nhanh theo mã/tên, giỏ hàng, áp dụng giảm giá, chọn khách hàng và in hóa đơn.</w:t>
+            <w:shd w:val="clear" w:color="auto" w:fill="FDFEFE"/>
+            <w:vAlign w:val="center"/>
+          </w:tcPr>
+          <w:p>
+            <w:r>
+              <w:t>Xây d</w:t>
+            </w:r>
+            <w:r>
+              <w:t>ự</w:t>
+            </w:r>
+            <w:r>
+              <w:t>ng giao di</w:t>
+            </w:r>
+            <w:r>
+              <w:t>ệ</w:t>
+            </w:r>
+            <w:r>
+              <w:t>n Bán hàng POS tr</w:t>
+            </w:r>
+            <w:r>
+              <w:t>ự</w:t>
+            </w:r>
+            <w:r>
+              <w:t>c quan: tìm ki</w:t>
+            </w:r>
+            <w:r>
+              <w:t>ế</w:t>
+            </w:r>
+            <w:r>
+              <w:t>m s</w:t>
+            </w:r>
+            <w:r>
+              <w:t>ả</w:t>
+            </w:r>
+            <w:r>
+              <w:t>n ph</w:t>
+            </w:r>
+            <w:r>
+              <w:t>ẩ</w:t>
+            </w:r>
+            <w:r>
+              <w:t>m nhanh theo mã/tên, gi</w:t>
+            </w:r>
+            <w:r>
+              <w:t>ỏ</w:t>
+            </w:r>
+            <w:r>
+              <w:t xml:space="preserve"> hàng, áp d</w:t>
+            </w:r>
+            <w:r>
+              <w:t>ụ</w:t>
+            </w:r>
+            <w:r>
+              <w:t>ng gi</w:t>
+            </w:r>
+            <w:r>
+              <w:t>ả</w:t>
+            </w:r>
+            <w:r>
+              <w:t>m giá, ch</w:t>
+            </w:r>
+            <w:r>
+              <w:t>ọ</w:t>
+            </w:r>
+            <w:r>
+              <w:t>n khách hàng và in hóa đơn.</w:t>
             </w:r>
           </w:p>
         </w:tc>
@@ -2731,22 +3682,11 @@
               <w:top w:val="dotted" w:sz="4" w:space="0" w:color="000000"/>
               <w:bottom w:val="dotted" w:sz="4" w:space="0" w:color="000000"/>
             </w:tcBorders>
-            <w:vAlign w:val="center"/>
-            <w:shd w:fill="F8F9F9"/>
-          </w:tcPr>
-          <w:p>
-            <w:pPr>
-              <w:spacing w:before="40" w:after="40" w:line="276" w:lineRule="auto"/>
-              <w:jc w:val="center"/>
-            </w:pPr>
-            <w:r/>
-            <w:r>
-              <w:rPr>
-                <w:rFonts w:ascii="Times New Roman" w:hAnsi="Times New Roman"/>
-                <w:b w:val="0"/>
-                <w:i w:val="0"/>
-                <w:sz w:val="20"/>
-              </w:rPr>
+            <w:shd w:val="clear" w:color="auto" w:fill="F8F9F9"/>
+            <w:vAlign w:val="center"/>
+          </w:tcPr>
+          <w:p>
+            <w:r>
               <w:t>Phan Duy Hưng</w:t>
             </w:r>
           </w:p>
@@ -2758,23 +3698,11 @@
               <w:top w:val="dotted" w:sz="4" w:space="0" w:color="000000"/>
               <w:bottom w:val="dotted" w:sz="4" w:space="0" w:color="000000"/>
             </w:tcBorders>
-            <w:vAlign w:val="center"/>
-            <w:shd w:fill="F8F9F9"/>
-          </w:tcPr>
-          <w:p>
-            <w:pPr>
-              <w:spacing w:before="40" w:after="40" w:line="276" w:lineRule="auto"/>
-              <w:jc w:val="center"/>
-            </w:pPr>
-            <w:r/>
-            <w:r>
-              <w:rPr>
-                <w:rFonts w:ascii="Times New Roman" w:hAnsi="Times New Roman"/>
-                <w:b/>
-                <w:i w:val="0"/>
-                <w:color w:val="27AE60"/>
-                <w:sz w:val="20"/>
-              </w:rPr>
+            <w:shd w:val="clear" w:color="auto" w:fill="F8F9F9"/>
+            <w:vAlign w:val="center"/>
+          </w:tcPr>
+          <w:p>
+            <w:r>
               <w:t>Đã hoàn thành</w:t>
             </w:r>
           </w:p>
@@ -2812,19 +3740,68 @@
             <w:vAlign w:val="center"/>
           </w:tcPr>
           <w:p>
-            <w:pPr>
-              <w:spacing w:before="40" w:after="40" w:line="276" w:lineRule="auto"/>
-              <w:jc w:val="left"/>
-            </w:pPr>
-            <w:r/>
-            <w:r>
-              <w:rPr>
-                <w:rFonts w:ascii="Times New Roman" w:hAnsi="Times New Roman"/>
-                <w:b w:val="0"/>
-                <w:i w:val="0"/>
-                <w:sz w:val="20"/>
-              </w:rPr>
-              <w:t>Xây dựng các màn hình Quản lý Sản phẩm, Quản lý Danh mục, Quản lý Khách hàng, Quản lý Nhập hàng và Sổ kho.</w:t>
+            <w:r>
+              <w:t>Xây d</w:t>
+            </w:r>
+            <w:r>
+              <w:t>ự</w:t>
+            </w:r>
+            <w:r>
+              <w:t>ng các màn hình Qu</w:t>
+            </w:r>
+            <w:r>
+              <w:t>ả</w:t>
+            </w:r>
+            <w:r>
+              <w:t>n lý S</w:t>
+            </w:r>
+            <w:r>
+              <w:t>ả</w:t>
+            </w:r>
+            <w:r>
+              <w:t>n ph</w:t>
+            </w:r>
+            <w:r>
+              <w:t>ẩ</w:t>
+            </w:r>
+            <w:r>
+              <w:t>m, Qu</w:t>
+            </w:r>
+            <w:r>
+              <w:t>ả</w:t>
+            </w:r>
+            <w:r>
+              <w:t>n lý Danh m</w:t>
+            </w:r>
+            <w:r>
+              <w:t>ụ</w:t>
+            </w:r>
+            <w:r>
+              <w:t>c, Qu</w:t>
+            </w:r>
+            <w:r>
+              <w:t>ả</w:t>
+            </w:r>
+            <w:r>
+              <w:t>n lý Khách hàng, Qu</w:t>
+            </w:r>
+            <w:r>
+              <w:t>ả</w:t>
+            </w:r>
+            <w:r>
+              <w:t>n lý Nh</w:t>
+            </w:r>
+            <w:r>
+              <w:t>ậ</w:t>
+            </w:r>
+            <w:r>
+              <w:t>p hàng và S</w:t>
+            </w:r>
+            <w:r>
+              <w:t>ổ</w:t>
+            </w:r>
+            <w:r>
+              <w:t xml:space="preserve"> kho.</w:t>
             </w:r>
           </w:p>
         </w:tc>
@@ -2838,18 +3815,7 @@
             <w:vAlign w:val="center"/>
           </w:tcPr>
           <w:p>
-            <w:pPr>
-              <w:spacing w:before="40" w:after="40" w:line="276" w:lineRule="auto"/>
-              <w:jc w:val="center"/>
-            </w:pPr>
-            <w:r/>
-            <w:r>
-              <w:rPr>
-                <w:rFonts w:ascii="Times New Roman" w:hAnsi="Times New Roman"/>
-                <w:b w:val="0"/>
-                <w:i w:val="0"/>
-                <w:sz w:val="20"/>
-              </w:rPr>
+            <w:r>
               <w:t>Phan Duy Hưng</w:t>
             </w:r>
           </w:p>
@@ -2864,19 +3830,7 @@
             <w:vAlign w:val="center"/>
           </w:tcPr>
           <w:p>
-            <w:pPr>
-              <w:spacing w:before="40" w:after="40" w:line="276" w:lineRule="auto"/>
-              <w:jc w:val="center"/>
-            </w:pPr>
-            <w:r/>
-            <w:r>
-              <w:rPr>
-                <w:rFonts w:ascii="Times New Roman" w:hAnsi="Times New Roman"/>
-                <w:b/>
-                <w:i w:val="0"/>
-                <w:color w:val="27AE60"/>
-                <w:sz w:val="20"/>
-              </w:rPr>
+            <w:r>
               <w:t>Đã hoàn thành</w:t>
             </w:r>
           </w:p>
@@ -2911,23 +3865,75 @@
               <w:top w:val="dotted" w:sz="4" w:space="0" w:color="000000"/>
               <w:bottom w:val="dotted" w:sz="4" w:space="0" w:color="000000"/>
             </w:tcBorders>
-            <w:vAlign w:val="center"/>
-            <w:shd w:fill="FDFEFE"/>
-          </w:tcPr>
-          <w:p>
-            <w:pPr>
-              <w:spacing w:before="40" w:after="40" w:line="276" w:lineRule="auto"/>
-              <w:jc w:val="left"/>
-            </w:pPr>
-            <w:r/>
-            <w:r>
-              <w:rPr>
-                <w:rFonts w:ascii="Times New Roman" w:hAnsi="Times New Roman"/>
-                <w:b w:val="0"/>
-                <w:i w:val="0"/>
-                <w:sz w:val="20"/>
-              </w:rPr>
-              <w:t>Xây dựng Dashboard thống kê trực quan cho SuperAdmin: thẻ KPI doanh thu, biểu đồ phân tích và bảng cảnh báo hàng sắp hết.</w:t>
+            <w:shd w:val="clear" w:color="auto" w:fill="FDFEFE"/>
+            <w:vAlign w:val="center"/>
+          </w:tcPr>
+          <w:p>
+            <w:r>
+              <w:t>Xây d</w:t>
+            </w:r>
+            <w:r>
+              <w:t>ự</w:t>
+            </w:r>
+            <w:r>
+              <w:t>ng Dashboard th</w:t>
+            </w:r>
+            <w:r>
+              <w:t>ố</w:t>
+            </w:r>
+            <w:r>
+              <w:t>ng kê tr</w:t>
+            </w:r>
+            <w:r>
+              <w:t>ự</w:t>
+            </w:r>
+            <w:r>
+              <w:t>c quan cho SuperAdmin: th</w:t>
+            </w:r>
+            <w:r>
+              <w:t>ẻ</w:t>
+            </w:r>
+            <w:r>
+              <w:t xml:space="preserve"> KPI doanh thu, bi</w:t>
+            </w:r>
+            <w:r>
+              <w:t>ể</w:t>
+            </w:r>
+            <w:r>
+              <w:t>u đ</w:t>
+            </w:r>
+            <w:r>
+              <w:t>ồ</w:t>
+            </w:r>
+            <w:r>
+              <w:t xml:space="preserve"> phân </w:t>
+            </w:r>
+            <w:r>
+              <w:t>tích và b</w:t>
+            </w:r>
+            <w:r>
+              <w:t>ả</w:t>
+            </w:r>
+            <w:r>
+              <w:t>ng c</w:t>
+            </w:r>
+            <w:r>
+              <w:t>ả</w:t>
+            </w:r>
+            <w:r>
+              <w:t>nh báo hàng s</w:t>
+            </w:r>
+            <w:r>
+              <w:t>ắ</w:t>
+            </w:r>
+            <w:r>
+              <w:t>p h</w:t>
+            </w:r>
+            <w:r>
+              <w:t>ế</w:t>
+            </w:r>
+            <w:r>
+              <w:t>t.</w:t>
             </w:r>
           </w:p>
         </w:tc>
@@ -2938,22 +3944,11 @@
               <w:top w:val="dotted" w:sz="4" w:space="0" w:color="000000"/>
               <w:bottom w:val="dotted" w:sz="4" w:space="0" w:color="000000"/>
             </w:tcBorders>
-            <w:vAlign w:val="center"/>
-            <w:shd w:fill="F8F9F9"/>
-          </w:tcPr>
-          <w:p>
-            <w:pPr>
-              <w:spacing w:before="40" w:after="40" w:line="276" w:lineRule="auto"/>
-              <w:jc w:val="center"/>
-            </w:pPr>
-            <w:r/>
-            <w:r>
-              <w:rPr>
-                <w:rFonts w:ascii="Times New Roman" w:hAnsi="Times New Roman"/>
-                <w:b w:val="0"/>
-                <w:i w:val="0"/>
-                <w:sz w:val="20"/>
-              </w:rPr>
+            <w:shd w:val="clear" w:color="auto" w:fill="F8F9F9"/>
+            <w:vAlign w:val="center"/>
+          </w:tcPr>
+          <w:p>
+            <w:r>
               <w:t>Phan Duy Hưng</w:t>
             </w:r>
           </w:p>
@@ -2965,23 +3960,11 @@
               <w:top w:val="dotted" w:sz="4" w:space="0" w:color="000000"/>
               <w:bottom w:val="dotted" w:sz="4" w:space="0" w:color="000000"/>
             </w:tcBorders>
-            <w:vAlign w:val="center"/>
-            <w:shd w:fill="F8F9F9"/>
-          </w:tcPr>
-          <w:p>
-            <w:pPr>
-              <w:spacing w:before="40" w:after="40" w:line="276" w:lineRule="auto"/>
-              <w:jc w:val="center"/>
-            </w:pPr>
-            <w:r/>
-            <w:r>
-              <w:rPr>
-                <w:rFonts w:ascii="Times New Roman" w:hAnsi="Times New Roman"/>
-                <w:b/>
-                <w:i w:val="0"/>
-                <w:color w:val="27AE60"/>
-                <w:sz w:val="20"/>
-              </w:rPr>
+            <w:shd w:val="clear" w:color="auto" w:fill="F8F9F9"/>
+            <w:vAlign w:val="center"/>
+          </w:tcPr>
+          <w:p>
+            <w:r>
               <w:t>Đã hoàn thành</w:t>
             </w:r>
           </w:p>
@@ -3018,19 +4001,62 @@
             <w:vAlign w:val="center"/>
           </w:tcPr>
           <w:p>
-            <w:pPr>
-              <w:spacing w:before="40" w:after="40" w:line="276" w:lineRule="auto"/>
-              <w:jc w:val="left"/>
-            </w:pPr>
-            <w:r/>
-            <w:r>
-              <w:rPr>
-                <w:rFonts w:ascii="Times New Roman" w:hAnsi="Times New Roman"/>
-                <w:b w:val="0"/>
-                <w:i w:val="0"/>
-                <w:sz w:val="20"/>
-              </w:rPr>
-              <w:t>Xây dựng Public Storefront cho phép khách vãng lai (Guest) duyệt danh mục, xem chi tiết sản phẩm và lọc giá mà không cần đăng nhập.</w:t>
+            <w:r>
+              <w:t>Xây d</w:t>
+            </w:r>
+            <w:r>
+              <w:t>ự</w:t>
+            </w:r>
+            <w:r>
+              <w:t>ng Public Storefront cho phép khách vãng lai (Guest) duy</w:t>
+            </w:r>
+            <w:r>
+              <w:t>ệ</w:t>
+            </w:r>
+            <w:r>
+              <w:t>t danh m</w:t>
+            </w:r>
+            <w:r>
+              <w:t>ụ</w:t>
+            </w:r>
+            <w:r>
+              <w:t>c, xem chi ti</w:t>
+            </w:r>
+            <w:r>
+              <w:t>ế</w:t>
+            </w:r>
+            <w:r>
+              <w:t>t s</w:t>
+            </w:r>
+            <w:r>
+              <w:t>ả</w:t>
+            </w:r>
+            <w:r>
+              <w:t>n ph</w:t>
+            </w:r>
+            <w:r>
+              <w:t>ẩ</w:t>
+            </w:r>
+            <w:r>
+              <w:t>m và l</w:t>
+            </w:r>
+            <w:r>
+              <w:t>ọ</w:t>
+            </w:r>
+            <w:r>
+              <w:t>c giá mà không c</w:t>
+            </w:r>
+            <w:r>
+              <w:t>ầ</w:t>
+            </w:r>
+            <w:r>
+              <w:t>n đăng nh</w:t>
+            </w:r>
+            <w:r>
+              <w:t>ậ</w:t>
+            </w:r>
+            <w:r>
+              <w:t>p.</w:t>
             </w:r>
           </w:p>
         </w:tc>
@@ -3043,18 +4069,7 @@
             <w:vAlign w:val="center"/>
           </w:tcPr>
           <w:p>
-            <w:pPr>
-              <w:spacing w:before="40" w:after="40" w:line="276" w:lineRule="auto"/>
-              <w:jc w:val="center"/>
-            </w:pPr>
-            <w:r/>
-            <w:r>
-              <w:rPr>
-                <w:rFonts w:ascii="Times New Roman" w:hAnsi="Times New Roman"/>
-                <w:b w:val="0"/>
-                <w:i w:val="0"/>
-                <w:sz w:val="20"/>
-              </w:rPr>
+            <w:r>
               <w:t>Phan Duy Hưng</w:t>
             </w:r>
           </w:p>
@@ -3068,19 +4083,7 @@
             <w:vAlign w:val="center"/>
           </w:tcPr>
           <w:p>
-            <w:pPr>
-              <w:spacing w:before="40" w:after="40" w:line="276" w:lineRule="auto"/>
-              <w:jc w:val="center"/>
-            </w:pPr>
-            <w:r/>
-            <w:r>
-              <w:rPr>
-                <w:rFonts w:ascii="Times New Roman" w:hAnsi="Times New Roman"/>
-                <w:b/>
-                <w:i w:val="0"/>
-                <w:color w:val="27AE60"/>
-                <w:sz w:val="20"/>
-              </w:rPr>
+            <w:r>
               <w:t>Đã hoàn thành</w:t>
             </w:r>
           </w:p>
@@ -3094,28 +4097,27 @@
           <w:tcPr>
             <w:tcW w:w="1545" w:type="dxa"/>
             <w:vMerge w:val="restart"/>
-            <w:vAlign w:val="center"/>
-            <w:shd w:fill="F8F9F9"/>
-            <w:shd w:fill="F8F9F9"/>
-            <w:shd w:fill="F8F9F9"/>
-          </w:tcPr>
-          <w:p>
-            <w:pPr>
-              <w:spacing w:before="40" w:after="40" w:line="276" w:lineRule="auto"/>
-              <w:jc w:val="center"/>
-            </w:pPr>
-            <w:r/>
-            <w:r>
-              <w:rPr>
-                <w:rFonts w:ascii="Times New Roman" w:hAnsi="Times New Roman"/>
-                <w:b/>
-                <w:i w:val="0"/>
-                <w:sz w:val="20"/>
-              </w:rPr>
-              <w:t>Tuần 06</w:t>
+            <w:shd w:val="clear" w:color="auto" w:fill="F8F9F9"/>
+            <w:vAlign w:val="center"/>
+          </w:tcPr>
+          <w:p>
+            <w:r>
+              <w:t>Tu</w:t>
+            </w:r>
+            <w:r>
+              <w:t>ầ</w:t>
+            </w:r>
+            <w:r>
+              <w:t>n 06</w:t>
+            </w:r>
+            <w:r>
               <w:br/>
               <w:t>(31/08/2026 –</w:t>
+            </w:r>
+            <w:r>
               <w:br/>
+            </w:r>
+            <w:r>
               <w:t>06/09/2026)</w:t>
             </w:r>
           </w:p>
@@ -3123,45 +4125,53 @@
         <w:tc>
           <w:tcPr>
             <w:tcW w:w="3456" w:type="dxa"/>
-            <w:vAlign w:val="center"/>
-            <w:shd w:fill="FDFEFE"/>
-          </w:tcPr>
-          <w:p>
-            <w:pPr>
-              <w:spacing w:before="40" w:after="40" w:line="276" w:lineRule="auto"/>
-              <w:jc w:val="left"/>
-            </w:pPr>
-            <w:r/>
-            <w:r>
-              <w:rPr>
-                <w:rFonts w:ascii="Times New Roman" w:hAnsi="Times New Roman"/>
-                <w:b w:val="0"/>
-                <w:i w:val="0"/>
-                <w:sz w:val="20"/>
-              </w:rPr>
-              <w:t>Tích hợp Google GenAI SDK (Gemini 3.6 Flash), xây dựng lớp nạp Prompt Loader động (`prompt_loader.py`) từ thư mục `prompts/`.</w:t>
+            <w:shd w:val="clear" w:color="auto" w:fill="FDFEFE"/>
+            <w:vAlign w:val="center"/>
+          </w:tcPr>
+          <w:p>
+            <w:r>
+              <w:t>Tích h</w:t>
+            </w:r>
+            <w:r>
+              <w:t>ợ</w:t>
+            </w:r>
+            <w:r>
+              <w:t>p Google GenAI SDK (Gemini multimodal &amp; generative models), c</w:t>
+            </w:r>
+            <w:r>
+              <w:t>ấ</w:t>
+            </w:r>
+            <w:r>
+              <w:t>u hình cơ ch</w:t>
+            </w:r>
+            <w:r>
+              <w:t>ế</w:t>
+            </w:r>
+            <w:r>
+              <w:t xml:space="preserve"> n</w:t>
+            </w:r>
+            <w:r>
+              <w:t>ạ</w:t>
+            </w:r>
+            <w:r>
+              <w:t>p Prompt đ</w:t>
+            </w:r>
+            <w:r>
+              <w:t>ộ</w:t>
+            </w:r>
+            <w:r>
+              <w:t>ng qua PromptLoader.</w:t>
             </w:r>
           </w:p>
         </w:tc>
         <w:tc>
           <w:tcPr>
             <w:tcW w:w="2281" w:type="dxa"/>
-            <w:vAlign w:val="center"/>
-            <w:shd w:fill="F8F9F9"/>
-          </w:tcPr>
-          <w:p>
-            <w:pPr>
-              <w:spacing w:before="40" w:after="40" w:line="276" w:lineRule="auto"/>
-              <w:jc w:val="center"/>
-            </w:pPr>
-            <w:r/>
-            <w:r>
-              <w:rPr>
-                <w:rFonts w:ascii="Times New Roman" w:hAnsi="Times New Roman"/>
-                <w:b w:val="0"/>
-                <w:i w:val="0"/>
-                <w:sz w:val="20"/>
-              </w:rPr>
+            <w:shd w:val="clear" w:color="auto" w:fill="F8F9F9"/>
+            <w:vAlign w:val="center"/>
+          </w:tcPr>
+          <w:p>
+            <w:r>
               <w:t>Ngô Trung Kiên</w:t>
             </w:r>
           </w:p>
@@ -3169,23 +4179,11 @@
         <w:tc>
           <w:tcPr>
             <w:tcW w:w="1789" w:type="dxa"/>
-            <w:vAlign w:val="center"/>
-            <w:shd w:fill="F8F9F9"/>
-          </w:tcPr>
-          <w:p>
-            <w:pPr>
-              <w:spacing w:before="40" w:after="40" w:line="276" w:lineRule="auto"/>
-              <w:jc w:val="center"/>
-            </w:pPr>
-            <w:r/>
-            <w:r>
-              <w:rPr>
-                <w:rFonts w:ascii="Times New Roman" w:hAnsi="Times New Roman"/>
-                <w:b/>
-                <w:i w:val="0"/>
-                <w:color w:val="27AE60"/>
-                <w:sz w:val="20"/>
-              </w:rPr>
+            <w:shd w:val="clear" w:color="auto" w:fill="F8F9F9"/>
+            <w:vAlign w:val="center"/>
+          </w:tcPr>
+          <w:p>
+            <w:r>
               <w:t>Đã hoàn thành</w:t>
             </w:r>
           </w:p>
@@ -3222,19 +4220,89 @@
             <w:vAlign w:val="center"/>
           </w:tcPr>
           <w:p>
-            <w:pPr>
-              <w:spacing w:before="40" w:after="40" w:line="276" w:lineRule="auto"/>
-              <w:jc w:val="left"/>
-            </w:pPr>
-            <w:r/>
-            <w:r>
-              <w:rPr>
-                <w:rFonts w:ascii="Times New Roman" w:hAnsi="Times New Roman"/>
-                <w:b w:val="0"/>
-                <w:i w:val="0"/>
-                <w:sz w:val="20"/>
-              </w:rPr>
-              <w:t>Xây dựng dịch vụ ChromaDB Vector Search (`rag_service.py`), đồng bộ tự động toàn bộ dữ liệu ngữ nghĩa sản phẩm vào ChromaDB.</w:t>
+            <w:r>
+              <w:t>Xây d</w:t>
+            </w:r>
+            <w:r>
+              <w:t>ự</w:t>
+            </w:r>
+            <w:r>
+              <w:t>ng d</w:t>
+            </w:r>
+            <w:r>
+              <w:t>ị</w:t>
+            </w:r>
+            <w:r>
+              <w:t>ch v</w:t>
+            </w:r>
+            <w:r>
+              <w:t>ụ</w:t>
+            </w:r>
+            <w:r>
+              <w:t xml:space="preserve"> ChromaDB Vector Search (`rag_service.py`), đ</w:t>
+            </w:r>
+            <w:r>
+              <w:t>ồ</w:t>
+            </w:r>
+            <w:r>
+              <w:t>ng b</w:t>
+            </w:r>
+            <w:r>
+              <w:t>ộ</w:t>
+            </w:r>
+            <w:r>
+              <w:t xml:space="preserve"> t</w:t>
+            </w:r>
+            <w:r>
+              <w:t>ự</w:t>
+            </w:r>
+            <w:r>
+              <w:t xml:space="preserve"> đ</w:t>
+            </w:r>
+            <w:r>
+              <w:t>ộ</w:t>
+            </w:r>
+            <w:r>
+              <w:t>ng toàn b</w:t>
+            </w:r>
+            <w:r>
+              <w:t>ộ</w:t>
+            </w:r>
+            <w:r>
+              <w:t xml:space="preserve"> d</w:t>
+            </w:r>
+            <w:r>
+              <w:t>ữ</w:t>
+            </w:r>
+            <w:r>
+              <w:t xml:space="preserve"> li</w:t>
+            </w:r>
+            <w:r>
+              <w:t>ệ</w:t>
+            </w:r>
+            <w:r>
+              <w:t>u ng</w:t>
+            </w:r>
+            <w:r>
+              <w:t>ữ</w:t>
+            </w:r>
+            <w:r>
+              <w:t xml:space="preserve"> </w:t>
+            </w:r>
+            <w:r>
+              <w:t>nghĩa s</w:t>
+            </w:r>
+            <w:r>
+              <w:t>ả</w:t>
+            </w:r>
+            <w:r>
+              <w:t>n ph</w:t>
+            </w:r>
+            <w:r>
+              <w:t>ẩ</w:t>
+            </w:r>
+            <w:r>
+              <w:t>m vào ChromaDB.</w:t>
             </w:r>
           </w:p>
         </w:tc>
@@ -3247,18 +4315,7 @@
             <w:vAlign w:val="center"/>
           </w:tcPr>
           <w:p>
-            <w:pPr>
-              <w:spacing w:before="40" w:after="40" w:line="276" w:lineRule="auto"/>
-              <w:jc w:val="center"/>
-            </w:pPr>
-            <w:r/>
-            <w:r>
-              <w:rPr>
-                <w:rFonts w:ascii="Times New Roman" w:hAnsi="Times New Roman"/>
-                <w:b w:val="0"/>
-                <w:i w:val="0"/>
-                <w:sz w:val="20"/>
-              </w:rPr>
+            <w:r>
               <w:t>Ngô Trung Kiên</w:t>
             </w:r>
           </w:p>
@@ -3272,19 +4329,7 @@
             <w:vAlign w:val="center"/>
           </w:tcPr>
           <w:p>
-            <w:pPr>
-              <w:spacing w:before="40" w:after="40" w:line="276" w:lineRule="auto"/>
-              <w:jc w:val="center"/>
-            </w:pPr>
-            <w:r/>
-            <w:r>
-              <w:rPr>
-                <w:rFonts w:ascii="Times New Roman" w:hAnsi="Times New Roman"/>
-                <w:b/>
-                <w:i w:val="0"/>
-                <w:color w:val="27AE60"/>
-                <w:sz w:val="20"/>
-              </w:rPr>
+            <w:r>
               <w:t>Đã hoàn thành</w:t>
             </w:r>
           </w:p>
@@ -3319,23 +4364,90 @@
               <w:top w:val="dotted" w:sz="4" w:space="0" w:color="000000"/>
               <w:bottom w:val="dotted" w:sz="4" w:space="0" w:color="000000"/>
             </w:tcBorders>
-            <w:vAlign w:val="center"/>
-            <w:shd w:fill="FDFEFE"/>
-          </w:tcPr>
-          <w:p>
-            <w:pPr>
-              <w:spacing w:before="40" w:after="40" w:line="276" w:lineRule="auto"/>
-              <w:jc w:val="left"/>
-            </w:pPr>
-            <w:r/>
-            <w:r>
-              <w:rPr>
-                <w:rFonts w:ascii="Times New Roman" w:hAnsi="Times New Roman"/>
-                <w:b w:val="0"/>
-                <w:i w:val="0"/>
-                <w:sz w:val="20"/>
-              </w:rPr>
-              <w:t>Thiết lập chốt chặn SQLite Post-Retrieval Verification Guard: loại bỏ 100% sản phẩm hết hàng hoặc sai lệch giá trước khi gửi context cho Gemini.</w:t>
+            <w:shd w:val="clear" w:color="auto" w:fill="FDFEFE"/>
+            <w:vAlign w:val="center"/>
+          </w:tcPr>
+          <w:p>
+            <w:r>
+              <w:t>Thi</w:t>
+            </w:r>
+            <w:r>
+              <w:t>ế</w:t>
+            </w:r>
+            <w:r>
+              <w:t>t l</w:t>
+            </w:r>
+            <w:r>
+              <w:t>ậ</w:t>
+            </w:r>
+            <w:r>
+              <w:t>p ch</w:t>
+            </w:r>
+            <w:r>
+              <w:t>ố</w:t>
+            </w:r>
+            <w:r>
+              <w:t>t ch</w:t>
+            </w:r>
+            <w:r>
+              <w:t>ặ</w:t>
+            </w:r>
+            <w:r>
+              <w:t>n SQLite Post-Retrieval Verification Guard: lo</w:t>
+            </w:r>
+            <w:r>
+              <w:t>ạ</w:t>
+            </w:r>
+            <w:r>
+              <w:t>i b</w:t>
+            </w:r>
+            <w:r>
+              <w:t>ỏ</w:t>
+            </w:r>
+            <w:r>
+              <w:t xml:space="preserve"> 100% s</w:t>
+            </w:r>
+            <w:r>
+              <w:t>ả</w:t>
+            </w:r>
+            <w:r>
+              <w:t>n ph</w:t>
+            </w:r>
+            <w:r>
+              <w:t>ẩ</w:t>
+            </w:r>
+            <w:r>
+              <w:t>m h</w:t>
+            </w:r>
+            <w:r>
+              <w:t>ế</w:t>
+            </w:r>
+            <w:r>
+              <w:t>t hàng ho</w:t>
+            </w:r>
+            <w:r>
+              <w:t>ặ</w:t>
+            </w:r>
+            <w:r>
+              <w:t>c sai l</w:t>
+            </w:r>
+            <w:r>
+              <w:t>ệ</w:t>
+            </w:r>
+            <w:r>
+              <w:t>ch giá trư</w:t>
+            </w:r>
+            <w:r>
+              <w:t>ớ</w:t>
+            </w:r>
+            <w:r>
+              <w:t>c khi g</w:t>
+            </w:r>
+            <w:r>
+              <w:t>ử</w:t>
+            </w:r>
+            <w:r>
+              <w:t>i context cho Gemini.</w:t>
             </w:r>
           </w:p>
         </w:tc>
@@ -3346,25 +4458,28 @@
               <w:top w:val="dotted" w:sz="4" w:space="0" w:color="000000"/>
               <w:bottom w:val="dotted" w:sz="4" w:space="0" w:color="000000"/>
             </w:tcBorders>
-            <w:vAlign w:val="center"/>
-            <w:shd w:fill="F8F9F9"/>
-          </w:tcPr>
-          <w:p>
-            <w:pPr>
-              <w:spacing w:before="40" w:after="40" w:line="276" w:lineRule="auto"/>
-              <w:jc w:val="center"/>
-            </w:pPr>
-            <w:r/>
-            <w:r>
-              <w:rPr>
-                <w:rFonts w:ascii="Times New Roman" w:hAnsi="Times New Roman"/>
-                <w:b w:val="0"/>
-                <w:i w:val="0"/>
-                <w:sz w:val="20"/>
-              </w:rPr>
+            <w:shd w:val="clear" w:color="auto" w:fill="F8F9F9"/>
+            <w:vAlign w:val="center"/>
+          </w:tcPr>
+          <w:p>
+            <w:r>
               <w:t>Ngô Trung Kiên,</w:t>
+            </w:r>
+            <w:r>
               <w:br/>
-              <w:t>Vũ Đức Đạt</w:t>
+              <w:t>Vũ Đ</w:t>
+            </w:r>
+            <w:r>
+              <w:t>ứ</w:t>
+            </w:r>
+            <w:r>
+              <w:t>c Đ</w:t>
+            </w:r>
+            <w:r>
+              <w:t>ạ</w:t>
+            </w:r>
+            <w:r>
+              <w:t>t</w:t>
             </w:r>
           </w:p>
         </w:tc>
@@ -3375,23 +4490,11 @@
               <w:top w:val="dotted" w:sz="4" w:space="0" w:color="000000"/>
               <w:bottom w:val="dotted" w:sz="4" w:space="0" w:color="000000"/>
             </w:tcBorders>
-            <w:vAlign w:val="center"/>
-            <w:shd w:fill="F8F9F9"/>
-          </w:tcPr>
-          <w:p>
-            <w:pPr>
-              <w:spacing w:before="40" w:after="40" w:line="276" w:lineRule="auto"/>
-              <w:jc w:val="center"/>
-            </w:pPr>
-            <w:r/>
-            <w:r>
-              <w:rPr>
-                <w:rFonts w:ascii="Times New Roman" w:hAnsi="Times New Roman"/>
-                <w:b/>
-                <w:i w:val="0"/>
-                <w:color w:val="27AE60"/>
-                <w:sz w:val="20"/>
-              </w:rPr>
+            <w:shd w:val="clear" w:color="auto" w:fill="F8F9F9"/>
+            <w:vAlign w:val="center"/>
+          </w:tcPr>
+          <w:p>
+            <w:r>
               <w:t>Đã hoàn thành</w:t>
             </w:r>
           </w:p>
@@ -3429,19 +4532,41 @@
             <w:vAlign w:val="center"/>
           </w:tcPr>
           <w:p>
-            <w:pPr>
-              <w:spacing w:before="40" w:after="40" w:line="276" w:lineRule="auto"/>
-              <w:jc w:val="left"/>
-            </w:pPr>
-            <w:r/>
-            <w:r>
-              <w:rPr>
-                <w:rFonts w:ascii="Times New Roman" w:hAnsi="Times New Roman"/>
-                <w:b w:val="0"/>
-                <w:i w:val="0"/>
-                <w:sz w:val="20"/>
-              </w:rPr>
-              <w:t>Xây dựng API AI Sinh báo cáo doanh thu (`generate_sales_report`) và API Hỏi đáp dữ liệu bán hàng (`answer_sales_qa`) dựa trên SQL facts.</w:t>
+            <w:r>
+              <w:t>Xây d</w:t>
+            </w:r>
+            <w:r>
+              <w:t>ự</w:t>
+            </w:r>
+            <w:r>
+              <w:t>ng</w:t>
+            </w:r>
+            <w:r>
+              <w:t xml:space="preserve"> API AI Sinh báo cáo doanh thu (`generate_sales_report`) và API H</w:t>
+            </w:r>
+            <w:r>
+              <w:t>ỏ</w:t>
+            </w:r>
+            <w:r>
+              <w:t>i đáp d</w:t>
+            </w:r>
+            <w:r>
+              <w:t>ữ</w:t>
+            </w:r>
+            <w:r>
+              <w:t xml:space="preserve"> li</w:t>
+            </w:r>
+            <w:r>
+              <w:t>ệ</w:t>
+            </w:r>
+            <w:r>
+              <w:t>u bán hàng (`answer_sales_qa`) d</w:t>
+            </w:r>
+            <w:r>
+              <w:t>ự</w:t>
+            </w:r>
+            <w:r>
+              <w:t>a trên SQL facts.</w:t>
             </w:r>
           </w:p>
         </w:tc>
@@ -3455,18 +4580,7 @@
             <w:vAlign w:val="center"/>
           </w:tcPr>
           <w:p>
-            <w:pPr>
-              <w:spacing w:before="40" w:after="40" w:line="276" w:lineRule="auto"/>
-              <w:jc w:val="center"/>
-            </w:pPr>
-            <w:r/>
-            <w:r>
-              <w:rPr>
-                <w:rFonts w:ascii="Times New Roman" w:hAnsi="Times New Roman"/>
-                <w:b w:val="0"/>
-                <w:i w:val="0"/>
-                <w:sz w:val="20"/>
-              </w:rPr>
+            <w:r>
               <w:t>Ngô Trung Kiên</w:t>
             </w:r>
           </w:p>
@@ -3481,19 +4595,7 @@
             <w:vAlign w:val="center"/>
           </w:tcPr>
           <w:p>
-            <w:pPr>
-              <w:spacing w:before="40" w:after="40" w:line="276" w:lineRule="auto"/>
-              <w:jc w:val="center"/>
-            </w:pPr>
-            <w:r/>
-            <w:r>
-              <w:rPr>
-                <w:rFonts w:ascii="Times New Roman" w:hAnsi="Times New Roman"/>
-                <w:b/>
-                <w:i w:val="0"/>
-                <w:color w:val="27AE60"/>
-                <w:sz w:val="20"/>
-              </w:rPr>
+            <w:r>
               <w:t>Đã hoàn thành</w:t>
             </w:r>
           </w:p>
@@ -3527,23 +4629,105 @@
             <w:tcBorders>
               <w:top w:val="dotted" w:sz="4" w:space="0" w:color="000000"/>
             </w:tcBorders>
-            <w:vAlign w:val="center"/>
-            <w:shd w:fill="FDFEFE"/>
-          </w:tcPr>
-          <w:p>
-            <w:pPr>
-              <w:spacing w:before="40" w:after="40" w:line="276" w:lineRule="auto"/>
-              <w:jc w:val="left"/>
-            </w:pPr>
-            <w:r/>
-            <w:r>
-              <w:rPr>
-                <w:rFonts w:ascii="Times New Roman" w:hAnsi="Times New Roman"/>
-                <w:b w:val="0"/>
-                <w:i w:val="0"/>
-                <w:sz w:val="20"/>
-              </w:rPr>
-              <w:t>Phát triển giao diện Trợ lý AI (`AiAssistantPage.jsx`): hiển thị 2 tab Tư vấn sản phẩm &amp; Báo cáo quản trị, huy hiệu nguồn dữ liệu minh bạch.</w:t>
+            <w:shd w:val="clear" w:color="auto" w:fill="FDFEFE"/>
+            <w:vAlign w:val="center"/>
+          </w:tcPr>
+          <w:p>
+            <w:r>
+              <w:t>Phát tri</w:t>
+            </w:r>
+            <w:r>
+              <w:t>ể</w:t>
+            </w:r>
+            <w:r>
+              <w:t>n giao di</w:t>
+            </w:r>
+            <w:r>
+              <w:t>ệ</w:t>
+            </w:r>
+            <w:r>
+              <w:t>n Tr</w:t>
+            </w:r>
+            <w:r>
+              <w:t>ợ</w:t>
+            </w:r>
+            <w:r>
+              <w:t xml:space="preserve"> lý AI (`AiAssistantPage.jsx`): hi</w:t>
+            </w:r>
+            <w:r>
+              <w:t>ể</w:t>
+            </w:r>
+            <w:r>
+              <w:t>n th</w:t>
+            </w:r>
+            <w:r>
+              <w:t>ị</w:t>
+            </w:r>
+            <w:r>
+              <w:t xml:space="preserve"> 2 tab Tư v</w:t>
+            </w:r>
+            <w:r>
+              <w:t>ấ</w:t>
+            </w:r>
+            <w:r>
+              <w:t>n s</w:t>
+            </w:r>
+            <w:r>
+              <w:t>ả</w:t>
+            </w:r>
+            <w:r>
+              <w:t>n ph</w:t>
+            </w:r>
+            <w:r>
+              <w:t>ẩ</w:t>
+            </w:r>
+            <w:r>
+              <w:t>m &amp; Báo cáo</w:t>
+            </w:r>
+            <w:r>
+              <w:t xml:space="preserve"> qu</w:t>
+            </w:r>
+            <w:r>
+              <w:t>ả</w:t>
+            </w:r>
+            <w:r>
+              <w:t>n tr</w:t>
+            </w:r>
+            <w:r>
+              <w:t>ị</w:t>
+            </w:r>
+            <w:r>
+              <w:t>, huy hi</w:t>
+            </w:r>
+            <w:r>
+              <w:t>ệ</w:t>
+            </w:r>
+            <w:r>
+              <w:t>u ngu</w:t>
+            </w:r>
+            <w:r>
+              <w:t>ồ</w:t>
+            </w:r>
+            <w:r>
+              <w:t>n d</w:t>
+            </w:r>
+            <w:r>
+              <w:t>ữ</w:t>
+            </w:r>
+            <w:r>
+              <w:t xml:space="preserve"> li</w:t>
+            </w:r>
+            <w:r>
+              <w:t>ệ</w:t>
+            </w:r>
+            <w:r>
+              <w:t>u minh b</w:t>
+            </w:r>
+            <w:r>
+              <w:t>ạ</w:t>
+            </w:r>
+            <w:r>
+              <w:t>ch.</w:t>
             </w:r>
           </w:p>
         </w:tc>
@@ -3553,23 +4737,14 @@
             <w:tcBorders>
               <w:top w:val="dotted" w:sz="4" w:space="0" w:color="000000"/>
             </w:tcBorders>
-            <w:vAlign w:val="center"/>
-            <w:shd w:fill="F8F9F9"/>
-          </w:tcPr>
-          <w:p>
-            <w:pPr>
-              <w:spacing w:before="40" w:after="40" w:line="276" w:lineRule="auto"/>
-              <w:jc w:val="center"/>
-            </w:pPr>
-            <w:r/>
-            <w:r>
-              <w:rPr>
-                <w:rFonts w:ascii="Times New Roman" w:hAnsi="Times New Roman"/>
-                <w:b w:val="0"/>
-                <w:i w:val="0"/>
-                <w:sz w:val="20"/>
-              </w:rPr>
+            <w:shd w:val="clear" w:color="auto" w:fill="F8F9F9"/>
+            <w:vAlign w:val="center"/>
+          </w:tcPr>
+          <w:p>
+            <w:r>
               <w:t>Phan Duy Hưng,</w:t>
+            </w:r>
+            <w:r>
               <w:br/>
               <w:t>Ngô Trung Kiên</w:t>
             </w:r>
@@ -3581,23 +4756,11 @@
             <w:tcBorders>
               <w:top w:val="dotted" w:sz="4" w:space="0" w:color="000000"/>
             </w:tcBorders>
-            <w:vAlign w:val="center"/>
-            <w:shd w:fill="F8F9F9"/>
-          </w:tcPr>
-          <w:p>
-            <w:pPr>
-              <w:spacing w:before="40" w:after="40" w:line="276" w:lineRule="auto"/>
-              <w:jc w:val="center"/>
-            </w:pPr>
-            <w:r/>
-            <w:r>
-              <w:rPr>
-                <w:rFonts w:ascii="Times New Roman" w:hAnsi="Times New Roman"/>
-                <w:b/>
-                <w:i w:val="0"/>
-                <w:color w:val="27AE60"/>
-                <w:sz w:val="20"/>
-              </w:rPr>
+            <w:shd w:val="clear" w:color="auto" w:fill="F8F9F9"/>
+            <w:vAlign w:val="center"/>
+          </w:tcPr>
+          <w:p>
+            <w:r>
               <w:t>Đã hoàn thành</w:t>
             </w:r>
           </w:p>
@@ -3611,26 +4774,24 @@
           <w:tcPr>
             <w:tcW w:w="1545" w:type="dxa"/>
             <w:vMerge w:val="restart"/>
-            <w:vAlign w:val="center"/>
-            <w:shd w:fill="F8F9F9"/>
-            <w:shd w:fill="F8F9F9"/>
-          </w:tcPr>
-          <w:p>
-            <w:pPr>
-              <w:spacing w:before="40" w:after="40" w:line="276" w:lineRule="auto"/>
-              <w:jc w:val="center"/>
-            </w:pPr>
-            <w:r/>
-            <w:r>
-              <w:rPr>
-                <w:rFonts w:ascii="Times New Roman" w:hAnsi="Times New Roman"/>
-                <w:b/>
-                <w:i w:val="0"/>
-                <w:sz w:val="20"/>
-              </w:rPr>
-              <w:t>Tuần 07</w:t>
+            <w:shd w:val="clear" w:color="auto" w:fill="F8F9F9"/>
+            <w:vAlign w:val="center"/>
+          </w:tcPr>
+          <w:p>
+            <w:r>
+              <w:t>Tu</w:t>
+            </w:r>
+            <w:r>
+              <w:t>ầ</w:t>
+            </w:r>
+            <w:r>
+              <w:t>n 07</w:t>
+            </w:r>
+            <w:r>
               <w:br/>
               <w:t>(07/09/2026 –</w:t>
+            </w:r>
+            <w:r>
               <w:br/>
               <w:t>13/09/2026)</w:t>
             </w:r>
@@ -3645,19 +4806,89 @@
             <w:vAlign w:val="center"/>
           </w:tcPr>
           <w:p>
-            <w:pPr>
-              <w:spacing w:before="40" w:after="40" w:line="276" w:lineRule="auto"/>
-              <w:jc w:val="left"/>
-            </w:pPr>
-            <w:r/>
-            <w:r>
-              <w:rPr>
-                <w:rFonts w:ascii="Times New Roman" w:hAnsi="Times New Roman"/>
-                <w:b w:val="0"/>
-                <w:i w:val="0"/>
-                <w:sz w:val="20"/>
-              </w:rPr>
-              <w:t>Thực hiện tối ưu hóa và đánh giá định lượng 3 phiên bản Prompt (V1 cơ bản, V2 có cấu trúc, V3 Hybrid RAG chốt chặn SQLite loại bỏ 100% ảo giác).</w:t>
+            <w:r>
+              <w:t>Th</w:t>
+            </w:r>
+            <w:r>
+              <w:t>ự</w:t>
+            </w:r>
+            <w:r>
+              <w:t>c hi</w:t>
+            </w:r>
+            <w:r>
+              <w:t>ệ</w:t>
+            </w:r>
+            <w:r>
+              <w:t>n t</w:t>
+            </w:r>
+            <w:r>
+              <w:t>ố</w:t>
+            </w:r>
+            <w:r>
+              <w:t>i ưu hóa và đánh giá đ</w:t>
+            </w:r>
+            <w:r>
+              <w:t>ị</w:t>
+            </w:r>
+            <w:r>
+              <w:t>nh lư</w:t>
+            </w:r>
+            <w:r>
+              <w:t>ợ</w:t>
+            </w:r>
+            <w:r>
+              <w:t>ng 3 phiên b</w:t>
+            </w:r>
+            <w:r>
+              <w:t>ả</w:t>
+            </w:r>
+            <w:r>
+              <w:t>n Prompt (V1 cơ b</w:t>
+            </w:r>
+            <w:r>
+              <w:t>ả</w:t>
+            </w:r>
+            <w:r>
+              <w:t>n, V2 có c</w:t>
+            </w:r>
+            <w:r>
+              <w:t>ấ</w:t>
+            </w:r>
+            <w:r>
+              <w:t>u trúc, V3 Semantic RAG ch</w:t>
+            </w:r>
+            <w:r>
+              <w:t>ố</w:t>
+            </w:r>
+            <w:r>
+              <w:t>t ch</w:t>
+            </w:r>
+            <w:r>
+              <w:t>ặ</w:t>
+            </w:r>
+            <w:r>
+              <w:t xml:space="preserve">n SQLite Ground </w:t>
+            </w:r>
+            <w:r>
+              <w:t>Truth Verification lo</w:t>
+            </w:r>
+            <w:r>
+              <w:t>ạ</w:t>
+            </w:r>
+            <w:r>
+              <w:t>i b</w:t>
+            </w:r>
+            <w:r>
+              <w:t>ỏ</w:t>
+            </w:r>
+            <w:r>
+              <w:t xml:space="preserve"> hoàn toàn </w:t>
+            </w:r>
+            <w:r>
+              <w:t>ả</w:t>
+            </w:r>
+            <w:r>
+              <w:t>o giác).</w:t>
             </w:r>
           </w:p>
         </w:tc>
@@ -3670,18 +4901,7 @@
             <w:vAlign w:val="center"/>
           </w:tcPr>
           <w:p>
-            <w:pPr>
-              <w:spacing w:before="40" w:after="40" w:line="276" w:lineRule="auto"/>
-              <w:jc w:val="center"/>
-            </w:pPr>
-            <w:r/>
-            <w:r>
-              <w:rPr>
-                <w:rFonts w:ascii="Times New Roman" w:hAnsi="Times New Roman"/>
-                <w:b w:val="0"/>
-                <w:i w:val="0"/>
-                <w:sz w:val="20"/>
-              </w:rPr>
+            <w:r>
               <w:t>Ngô Trung Kiên</w:t>
             </w:r>
           </w:p>
@@ -3695,19 +4915,7 @@
             <w:vAlign w:val="center"/>
           </w:tcPr>
           <w:p>
-            <w:pPr>
-              <w:spacing w:before="40" w:after="40" w:line="276" w:lineRule="auto"/>
-              <w:jc w:val="center"/>
-            </w:pPr>
-            <w:r/>
-            <w:r>
-              <w:rPr>
-                <w:rFonts w:ascii="Times New Roman" w:hAnsi="Times New Roman"/>
-                <w:b/>
-                <w:i w:val="0"/>
-                <w:color w:val="27AE60"/>
-                <w:sz w:val="20"/>
-              </w:rPr>
+            <w:r>
               <w:t>Đã hoàn thành</w:t>
             </w:r>
           </w:p>
@@ -3742,23 +4950,72 @@
               <w:top w:val="dotted" w:sz="4" w:space="0" w:color="000000"/>
               <w:bottom w:val="dotted" w:sz="4" w:space="0" w:color="000000"/>
             </w:tcBorders>
-            <w:vAlign w:val="center"/>
-            <w:shd w:fill="FDFEFE"/>
-          </w:tcPr>
-          <w:p>
-            <w:pPr>
-              <w:spacing w:before="40" w:after="40" w:line="276" w:lineRule="auto"/>
-              <w:jc w:val="left"/>
-            </w:pPr>
-            <w:r/>
-            <w:r>
-              <w:rPr>
-                <w:rFonts w:ascii="Times New Roman" w:hAnsi="Times New Roman"/>
-                <w:b w:val="0"/>
-                <w:i w:val="0"/>
-                <w:sz w:val="20"/>
-              </w:rPr>
-              <w:t>Xây dựng cơ chế kiểm soát truy cập AI (AI Access Control) tại Backend, phân định ranh giới dữ liệu cho 5 vai trò người dùng (Phase 9A).</w:t>
+            <w:shd w:val="clear" w:color="auto" w:fill="FDFEFE"/>
+            <w:vAlign w:val="center"/>
+          </w:tcPr>
+          <w:p>
+            <w:r>
+              <w:t>Xây d</w:t>
+            </w:r>
+            <w:r>
+              <w:t>ự</w:t>
+            </w:r>
+            <w:r>
+              <w:t>ng cơ ch</w:t>
+            </w:r>
+            <w:r>
+              <w:t>ế</w:t>
+            </w:r>
+            <w:r>
+              <w:t xml:space="preserve"> ki</w:t>
+            </w:r>
+            <w:r>
+              <w:t>ể</w:t>
+            </w:r>
+            <w:r>
+              <w:t>m soát truy c</w:t>
+            </w:r>
+            <w:r>
+              <w:t>ậ</w:t>
+            </w:r>
+            <w:r>
+              <w:t>p AI (AI Access Control) t</w:t>
+            </w:r>
+            <w:r>
+              <w:t>ạ</w:t>
+            </w:r>
+            <w:r>
+              <w:t>i Backend, phân đ</w:t>
+            </w:r>
+            <w:r>
+              <w:t>ị</w:t>
+            </w:r>
+            <w:r>
+              <w:t>nh ranh gi</w:t>
+            </w:r>
+            <w:r>
+              <w:t>ớ</w:t>
+            </w:r>
+            <w:r>
+              <w:t>i d</w:t>
+            </w:r>
+            <w:r>
+              <w:t>ữ</w:t>
+            </w:r>
+            <w:r>
+              <w:t xml:space="preserve"> li</w:t>
+            </w:r>
+            <w:r>
+              <w:t>ệ</w:t>
+            </w:r>
+            <w:r>
+              <w:t>u cho 5 vai trò ngư</w:t>
+            </w:r>
+            <w:r>
+              <w:t>ờ</w:t>
+            </w:r>
+            <w:r>
+              <w:t>i dùng (Phase 9A).</w:t>
             </w:r>
           </w:p>
         </w:tc>
@@ -3769,25 +5026,28 @@
               <w:top w:val="dotted" w:sz="4" w:space="0" w:color="000000"/>
               <w:bottom w:val="dotted" w:sz="4" w:space="0" w:color="000000"/>
             </w:tcBorders>
-            <w:vAlign w:val="center"/>
-            <w:shd w:fill="F8F9F9"/>
-          </w:tcPr>
-          <w:p>
-            <w:pPr>
-              <w:spacing w:before="40" w:after="40" w:line="276" w:lineRule="auto"/>
-              <w:jc w:val="center"/>
-            </w:pPr>
-            <w:r/>
-            <w:r>
-              <w:rPr>
-                <w:rFonts w:ascii="Times New Roman" w:hAnsi="Times New Roman"/>
-                <w:b w:val="0"/>
-                <w:i w:val="0"/>
-                <w:sz w:val="20"/>
-              </w:rPr>
+            <w:shd w:val="clear" w:color="auto" w:fill="F8F9F9"/>
+            <w:vAlign w:val="center"/>
+          </w:tcPr>
+          <w:p>
+            <w:r>
               <w:t>Ngô Trung Kiên,</w:t>
+            </w:r>
+            <w:r>
               <w:br/>
-              <w:t>Vũ Đức Đạt</w:t>
+              <w:t>Vũ Đ</w:t>
+            </w:r>
+            <w:r>
+              <w:t>ứ</w:t>
+            </w:r>
+            <w:r>
+              <w:t>c Đ</w:t>
+            </w:r>
+            <w:r>
+              <w:t>ạ</w:t>
+            </w:r>
+            <w:r>
+              <w:t>t</w:t>
             </w:r>
           </w:p>
         </w:tc>
@@ -3798,23 +5058,11 @@
               <w:top w:val="dotted" w:sz="4" w:space="0" w:color="000000"/>
               <w:bottom w:val="dotted" w:sz="4" w:space="0" w:color="000000"/>
             </w:tcBorders>
-            <w:vAlign w:val="center"/>
-            <w:shd w:fill="F8F9F9"/>
-          </w:tcPr>
-          <w:p>
-            <w:pPr>
-              <w:spacing w:before="40" w:after="40" w:line="276" w:lineRule="auto"/>
-              <w:jc w:val="center"/>
-            </w:pPr>
-            <w:r/>
-            <w:r>
-              <w:rPr>
-                <w:rFonts w:ascii="Times New Roman" w:hAnsi="Times New Roman"/>
-                <w:b/>
-                <w:i w:val="0"/>
-                <w:color w:val="27AE60"/>
-                <w:sz w:val="20"/>
-              </w:rPr>
+            <w:shd w:val="clear" w:color="auto" w:fill="F8F9F9"/>
+            <w:vAlign w:val="center"/>
+          </w:tcPr>
+          <w:p>
+            <w:r>
               <w:t>Đã hoàn thành</w:t>
             </w:r>
           </w:p>
@@ -3852,19 +5100,86 @@
             <w:vAlign w:val="center"/>
           </w:tcPr>
           <w:p>
-            <w:pPr>
-              <w:spacing w:before="40" w:after="40" w:line="276" w:lineRule="auto"/>
-              <w:jc w:val="left"/>
-            </w:pPr>
-            <w:r/>
-            <w:r>
-              <w:rPr>
-                <w:rFonts w:ascii="Times New Roman" w:hAnsi="Times New Roman"/>
-                <w:b w:val="0"/>
-                <w:i w:val="0"/>
-                <w:sz w:val="20"/>
-              </w:rPr>
-              <w:t>Mở quyền cho Khách vãng lai (Guest) sử dụng Trợ lý AI tư vấn sản phẩm công khai không cần token, loại bỏ hoàn toàn lỗi redirect về trang Product.</w:t>
+            <w:r>
+              <w:t>M</w:t>
+            </w:r>
+            <w:r>
+              <w:t>ở</w:t>
+            </w:r>
+            <w:r>
+              <w:t xml:space="preserve"> quy</w:t>
+            </w:r>
+            <w:r>
+              <w:t>ề</w:t>
+            </w:r>
+            <w:r>
+              <w:t>n cho Khách vãng lai (Guest) s</w:t>
+            </w:r>
+            <w:r>
+              <w:t>ử</w:t>
+            </w:r>
+            <w:r>
+              <w:t xml:space="preserve"> d</w:t>
+            </w:r>
+            <w:r>
+              <w:t>ụ</w:t>
+            </w:r>
+            <w:r>
+              <w:t>ng Tr</w:t>
+            </w:r>
+            <w:r>
+              <w:t>ợ</w:t>
+            </w:r>
+            <w:r>
+              <w:t xml:space="preserve"> lý AI tư v</w:t>
+            </w:r>
+            <w:r>
+              <w:t>ấ</w:t>
+            </w:r>
+            <w:r>
+              <w:t>n s</w:t>
+            </w:r>
+            <w:r>
+              <w:t>ả</w:t>
+            </w:r>
+            <w:r>
+              <w:t>n ph</w:t>
+            </w:r>
+            <w:r>
+              <w:t>ẩ</w:t>
+            </w:r>
+            <w:r>
+              <w:t>m công khai không c</w:t>
+            </w:r>
+            <w:r>
+              <w:t>ầ</w:t>
+            </w:r>
+            <w:r>
+              <w:t>n token, lo</w:t>
+            </w:r>
+            <w:r>
+              <w:t>ạ</w:t>
+            </w:r>
+            <w:r>
+              <w:t>i b</w:t>
+            </w:r>
+            <w:r>
+              <w:t>ỏ</w:t>
+            </w:r>
+            <w:r>
+              <w:t xml:space="preserve"> hoàn toàn l</w:t>
+            </w:r>
+            <w:r>
+              <w:t>ỗ</w:t>
+            </w:r>
+            <w:r>
+              <w:t>i redirect v</w:t>
+            </w:r>
+            <w:r>
+              <w:t>ề</w:t>
+            </w:r>
+            <w:r>
+              <w:t xml:space="preserve"> trang Product.</w:t>
             </w:r>
           </w:p>
         </w:tc>
@@ -3878,19 +5193,10 @@
             <w:vAlign w:val="center"/>
           </w:tcPr>
           <w:p>
-            <w:pPr>
-              <w:spacing w:before="40" w:after="40" w:line="276" w:lineRule="auto"/>
-              <w:jc w:val="center"/>
-            </w:pPr>
-            <w:r/>
-            <w:r>
-              <w:rPr>
-                <w:rFonts w:ascii="Times New Roman" w:hAnsi="Times New Roman"/>
-                <w:b w:val="0"/>
-                <w:i w:val="0"/>
-                <w:sz w:val="20"/>
-              </w:rPr>
+            <w:r>
               <w:t>Ngô Trung Kiên,</w:t>
+            </w:r>
+            <w:r>
               <w:br/>
               <w:t>Phan Duy Hưng</w:t>
             </w:r>
@@ -3906,19 +5212,7 @@
             <w:vAlign w:val="center"/>
           </w:tcPr>
           <w:p>
-            <w:pPr>
-              <w:spacing w:before="40" w:after="40" w:line="276" w:lineRule="auto"/>
-              <w:jc w:val="center"/>
-            </w:pPr>
-            <w:r/>
-            <w:r>
-              <w:rPr>
-                <w:rFonts w:ascii="Times New Roman" w:hAnsi="Times New Roman"/>
-                <w:b/>
-                <w:i w:val="0"/>
-                <w:color w:val="27AE60"/>
-                <w:sz w:val="20"/>
-              </w:rPr>
+            <w:r>
               <w:t>Đã hoàn thành</w:t>
             </w:r>
           </w:p>
@@ -3953,23 +5247,96 @@
               <w:top w:val="dotted" w:sz="4" w:space="0" w:color="000000"/>
               <w:bottom w:val="dotted" w:sz="4" w:space="0" w:color="000000"/>
             </w:tcBorders>
-            <w:vAlign w:val="center"/>
-            <w:shd w:fill="FDFEFE"/>
-          </w:tcPr>
-          <w:p>
-            <w:pPr>
-              <w:spacing w:before="40" w:after="40" w:line="276" w:lineRule="auto"/>
-              <w:jc w:val="left"/>
-            </w:pPr>
-            <w:r/>
-            <w:r>
-              <w:rPr>
-                <w:rFonts w:ascii="Times New Roman" w:hAnsi="Times New Roman"/>
-                <w:b w:val="0"/>
-                <w:i w:val="0"/>
-                <w:sz w:val="20"/>
-              </w:rPr>
-              <w:t>Thực hiện bảo vệ dữ liệu cá nhân (chống IDOR), Customer chỉ được phép tra cứu lịch sử đơn hàng của chính mình thông qua trợ lý AI.</w:t>
+            <w:shd w:val="clear" w:color="auto" w:fill="FDFEFE"/>
+            <w:vAlign w:val="center"/>
+          </w:tcPr>
+          <w:p>
+            <w:r>
+              <w:t>Th</w:t>
+            </w:r>
+            <w:r>
+              <w:t>ự</w:t>
+            </w:r>
+            <w:r>
+              <w:t>c hi</w:t>
+            </w:r>
+            <w:r>
+              <w:t>ệ</w:t>
+            </w:r>
+            <w:r>
+              <w:t>n b</w:t>
+            </w:r>
+            <w:r>
+              <w:t>ả</w:t>
+            </w:r>
+            <w:r>
+              <w:t>o v</w:t>
+            </w:r>
+            <w:r>
+              <w:t>ệ</w:t>
+            </w:r>
+            <w:r>
+              <w:t xml:space="preserve"> d</w:t>
+            </w:r>
+            <w:r>
+              <w:t>ữ</w:t>
+            </w:r>
+            <w:r>
+              <w:t xml:space="preserve"> li</w:t>
+            </w:r>
+            <w:r>
+              <w:t>ệ</w:t>
+            </w:r>
+            <w:r>
+              <w:t>u cá nhân (ch</w:t>
+            </w:r>
+            <w:r>
+              <w:t>ố</w:t>
+            </w:r>
+            <w:r>
+              <w:t>ng IDOR), Customer ch</w:t>
+            </w:r>
+            <w:r>
+              <w:t>ỉ</w:t>
+            </w:r>
+            <w:r>
+              <w:t xml:space="preserve"> đư</w:t>
+            </w:r>
+            <w:r>
+              <w:t>ợ</w:t>
+            </w:r>
+            <w:r>
+              <w:t>c phép tra c</w:t>
+            </w:r>
+            <w:r>
+              <w:t>ứ</w:t>
+            </w:r>
+            <w:r>
+              <w:t>u l</w:t>
+            </w:r>
+            <w:r>
+              <w:t>ị</w:t>
+            </w:r>
+            <w:r>
+              <w:t>ch s</w:t>
+            </w:r>
+            <w:r>
+              <w:t>ử</w:t>
+            </w:r>
+            <w:r>
+              <w:t xml:space="preserve"> đơn hàng c</w:t>
+            </w:r>
+            <w:r>
+              <w:t>ủ</w:t>
+            </w:r>
+            <w:r>
+              <w:t>a chính mình thông qua tr</w:t>
+            </w:r>
+            <w:r>
+              <w:t>ợ</w:t>
+            </w:r>
+            <w:r>
+              <w:t xml:space="preserve"> lý AI.</w:t>
             </w:r>
           </w:p>
         </w:tc>
@@ -3980,23 +5347,26 @@
               <w:top w:val="dotted" w:sz="4" w:space="0" w:color="000000"/>
               <w:bottom w:val="dotted" w:sz="4" w:space="0" w:color="000000"/>
             </w:tcBorders>
-            <w:vAlign w:val="center"/>
-            <w:shd w:fill="F8F9F9"/>
-          </w:tcPr>
-          <w:p>
-            <w:pPr>
-              <w:spacing w:before="40" w:after="40" w:line="276" w:lineRule="auto"/>
-              <w:jc w:val="center"/>
-            </w:pPr>
-            <w:r/>
-            <w:r>
-              <w:rPr>
-                <w:rFonts w:ascii="Times New Roman" w:hAnsi="Times New Roman"/>
-                <w:b w:val="0"/>
-                <w:i w:val="0"/>
-                <w:sz w:val="20"/>
-              </w:rPr>
-              <w:t>Vũ Đức Đạt,</w:t>
+            <w:shd w:val="clear" w:color="auto" w:fill="F8F9F9"/>
+            <w:vAlign w:val="center"/>
+          </w:tcPr>
+          <w:p>
+            <w:r>
+              <w:t>Vũ Đ</w:t>
+            </w:r>
+            <w:r>
+              <w:t>ứ</w:t>
+            </w:r>
+            <w:r>
+              <w:t>c Đ</w:t>
+            </w:r>
+            <w:r>
+              <w:t>ạ</w:t>
+            </w:r>
+            <w:r>
+              <w:t>t,</w:t>
+            </w:r>
+            <w:r>
               <w:br/>
               <w:t>Ngô Trung Kiên</w:t>
             </w:r>
@@ -4009,23 +5379,11 @@
               <w:top w:val="dotted" w:sz="4" w:space="0" w:color="000000"/>
               <w:bottom w:val="dotted" w:sz="4" w:space="0" w:color="000000"/>
             </w:tcBorders>
-            <w:vAlign w:val="center"/>
-            <w:shd w:fill="F8F9F9"/>
-          </w:tcPr>
-          <w:p>
-            <w:pPr>
-              <w:spacing w:before="40" w:after="40" w:line="276" w:lineRule="auto"/>
-              <w:jc w:val="center"/>
-            </w:pPr>
-            <w:r/>
-            <w:r>
-              <w:rPr>
-                <w:rFonts w:ascii="Times New Roman" w:hAnsi="Times New Roman"/>
-                <w:b/>
-                <w:i w:val="0"/>
-                <w:color w:val="27AE60"/>
-                <w:sz w:val="20"/>
-              </w:rPr>
+            <w:shd w:val="clear" w:color="auto" w:fill="F8F9F9"/>
+            <w:vAlign w:val="center"/>
+          </w:tcPr>
+          <w:p>
+            <w:r>
               <w:t>Đã hoàn thành</w:t>
             </w:r>
           </w:p>
@@ -4062,19 +5420,74 @@
             <w:vAlign w:val="center"/>
           </w:tcPr>
           <w:p>
-            <w:pPr>
-              <w:spacing w:before="40" w:after="40" w:line="276" w:lineRule="auto"/>
-              <w:jc w:val="left"/>
-            </w:pPr>
-            <w:r/>
-            <w:r>
-              <w:rPr>
-                <w:rFonts w:ascii="Times New Roman" w:hAnsi="Times New Roman"/>
-                <w:b w:val="0"/>
-                <w:i w:val="0"/>
-                <w:sz w:val="20"/>
-              </w:rPr>
-              <w:t>Xây dựng và thực thi bộ kiểm thử tự động phân quyền AI (`test_phase9a_access_control.py`), đạt kết quả pass 100% (18/18 tests).</w:t>
+            <w:r>
+              <w:t>Xây d</w:t>
+            </w:r>
+            <w:r>
+              <w:t>ự</w:t>
+            </w:r>
+            <w:r>
+              <w:t>ng và th</w:t>
+            </w:r>
+            <w:r>
+              <w:t>ự</w:t>
+            </w:r>
+            <w:r>
+              <w:t>c thi b</w:t>
+            </w:r>
+            <w:r>
+              <w:t>ộ</w:t>
+            </w:r>
+            <w:r>
+              <w:t xml:space="preserve"> ki</w:t>
+            </w:r>
+            <w:r>
+              <w:t>ể</w:t>
+            </w:r>
+            <w:r>
+              <w:t>m th</w:t>
+            </w:r>
+            <w:r>
+              <w:t>ử</w:t>
+            </w:r>
+            <w:r>
+              <w:t xml:space="preserve"> t</w:t>
+            </w:r>
+            <w:r>
+              <w:t>ự</w:t>
+            </w:r>
+            <w:r>
+              <w:t xml:space="preserve"> đ</w:t>
+            </w:r>
+            <w:r>
+              <w:t>ộ</w:t>
+            </w:r>
+            <w:r>
+              <w:t>ng phân quy</w:t>
+            </w:r>
+            <w:r>
+              <w:t>ề</w:t>
+            </w:r>
+            <w:r>
+              <w:t>n AI (`test_phase9a_access_control.py`), đ</w:t>
+            </w:r>
+            <w:r>
+              <w:t>ạ</w:t>
+            </w:r>
+            <w:r>
+              <w:t>t k</w:t>
+            </w:r>
+            <w:r>
+              <w:t>ế</w:t>
+            </w:r>
+            <w:r>
+              <w:t>t qu</w:t>
+            </w:r>
+            <w:r>
+              <w:t>ả</w:t>
+            </w:r>
+            <w:r>
+              <w:t xml:space="preserve"> pass 100% (18/18 tests).</w:t>
             </w:r>
           </w:p>
         </w:tc>
@@ -4087,18 +5500,7 @@
             <w:vAlign w:val="center"/>
           </w:tcPr>
           <w:p>
-            <w:pPr>
-              <w:spacing w:before="40" w:after="40" w:line="276" w:lineRule="auto"/>
-              <w:jc w:val="center"/>
-            </w:pPr>
-            <w:r/>
-            <w:r>
-              <w:rPr>
-                <w:rFonts w:ascii="Times New Roman" w:hAnsi="Times New Roman"/>
-                <w:b w:val="0"/>
-                <w:i w:val="0"/>
-                <w:sz w:val="20"/>
-              </w:rPr>
+            <w:r>
               <w:t>Ngô Trung Kiên</w:t>
             </w:r>
           </w:p>
@@ -4112,20 +5514,11 @@
             <w:vAlign w:val="center"/>
           </w:tcPr>
           <w:p>
-            <w:pPr>
-              <w:spacing w:before="40" w:after="40" w:line="276" w:lineRule="auto"/>
-              <w:jc w:val="center"/>
-            </w:pPr>
-            <w:r/>
-            <w:r>
-              <w:rPr>
-                <w:rFonts w:ascii="Times New Roman" w:hAnsi="Times New Roman"/>
-                <w:b/>
-                <w:i w:val="0"/>
-                <w:color w:val="27AE60"/>
-                <w:sz w:val="20"/>
-              </w:rPr>
-              <w:t>Đã hoàn thành</w:t>
+            <w:r>
+              <w:t>Đã</w:t>
+            </w:r>
+            <w:r>
+              <w:t xml:space="preserve"> hoàn thành</w:t>
             </w:r>
           </w:p>
         </w:tc>
@@ -4138,27 +5531,24 @@
           <w:tcPr>
             <w:tcW w:w="1545" w:type="dxa"/>
             <w:vMerge w:val="restart"/>
-            <w:vAlign w:val="center"/>
-            <w:shd w:fill="F8F9F9"/>
-            <w:shd w:fill="F8F9F9"/>
-            <w:shd w:fill="F8F9F9"/>
-          </w:tcPr>
-          <w:p>
-            <w:pPr>
-              <w:spacing w:before="40" w:after="40" w:line="276" w:lineRule="auto"/>
-              <w:jc w:val="center"/>
-            </w:pPr>
-            <w:r/>
-            <w:r>
-              <w:rPr>
-                <w:rFonts w:ascii="Times New Roman" w:hAnsi="Times New Roman"/>
-                <w:b/>
-                <w:i w:val="0"/>
-                <w:sz w:val="20"/>
-              </w:rPr>
-              <w:t>Tuần 08</w:t>
+            <w:shd w:val="clear" w:color="auto" w:fill="F8F9F9"/>
+            <w:vAlign w:val="center"/>
+          </w:tcPr>
+          <w:p>
+            <w:r>
+              <w:t>Tu</w:t>
+            </w:r>
+            <w:r>
+              <w:t>ầ</w:t>
+            </w:r>
+            <w:r>
+              <w:t>n 08</w:t>
+            </w:r>
+            <w:r>
               <w:br/>
               <w:t>(14/09/2026 –</w:t>
+            </w:r>
+            <w:r>
               <w:br/>
               <w:t>20/09/2026)</w:t>
             </w:r>
@@ -4170,23 +5560,54 @@
             <w:tcBorders>
               <w:bottom w:val="dotted" w:sz="4" w:space="0" w:color="000000"/>
             </w:tcBorders>
-            <w:vAlign w:val="center"/>
-            <w:shd w:fill="FDFEFE"/>
-          </w:tcPr>
-          <w:p>
-            <w:pPr>
-              <w:spacing w:before="40" w:after="40" w:line="276" w:lineRule="auto"/>
-              <w:jc w:val="left"/>
-            </w:pPr>
-            <w:r/>
-            <w:r>
-              <w:rPr>
-                <w:rFonts w:ascii="Times New Roman" w:hAnsi="Times New Roman"/>
-                <w:b w:val="0"/>
-                <w:i w:val="0"/>
-                <w:sz w:val="20"/>
-              </w:rPr>
-              <w:t>Xây dựng bộ điều tiết tần suất AI Rate Limiter &amp; Cooldown in-memory theo từng vai trò (Guest 10/min, Customer 25/min, SuperAdmin 120/min) (Phase 9B).</w:t>
+            <w:shd w:val="clear" w:color="auto" w:fill="FDFEFE"/>
+            <w:vAlign w:val="center"/>
+          </w:tcPr>
+          <w:p>
+            <w:r>
+              <w:t>Xây d</w:t>
+            </w:r>
+            <w:r>
+              <w:t>ự</w:t>
+            </w:r>
+            <w:r>
+              <w:t>ng b</w:t>
+            </w:r>
+            <w:r>
+              <w:t>ộ</w:t>
+            </w:r>
+            <w:r>
+              <w:t xml:space="preserve"> đi</w:t>
+            </w:r>
+            <w:r>
+              <w:t>ề</w:t>
+            </w:r>
+            <w:r>
+              <w:t>u ti</w:t>
+            </w:r>
+            <w:r>
+              <w:t>ế</w:t>
+            </w:r>
+            <w:r>
+              <w:t>t t</w:t>
+            </w:r>
+            <w:r>
+              <w:t>ầ</w:t>
+            </w:r>
+            <w:r>
+              <w:t>n su</w:t>
+            </w:r>
+            <w:r>
+              <w:t>ấ</w:t>
+            </w:r>
+            <w:r>
+              <w:t>t AI Rate Limiter &amp; Cooldown in-memory theo t</w:t>
+            </w:r>
+            <w:r>
+              <w:t>ừ</w:t>
+            </w:r>
+            <w:r>
+              <w:t>ng vai trò (Guest 10/min, Customer 25/min, SuperAdmin 120/min) (Phase 9B).</w:t>
             </w:r>
           </w:p>
         </w:tc>
@@ -4196,23 +5617,26 @@
             <w:tcBorders>
               <w:bottom w:val="dotted" w:sz="4" w:space="0" w:color="000000"/>
             </w:tcBorders>
-            <w:vAlign w:val="center"/>
-            <w:shd w:fill="F8F9F9"/>
-          </w:tcPr>
-          <w:p>
-            <w:pPr>
-              <w:spacing w:before="40" w:after="40" w:line="276" w:lineRule="auto"/>
-              <w:jc w:val="center"/>
-            </w:pPr>
-            <w:r/>
-            <w:r>
-              <w:rPr>
-                <w:rFonts w:ascii="Times New Roman" w:hAnsi="Times New Roman"/>
-                <w:b w:val="0"/>
-                <w:i w:val="0"/>
-                <w:sz w:val="20"/>
-              </w:rPr>
-              <w:t>Vũ Đức Đạt,</w:t>
+            <w:shd w:val="clear" w:color="auto" w:fill="F8F9F9"/>
+            <w:vAlign w:val="center"/>
+          </w:tcPr>
+          <w:p>
+            <w:r>
+              <w:t>Vũ Đ</w:t>
+            </w:r>
+            <w:r>
+              <w:t>ứ</w:t>
+            </w:r>
+            <w:r>
+              <w:t>c Đ</w:t>
+            </w:r>
+            <w:r>
+              <w:t>ạ</w:t>
+            </w:r>
+            <w:r>
+              <w:t>t,</w:t>
+            </w:r>
+            <w:r>
               <w:br/>
               <w:t>Ngô Trung Kiên</w:t>
             </w:r>
@@ -4224,23 +5648,11 @@
             <w:tcBorders>
               <w:bottom w:val="dotted" w:sz="4" w:space="0" w:color="000000"/>
             </w:tcBorders>
-            <w:vAlign w:val="center"/>
-            <w:shd w:fill="F8F9F9"/>
-          </w:tcPr>
-          <w:p>
-            <w:pPr>
-              <w:spacing w:before="40" w:after="40" w:line="276" w:lineRule="auto"/>
-              <w:jc w:val="center"/>
-            </w:pPr>
-            <w:r/>
-            <w:r>
-              <w:rPr>
-                <w:rFonts w:ascii="Times New Roman" w:hAnsi="Times New Roman"/>
-                <w:b/>
-                <w:i w:val="0"/>
-                <w:color w:val="27AE60"/>
-                <w:sz w:val="20"/>
-              </w:rPr>
+            <w:shd w:val="clear" w:color="auto" w:fill="F8F9F9"/>
+            <w:vAlign w:val="center"/>
+          </w:tcPr>
+          <w:p>
+            <w:r>
               <w:t>Đã hoàn thành</w:t>
             </w:r>
           </w:p>
@@ -4278,19 +5690,89 @@
             <w:vAlign w:val="center"/>
           </w:tcPr>
           <w:p>
-            <w:pPr>
-              <w:spacing w:before="40" w:after="40" w:line="276" w:lineRule="auto"/>
-              <w:jc w:val="left"/>
-            </w:pPr>
-            <w:r/>
-            <w:r>
-              <w:rPr>
-                <w:rFonts w:ascii="Times New Roman" w:hAnsi="Times New Roman"/>
-                <w:b w:val="0"/>
-                <w:i w:val="0"/>
-                <w:sz w:val="20"/>
-              </w:rPr>
-              <w:t>Xây dựng bộ lọc Output Secret Sanitizer tự động loại bỏ khóa API Gemini, JWT Secret và hash mật khẩu bcrypt khỏi phản hồi của AI.</w:t>
+            <w:r>
+              <w:t>Xây d</w:t>
+            </w:r>
+            <w:r>
+              <w:t>ự</w:t>
+            </w:r>
+            <w:r>
+              <w:t>ng b</w:t>
+            </w:r>
+            <w:r>
+              <w:t>ộ</w:t>
+            </w:r>
+            <w:r>
+              <w:t xml:space="preserve"> l</w:t>
+            </w:r>
+            <w:r>
+              <w:t>ọ</w:t>
+            </w:r>
+            <w:r>
+              <w:t xml:space="preserve">c </w:t>
+            </w:r>
+            <w:r>
+              <w:t>Output Secret Sanitizer t</w:t>
+            </w:r>
+            <w:r>
+              <w:t>ự</w:t>
+            </w:r>
+            <w:r>
+              <w:t xml:space="preserve"> đ</w:t>
+            </w:r>
+            <w:r>
+              <w:t>ộ</w:t>
+            </w:r>
+            <w:r>
+              <w:t>ng lo</w:t>
+            </w:r>
+            <w:r>
+              <w:t>ạ</w:t>
+            </w:r>
+            <w:r>
+              <w:t>i b</w:t>
+            </w:r>
+            <w:r>
+              <w:t>ỏ</w:t>
+            </w:r>
+            <w:r>
+              <w:t xml:space="preserve"> khóa API Gemini, JWT Secret và hash m</w:t>
+            </w:r>
+            <w:r>
+              <w:t>ậ</w:t>
+            </w:r>
+            <w:r>
+              <w:t>t kh</w:t>
+            </w:r>
+            <w:r>
+              <w:t>ẩ</w:t>
+            </w:r>
+            <w:r>
+              <w:t>u bcrypt kh</w:t>
+            </w:r>
+            <w:r>
+              <w:t>ỏ</w:t>
+            </w:r>
+            <w:r>
+              <w:t>i ph</w:t>
+            </w:r>
+            <w:r>
+              <w:t>ả</w:t>
+            </w:r>
+            <w:r>
+              <w:t>n h</w:t>
+            </w:r>
+            <w:r>
+              <w:t>ồ</w:t>
+            </w:r>
+            <w:r>
+              <w:t>i c</w:t>
+            </w:r>
+            <w:r>
+              <w:t>ủ</w:t>
+            </w:r>
+            <w:r>
+              <w:t>a AI.</w:t>
             </w:r>
           </w:p>
         </w:tc>
@@ -4304,21 +5786,24 @@
             <w:vAlign w:val="center"/>
           </w:tcPr>
           <w:p>
-            <w:pPr>
-              <w:spacing w:before="40" w:after="40" w:line="276" w:lineRule="auto"/>
-              <w:jc w:val="center"/>
-            </w:pPr>
-            <w:r/>
-            <w:r>
-              <w:rPr>
-                <w:rFonts w:ascii="Times New Roman" w:hAnsi="Times New Roman"/>
-                <w:b w:val="0"/>
-                <w:i w:val="0"/>
-                <w:sz w:val="20"/>
-              </w:rPr>
+            <w:r>
               <w:t>Ngô Trung Kiên,</w:t>
+            </w:r>
+            <w:r>
               <w:br/>
-              <w:t>Vũ Đức Đạt</w:t>
+              <w:t>Vũ Đ</w:t>
+            </w:r>
+            <w:r>
+              <w:t>ứ</w:t>
+            </w:r>
+            <w:r>
+              <w:t>c Đ</w:t>
+            </w:r>
+            <w:r>
+              <w:t>ạ</w:t>
+            </w:r>
+            <w:r>
+              <w:t>t</w:t>
             </w:r>
           </w:p>
         </w:tc>
@@ -4332,19 +5817,7 @@
             <w:vAlign w:val="center"/>
           </w:tcPr>
           <w:p>
-            <w:pPr>
-              <w:spacing w:before="40" w:after="40" w:line="276" w:lineRule="auto"/>
-              <w:jc w:val="center"/>
-            </w:pPr>
-            <w:r/>
-            <w:r>
-              <w:rPr>
-                <w:rFonts w:ascii="Times New Roman" w:hAnsi="Times New Roman"/>
-                <w:b/>
-                <w:i w:val="0"/>
-                <w:color w:val="27AE60"/>
-                <w:sz w:val="20"/>
-              </w:rPr>
+            <w:r>
               <w:t>Đã hoàn thành</w:t>
             </w:r>
           </w:p>
@@ -4379,23 +5852,93 @@
               <w:top w:val="dotted" w:sz="4" w:space="0" w:color="000000"/>
               <w:bottom w:val="dotted" w:sz="4" w:space="0" w:color="000000"/>
             </w:tcBorders>
-            <w:vAlign w:val="center"/>
-            <w:shd w:fill="FDFEFE"/>
-          </w:tcPr>
-          <w:p>
-            <w:pPr>
-              <w:spacing w:before="40" w:after="40" w:line="276" w:lineRule="auto"/>
-              <w:jc w:val="left"/>
-            </w:pPr>
-            <w:r/>
-            <w:r>
-              <w:rPr>
-                <w:rFonts w:ascii="Times New Roman" w:hAnsi="Times New Roman"/>
-                <w:b w:val="0"/>
-                <w:i w:val="0"/>
-                <w:sz w:val="20"/>
-              </w:rPr>
-              <w:t>Triển khai cơ chế Graceful Fallback chuyển sang tra cứu trực tiếp từ kho hàng khi Gemini API gặp lỗi timeout hoặc hết hạn mức Quota.</w:t>
+            <w:shd w:val="clear" w:color="auto" w:fill="FDFEFE"/>
+            <w:vAlign w:val="center"/>
+          </w:tcPr>
+          <w:p>
+            <w:r>
+              <w:t>Tri</w:t>
+            </w:r>
+            <w:r>
+              <w:t>ể</w:t>
+            </w:r>
+            <w:r>
+              <w:t>n khai cơ ch</w:t>
+            </w:r>
+            <w:r>
+              <w:t>ế</w:t>
+            </w:r>
+            <w:r>
+              <w:t xml:space="preserve"> Graceful Fallback chuy</w:t>
+            </w:r>
+            <w:r>
+              <w:t>ể</w:t>
+            </w:r>
+            <w:r>
+              <w:t>n sang tra c</w:t>
+            </w:r>
+            <w:r>
+              <w:t>ứ</w:t>
+            </w:r>
+            <w:r>
+              <w:t>u tr</w:t>
+            </w:r>
+            <w:r>
+              <w:t>ự</w:t>
+            </w:r>
+            <w:r>
+              <w:t>c ti</w:t>
+            </w:r>
+            <w:r>
+              <w:t>ế</w:t>
+            </w:r>
+            <w:r>
+              <w:t>p t</w:t>
+            </w:r>
+            <w:r>
+              <w:t>ừ</w:t>
+            </w:r>
+            <w:r>
+              <w:t xml:space="preserve"> kho hàng khi Gemini API g</w:t>
+            </w:r>
+            <w:r>
+              <w:t>ặ</w:t>
+            </w:r>
+            <w:r>
+              <w:t xml:space="preserve">p </w:t>
+            </w:r>
+            <w:r>
+              <w:t>l</w:t>
+            </w:r>
+            <w:r>
+              <w:t>ỗ</w:t>
+            </w:r>
+            <w:r>
+              <w:t>i timeout ho</w:t>
+            </w:r>
+            <w:r>
+              <w:t>ặ</w:t>
+            </w:r>
+            <w:r>
+              <w:t>c h</w:t>
+            </w:r>
+            <w:r>
+              <w:t>ế</w:t>
+            </w:r>
+            <w:r>
+              <w:t>t h</w:t>
+            </w:r>
+            <w:r>
+              <w:t>ạ</w:t>
+            </w:r>
+            <w:r>
+              <w:t>n m</w:t>
+            </w:r>
+            <w:r>
+              <w:t>ứ</w:t>
+            </w:r>
+            <w:r>
+              <w:t>c Quota.</w:t>
             </w:r>
           </w:p>
         </w:tc>
@@ -4406,22 +5949,11 @@
               <w:top w:val="dotted" w:sz="4" w:space="0" w:color="000000"/>
               <w:bottom w:val="dotted" w:sz="4" w:space="0" w:color="000000"/>
             </w:tcBorders>
-            <w:vAlign w:val="center"/>
-            <w:shd w:fill="F8F9F9"/>
-          </w:tcPr>
-          <w:p>
-            <w:pPr>
-              <w:spacing w:before="40" w:after="40" w:line="276" w:lineRule="auto"/>
-              <w:jc w:val="center"/>
-            </w:pPr>
-            <w:r/>
-            <w:r>
-              <w:rPr>
-                <w:rFonts w:ascii="Times New Roman" w:hAnsi="Times New Roman"/>
-                <w:b w:val="0"/>
-                <w:i w:val="0"/>
-                <w:sz w:val="20"/>
-              </w:rPr>
+            <w:shd w:val="clear" w:color="auto" w:fill="F8F9F9"/>
+            <w:vAlign w:val="center"/>
+          </w:tcPr>
+          <w:p>
+            <w:r>
               <w:t>Ngô Trung Kiên</w:t>
             </w:r>
           </w:p>
@@ -4433,23 +5965,11 @@
               <w:top w:val="dotted" w:sz="4" w:space="0" w:color="000000"/>
               <w:bottom w:val="dotted" w:sz="4" w:space="0" w:color="000000"/>
             </w:tcBorders>
-            <w:vAlign w:val="center"/>
-            <w:shd w:fill="F8F9F9"/>
-          </w:tcPr>
-          <w:p>
-            <w:pPr>
-              <w:spacing w:before="40" w:after="40" w:line="276" w:lineRule="auto"/>
-              <w:jc w:val="center"/>
-            </w:pPr>
-            <w:r/>
-            <w:r>
-              <w:rPr>
-                <w:rFonts w:ascii="Times New Roman" w:hAnsi="Times New Roman"/>
-                <w:b/>
-                <w:i w:val="0"/>
-                <w:color w:val="27AE60"/>
-                <w:sz w:val="20"/>
-              </w:rPr>
+            <w:shd w:val="clear" w:color="auto" w:fill="F8F9F9"/>
+            <w:vAlign w:val="center"/>
+          </w:tcPr>
+          <w:p>
+            <w:r>
               <w:t>Đã hoàn thành</w:t>
             </w:r>
           </w:p>
@@ -4487,19 +6007,56 @@
             <w:vAlign w:val="center"/>
           </w:tcPr>
           <w:p>
-            <w:pPr>
-              <w:spacing w:before="40" w:after="40" w:line="276" w:lineRule="auto"/>
-              <w:jc w:val="left"/>
-            </w:pPr>
-            <w:r/>
-            <w:r>
-              <w:rPr>
-                <w:rFonts w:ascii="Times New Roman" w:hAnsi="Times New Roman"/>
-                <w:b w:val="0"/>
-                <w:i w:val="0"/>
-                <w:sz w:val="20"/>
-              </w:rPr>
-              <w:t>Xây dựng bộ test bảo mật AI (`test_phase9b_security_ratelimit.py`) và bộ test bảo mật toàn diện Phase 10 (`test_phase10_comprehensive_security.py`).</w:t>
+            <w:r>
+              <w:t>Xây d</w:t>
+            </w:r>
+            <w:r>
+              <w:t>ự</w:t>
+            </w:r>
+            <w:r>
+              <w:t>ng b</w:t>
+            </w:r>
+            <w:r>
+              <w:t>ộ</w:t>
+            </w:r>
+            <w:r>
+              <w:t xml:space="preserve"> test b</w:t>
+            </w:r>
+            <w:r>
+              <w:t>ả</w:t>
+            </w:r>
+            <w:r>
+              <w:t>o m</w:t>
+            </w:r>
+            <w:r>
+              <w:t>ậ</w:t>
+            </w:r>
+            <w:r>
+              <w:t>t AI (`test_phase9b_security_ratelimit.py`) và b</w:t>
+            </w:r>
+            <w:r>
+              <w:t>ộ</w:t>
+            </w:r>
+            <w:r>
+              <w:t xml:space="preserve"> test b</w:t>
+            </w:r>
+            <w:r>
+              <w:t>ả</w:t>
+            </w:r>
+            <w:r>
+              <w:t>o m</w:t>
+            </w:r>
+            <w:r>
+              <w:t>ậ</w:t>
+            </w:r>
+            <w:r>
+              <w:t>t toàn di</w:t>
+            </w:r>
+            <w:r>
+              <w:t>ệ</w:t>
+            </w:r>
+            <w:r>
+              <w:t>n Phase 10 (`test_phase10_comprehensive_security.py`).</w:t>
             </w:r>
           </w:p>
         </w:tc>
@@ -4513,21 +6070,24 @@
             <w:vAlign w:val="center"/>
           </w:tcPr>
           <w:p>
-            <w:pPr>
-              <w:spacing w:before="40" w:after="40" w:line="276" w:lineRule="auto"/>
-              <w:jc w:val="center"/>
-            </w:pPr>
-            <w:r/>
-            <w:r>
-              <w:rPr>
-                <w:rFonts w:ascii="Times New Roman" w:hAnsi="Times New Roman"/>
-                <w:b w:val="0"/>
-                <w:i w:val="0"/>
-                <w:sz w:val="20"/>
-              </w:rPr>
+            <w:r>
               <w:t>Ngô Trung Kiên,</w:t>
+            </w:r>
+            <w:r>
               <w:br/>
-              <w:t>Vũ Đức Đạt</w:t>
+              <w:t>Vũ Đ</w:t>
+            </w:r>
+            <w:r>
+              <w:t>ứ</w:t>
+            </w:r>
+            <w:r>
+              <w:t>c Đ</w:t>
+            </w:r>
+            <w:r>
+              <w:t>ạ</w:t>
+            </w:r>
+            <w:r>
+              <w:t>t</w:t>
             </w:r>
           </w:p>
         </w:tc>
@@ -4541,19 +6101,7 @@
             <w:vAlign w:val="center"/>
           </w:tcPr>
           <w:p>
-            <w:pPr>
-              <w:spacing w:before="40" w:after="40" w:line="276" w:lineRule="auto"/>
-              <w:jc w:val="center"/>
-            </w:pPr>
-            <w:r/>
-            <w:r>
-              <w:rPr>
-                <w:rFonts w:ascii="Times New Roman" w:hAnsi="Times New Roman"/>
-                <w:b/>
-                <w:i w:val="0"/>
-                <w:color w:val="27AE60"/>
-                <w:sz w:val="20"/>
-              </w:rPr>
+            <w:r>
               <w:t>Đã hoàn thành</w:t>
             </w:r>
           </w:p>
@@ -4587,23 +6135,60 @@
             <w:tcBorders>
               <w:top w:val="dotted" w:sz="4" w:space="0" w:color="000000"/>
             </w:tcBorders>
-            <w:vAlign w:val="center"/>
-            <w:shd w:fill="FDFEFE"/>
-          </w:tcPr>
-          <w:p>
-            <w:pPr>
-              <w:spacing w:before="40" w:after="40" w:line="276" w:lineRule="auto"/>
-              <w:jc w:val="left"/>
-            </w:pPr>
-            <w:r/>
-            <w:r>
-              <w:rPr>
-                <w:rFonts w:ascii="Times New Roman" w:hAnsi="Times New Roman"/>
-                <w:b w:val="0"/>
-                <w:i w:val="0"/>
-                <w:sz w:val="20"/>
-              </w:rPr>
-              <w:t>Thực thi kiểm thử hồi quy toàn diện hệ thống: 94 test cases Backend (90 passed, 4 skipped headless) và kiểm tra build production Frontend thành công.</w:t>
+            <w:shd w:val="clear" w:color="auto" w:fill="FDFEFE"/>
+            <w:vAlign w:val="center"/>
+          </w:tcPr>
+          <w:p>
+            <w:r>
+              <w:t>Th</w:t>
+            </w:r>
+            <w:r>
+              <w:t>ự</w:t>
+            </w:r>
+            <w:r>
+              <w:t>c thi ki</w:t>
+            </w:r>
+            <w:r>
+              <w:t>ể</w:t>
+            </w:r>
+            <w:r>
+              <w:t>m th</w:t>
+            </w:r>
+            <w:r>
+              <w:t>ử</w:t>
+            </w:r>
+            <w:r>
+              <w:t xml:space="preserve"> h</w:t>
+            </w:r>
+            <w:r>
+              <w:t>ồ</w:t>
+            </w:r>
+            <w:r>
+              <w:t>i quy toàn di</w:t>
+            </w:r>
+            <w:r>
+              <w:t>ệ</w:t>
+            </w:r>
+            <w:r>
+              <w:t>n h</w:t>
+            </w:r>
+            <w:r>
+              <w:t>ệ</w:t>
+            </w:r>
+            <w:r>
+              <w:t xml:space="preserve"> th</w:t>
+            </w:r>
+            <w:r>
+              <w:t>ố</w:t>
+            </w:r>
+            <w:r>
+              <w:t>ng: 94 test cases Backend (90 passed, 4 skipped headless) và ki</w:t>
+            </w:r>
+            <w:r>
+              <w:t>ể</w:t>
+            </w:r>
+            <w:r>
+              <w:t>m tra build production Frontend thành công.</w:t>
             </w:r>
           </w:p>
         </w:tc>
@@ -4613,23 +6198,26 @@
             <w:tcBorders>
               <w:top w:val="dotted" w:sz="4" w:space="0" w:color="000000"/>
             </w:tcBorders>
-            <w:vAlign w:val="center"/>
-            <w:shd w:fill="F8F9F9"/>
-          </w:tcPr>
-          <w:p>
-            <w:pPr>
-              <w:spacing w:before="40" w:after="40" w:line="276" w:lineRule="auto"/>
-              <w:jc w:val="center"/>
-            </w:pPr>
-            <w:r/>
-            <w:r>
-              <w:rPr>
-                <w:rFonts w:ascii="Times New Roman" w:hAnsi="Times New Roman"/>
-                <w:b w:val="0"/>
-                <w:i w:val="0"/>
-                <w:sz w:val="20"/>
-              </w:rPr>
-              <w:t>Vũ Đức Đạt,</w:t>
+            <w:shd w:val="clear" w:color="auto" w:fill="F8F9F9"/>
+            <w:vAlign w:val="center"/>
+          </w:tcPr>
+          <w:p>
+            <w:r>
+              <w:t>Vũ Đ</w:t>
+            </w:r>
+            <w:r>
+              <w:t>ứ</w:t>
+            </w:r>
+            <w:r>
+              <w:t>c Đ</w:t>
+            </w:r>
+            <w:r>
+              <w:t>ạ</w:t>
+            </w:r>
+            <w:r>
+              <w:t>t,</w:t>
+            </w:r>
+            <w:r>
               <w:br/>
               <w:t>Phan Duy Hưng</w:t>
             </w:r>
@@ -4641,23 +6229,11 @@
             <w:tcBorders>
               <w:top w:val="dotted" w:sz="4" w:space="0" w:color="000000"/>
             </w:tcBorders>
-            <w:vAlign w:val="center"/>
-            <w:shd w:fill="F8F9F9"/>
-          </w:tcPr>
-          <w:p>
-            <w:pPr>
-              <w:spacing w:before="40" w:after="40" w:line="276" w:lineRule="auto"/>
-              <w:jc w:val="center"/>
-            </w:pPr>
-            <w:r/>
-            <w:r>
-              <w:rPr>
-                <w:rFonts w:ascii="Times New Roman" w:hAnsi="Times New Roman"/>
-                <w:b/>
-                <w:i w:val="0"/>
-                <w:color w:val="27AE60"/>
-                <w:sz w:val="20"/>
-              </w:rPr>
+            <w:shd w:val="clear" w:color="auto" w:fill="F8F9F9"/>
+            <w:vAlign w:val="center"/>
+          </w:tcPr>
+          <w:p>
+            <w:r>
               <w:t>Đã hoàn thành</w:t>
             </w:r>
           </w:p>
@@ -4671,28 +6247,18 @@
           <w:tcPr>
             <w:tcW w:w="1545" w:type="dxa"/>
             <w:vMerge w:val="restart"/>
-            <w:vAlign w:val="center"/>
-            <w:shd w:fill="F8F9F9"/>
-            <w:shd w:fill="F8F9F9"/>
-          </w:tcPr>
-          <w:p>
-            <w:pPr>
-              <w:spacing w:before="40" w:after="40" w:line="276" w:lineRule="auto"/>
-              <w:jc w:val="center"/>
-            </w:pPr>
-            <w:r/>
-            <w:r>
-              <w:rPr>
-                <w:rFonts w:ascii="Times New Roman" w:hAnsi="Times New Roman"/>
-                <w:b/>
-                <w:i w:val="0"/>
-                <w:sz w:val="20"/>
-              </w:rPr>
-              <w:t>Tuần 09</w:t>
-              <w:br/>
-              <w:t>(21/09/2026 –</w:t>
-              <w:br/>
-              <w:t>27/09/2026)</w:t>
+            <w:shd w:val="clear" w:color="auto" w:fill="F8F9F9"/>
+            <w:vAlign w:val="center"/>
+          </w:tcPr>
+          <w:p>
+            <w:r>
+              <w:t>Tu</w:t>
+            </w:r>
+            <w:r>
+              <w:t>ầ</w:t>
+            </w:r>
+            <w:r>
+              <w:t>n 09 (21/09/2026 – 27/09/2026)</w:t>
             </w:r>
           </w:p>
         </w:tc>
@@ -4705,19 +6271,83 @@
             <w:vAlign w:val="center"/>
           </w:tcPr>
           <w:p>
-            <w:pPr>
-              <w:spacing w:before="40" w:after="40" w:line="276" w:lineRule="auto"/>
-              <w:jc w:val="left"/>
-            </w:pPr>
-            <w:r/>
-            <w:r>
-              <w:rPr>
-                <w:rFonts w:ascii="Times New Roman" w:hAnsi="Times New Roman"/>
-                <w:b w:val="0"/>
-                <w:i w:val="0"/>
-                <w:sz w:val="20"/>
-              </w:rPr>
-              <w:t>Rà soát bảo mật toàn diện: cấu hình `.gitignore`, kiểm tra an toàn `.env.example`, bổ sung Global Exception Handler 500 và script khởi chạy `run_app.bat`.</w:t>
+            <w:r>
+              <w:t>Phase 12A &amp; 12B: Tinh g</w:t>
+            </w:r>
+            <w:r>
+              <w:t>ọ</w:t>
+            </w:r>
+            <w:r>
+              <w:t>n UI</w:t>
+            </w:r>
+            <w:r>
+              <w:t xml:space="preserve"> AI Assistant (ch</w:t>
+            </w:r>
+            <w:r>
+              <w:t>ỉ</w:t>
+            </w:r>
+            <w:r>
+              <w:t xml:space="preserve"> gi</w:t>
+            </w:r>
+            <w:r>
+              <w:t>ữ</w:t>
+            </w:r>
+            <w:r>
+              <w:t xml:space="preserve"> 3 tab chuyên bi</w:t>
+            </w:r>
+            <w:r>
+              <w:t>ệ</w:t>
+            </w:r>
+            <w:r>
+              <w:t>t, lo</w:t>
+            </w:r>
+            <w:r>
+              <w:t>ạ</w:t>
+            </w:r>
+            <w:r>
+              <w:t>i b</w:t>
+            </w:r>
+            <w:r>
+              <w:t>ỏ</w:t>
+            </w:r>
+            <w:r>
+              <w:t xml:space="preserve"> Q&amp;A/Audit Log kh</w:t>
+            </w:r>
+            <w:r>
+              <w:t>ỏ</w:t>
+            </w:r>
+            <w:r>
+              <w:t>i UI chính); Xây d</w:t>
+            </w:r>
+            <w:r>
+              <w:t>ự</w:t>
+            </w:r>
+            <w:r>
+              <w:t>ng Data Model cho Visual Metadata (product_visual_metadata), migration SQLite và liên k</w:t>
+            </w:r>
+            <w:r>
+              <w:t>ế</w:t>
+            </w:r>
+            <w:r>
+              <w:t>t 1:1 v</w:t>
+            </w:r>
+            <w:r>
+              <w:t>ớ</w:t>
+            </w:r>
+            <w:r>
+              <w:t>i s</w:t>
+            </w:r>
+            <w:r>
+              <w:t>ả</w:t>
+            </w:r>
+            <w:r>
+              <w:t>n ph</w:t>
+            </w:r>
+            <w:r>
+              <w:t>ẩ</w:t>
+            </w:r>
+            <w:r>
+              <w:t>m.</w:t>
             </w:r>
           </w:p>
         </w:tc>
@@ -4730,19 +6360,20 @@
             <w:vAlign w:val="center"/>
           </w:tcPr>
           <w:p>
-            <w:pPr>
-              <w:spacing w:before="40" w:after="40" w:line="276" w:lineRule="auto"/>
-              <w:jc w:val="center"/>
-            </w:pPr>
-            <w:r/>
-            <w:r>
-              <w:rPr>
-                <w:rFonts w:ascii="Times New Roman" w:hAnsi="Times New Roman"/>
-                <w:b w:val="0"/>
-                <w:i w:val="0"/>
-                <w:sz w:val="20"/>
-              </w:rPr>
-              <w:t>Vũ Đức Đạt</w:t>
+            <w:r>
+              <w:t>Phan Duy Hưng, Vũ Đ</w:t>
+            </w:r>
+            <w:r>
+              <w:t>ứ</w:t>
+            </w:r>
+            <w:r>
+              <w:t>c Đ</w:t>
+            </w:r>
+            <w:r>
+              <w:t>ạ</w:t>
+            </w:r>
+            <w:r>
+              <w:t>t</w:t>
             </w:r>
           </w:p>
         </w:tc>
@@ -4755,19 +6386,7 @@
             <w:vAlign w:val="center"/>
           </w:tcPr>
           <w:p>
-            <w:pPr>
-              <w:spacing w:before="40" w:after="40" w:line="276" w:lineRule="auto"/>
-              <w:jc w:val="center"/>
-            </w:pPr>
-            <w:r/>
-            <w:r>
-              <w:rPr>
-                <w:rFonts w:ascii="Times New Roman" w:hAnsi="Times New Roman"/>
-                <w:b/>
-                <w:i w:val="0"/>
-                <w:color w:val="27AE60"/>
-                <w:sz w:val="20"/>
-              </w:rPr>
+            <w:r>
               <w:t>Đã hoàn thành</w:t>
             </w:r>
           </w:p>
@@ -4802,23 +6421,84 @@
               <w:top w:val="dotted" w:sz="4" w:space="0" w:color="000000"/>
               <w:bottom w:val="dotted" w:sz="4" w:space="0" w:color="000000"/>
             </w:tcBorders>
-            <w:vAlign w:val="center"/>
-            <w:shd w:fill="FDFEFE"/>
-          </w:tcPr>
-          <w:p>
-            <w:pPr>
-              <w:spacing w:before="40" w:after="40" w:line="276" w:lineRule="auto"/>
-              <w:jc w:val="left"/>
-            </w:pPr>
-            <w:r/>
-            <w:r>
-              <w:rPr>
-                <w:rFonts w:ascii="Times New Roman" w:hAnsi="Times New Roman"/>
-                <w:b w:val="0"/>
-                <w:i w:val="0"/>
-                <w:sz w:val="20"/>
-              </w:rPr>
-              <w:t>Hoàn thiện tài liệu Kế hoạch dự án (File 01_project-plan.docx) và tài liệu Thu thập làm rõ yêu cầu (File 02_requirements-qa.docx) chuẩn quy cách.</w:t>
+            <w:shd w:val="clear" w:color="auto" w:fill="FDFEFE"/>
+            <w:vAlign w:val="center"/>
+          </w:tcPr>
+          <w:p>
+            <w:r>
+              <w:t>Phase 12C &amp; 12D: L</w:t>
+            </w:r>
+            <w:r>
+              <w:t>ậ</w:t>
+            </w:r>
+            <w:r>
+              <w:t>p</w:t>
+            </w:r>
+            <w:r>
+              <w:t xml:space="preserve"> ch</w:t>
+            </w:r>
+            <w:r>
+              <w:t>ỉ</w:t>
+            </w:r>
+            <w:r>
+              <w:t xml:space="preserve"> m</w:t>
+            </w:r>
+            <w:r>
+              <w:t>ụ</w:t>
+            </w:r>
+            <w:r>
+              <w:t>c th</w:t>
+            </w:r>
+            <w:r>
+              <w:t>ị</w:t>
+            </w:r>
+            <w:r>
+              <w:t xml:space="preserve"> giác ti</w:t>
+            </w:r>
+            <w:r>
+              <w:t>ề</w:t>
+            </w:r>
+            <w:r>
+              <w:t>n tính toán vào ChromaDB (storeflow_product_visuals dùng text embedding all-MiniLM-L6-v2); Xây d</w:t>
+            </w:r>
+            <w:r>
+              <w:t>ự</w:t>
+            </w:r>
+            <w:r>
+              <w:t>ng Pipeline Image Search Backend (Gemini multimodal visual feature extraction) và b</w:t>
+            </w:r>
+            <w:r>
+              <w:t>ộ</w:t>
+            </w:r>
+            <w:r>
+              <w:t xml:space="preserve"> phân lo</w:t>
+            </w:r>
+            <w:r>
+              <w:t>ạ</w:t>
+            </w:r>
+            <w:r>
+              <w:t>i quan h</w:t>
+            </w:r>
+            <w:r>
+              <w:t>ệ</w:t>
+            </w:r>
+            <w:r>
+              <w:t xml:space="preserve"> 4 m</w:t>
+            </w:r>
+            <w:r>
+              <w:t>ứ</w:t>
+            </w:r>
+            <w:r>
+              <w:t>c đ</w:t>
+            </w:r>
+            <w:r>
+              <w:t>ộ</w:t>
+            </w:r>
+            <w:r>
+              <w:t xml:space="preserve"> (MATCH, SIMILAR, RELATED, </w:t>
+            </w:r>
+            <w:r>
+              <w:t>NONE).</w:t>
             </w:r>
           </w:p>
         </w:tc>
@@ -4829,25 +6509,24 @@
               <w:top w:val="dotted" w:sz="4" w:space="0" w:color="000000"/>
               <w:bottom w:val="dotted" w:sz="4" w:space="0" w:color="000000"/>
             </w:tcBorders>
-            <w:vAlign w:val="center"/>
-            <w:shd w:fill="F8F9F9"/>
-          </w:tcPr>
-          <w:p>
-            <w:pPr>
-              <w:spacing w:before="40" w:after="40" w:line="276" w:lineRule="auto"/>
-              <w:jc w:val="center"/>
-            </w:pPr>
-            <w:r/>
-            <w:r>
-              <w:rPr>
-                <w:rFonts w:ascii="Times New Roman" w:hAnsi="Times New Roman"/>
-                <w:b w:val="0"/>
-                <w:i w:val="0"/>
-                <w:sz w:val="20"/>
-              </w:rPr>
-              <w:t>Ngô Trung Kiên,</w:t>
-              <w:br/>
-              <w:t>Phan Duy Hưng</w:t>
+            <w:shd w:val="clear" w:color="auto" w:fill="F8F9F9"/>
+            <w:vAlign w:val="center"/>
+          </w:tcPr>
+          <w:p>
+            <w:r>
+              <w:t>Ngô Trung Kiên, Vũ Đ</w:t>
+            </w:r>
+            <w:r>
+              <w:t>ứ</w:t>
+            </w:r>
+            <w:r>
+              <w:t>c Đ</w:t>
+            </w:r>
+            <w:r>
+              <w:t>ạ</w:t>
+            </w:r>
+            <w:r>
+              <w:t>t</w:t>
             </w:r>
           </w:p>
         </w:tc>
@@ -4858,23 +6537,11 @@
               <w:top w:val="dotted" w:sz="4" w:space="0" w:color="000000"/>
               <w:bottom w:val="dotted" w:sz="4" w:space="0" w:color="000000"/>
             </w:tcBorders>
-            <w:vAlign w:val="center"/>
-            <w:shd w:fill="F8F9F9"/>
-          </w:tcPr>
-          <w:p>
-            <w:pPr>
-              <w:spacing w:before="40" w:after="40" w:line="276" w:lineRule="auto"/>
-              <w:jc w:val="center"/>
-            </w:pPr>
-            <w:r/>
-            <w:r>
-              <w:rPr>
-                <w:rFonts w:ascii="Times New Roman" w:hAnsi="Times New Roman"/>
-                <w:b/>
-                <w:i w:val="0"/>
-                <w:color w:val="27AE60"/>
-                <w:sz w:val="20"/>
-              </w:rPr>
+            <w:shd w:val="clear" w:color="auto" w:fill="F8F9F9"/>
+            <w:vAlign w:val="center"/>
+          </w:tcPr>
+          <w:p>
+            <w:r>
               <w:t>Đã hoàn thành</w:t>
             </w:r>
           </w:p>
@@ -4912,19 +6579,137 @@
             <w:vAlign w:val="center"/>
           </w:tcPr>
           <w:p>
-            <w:pPr>
-              <w:spacing w:before="40" w:after="40" w:line="276" w:lineRule="auto"/>
-              <w:jc w:val="left"/>
-            </w:pPr>
-            <w:r/>
-            <w:r>
-              <w:rPr>
-                <w:rFonts w:ascii="Times New Roman" w:hAnsi="Times New Roman"/>
-                <w:b w:val="0"/>
-                <w:i w:val="0"/>
-                <w:sz w:val="20"/>
-              </w:rPr>
-              <w:t>Hoàn thiện tài liệu Đặc tả yêu cầu phần mềm SRS (File 03_requirements-specification.docx) và tài liệu Hướng dẫn bảo vệ đề tài.</w:t>
+            <w:r>
+              <w:t>Phase 12E &amp; 12F: Phát tri</w:t>
+            </w:r>
+            <w:r>
+              <w:t>ể</w:t>
+            </w:r>
+            <w:r>
+              <w:t>n giao di</w:t>
+            </w:r>
+            <w:r>
+              <w:t>ệ</w:t>
+            </w:r>
+            <w:r>
+              <w:t>n kéo th</w:t>
+            </w:r>
+            <w:r>
+              <w:t>ả</w:t>
+            </w:r>
+            <w:r>
+              <w:t xml:space="preserve"> t</w:t>
+            </w:r>
+            <w:r>
+              <w:t>ả</w:t>
+            </w:r>
+            <w:r>
+              <w:t xml:space="preserve">i </w:t>
+            </w:r>
+            <w:r>
+              <w:t>ả</w:t>
+            </w:r>
+            <w:r>
+              <w:t>nh tìm ki</w:t>
+            </w:r>
+            <w:r>
+              <w:t>ế</w:t>
+            </w:r>
+            <w:r>
+              <w:t>m v</w:t>
+            </w:r>
+            <w:r>
+              <w:t>ớ</w:t>
+            </w:r>
+            <w:r>
+              <w:t>i hi</w:t>
+            </w:r>
+            <w:r>
+              <w:t>ệ</w:t>
+            </w:r>
+            <w:r>
+              <w:t xml:space="preserve">u </w:t>
+            </w:r>
+            <w:r>
+              <w:t>ứ</w:t>
+            </w:r>
+            <w:r>
+              <w:t>ng phân tích tr</w:t>
+            </w:r>
+            <w:r>
+              <w:t>ự</w:t>
+            </w:r>
+            <w:r>
+              <w:t>c quan và Th</w:t>
+            </w:r>
+            <w:r>
+              <w:t>ẻ</w:t>
+            </w:r>
+            <w:r>
+              <w:t xml:space="preserve"> s</w:t>
+            </w:r>
+            <w:r>
+              <w:t>ả</w:t>
+            </w:r>
+            <w:r>
+              <w:t>n ph</w:t>
+            </w:r>
+            <w:r>
+              <w:t>ẩ</w:t>
+            </w:r>
+            <w:r>
+              <w:t>m tương tác; Tích h</w:t>
+            </w:r>
+            <w:r>
+              <w:t>ợ</w:t>
+            </w:r>
+            <w:r>
+              <w:t>p Th</w:t>
+            </w:r>
+            <w:r>
+              <w:t>ẻ</w:t>
+            </w:r>
+            <w:r>
+              <w:t xml:space="preserve"> s</w:t>
+            </w:r>
+            <w:r>
+              <w:t>ả</w:t>
+            </w:r>
+            <w:r>
+              <w:t>n ph</w:t>
+            </w:r>
+            <w:r>
+              <w:t>ẩ</w:t>
+            </w:r>
+            <w:r>
+              <w:t>m tương tác (Product Cards) vào Chatbot RAG v</w:t>
+            </w:r>
+            <w:r>
+              <w:t>ớ</w:t>
+            </w:r>
+            <w:r>
+              <w:t xml:space="preserve">i các nút hành </w:t>
+            </w:r>
+            <w:r>
+              <w:t>đ</w:t>
+            </w:r>
+            <w:r>
+              <w:t>ộ</w:t>
+            </w:r>
+            <w:r>
+              <w:t>ng theo vai trò (Thêm gi</w:t>
+            </w:r>
+            <w:r>
+              <w:t>ỏ</w:t>
+            </w:r>
+            <w:r>
+              <w:t xml:space="preserve"> cho Customer, M</w:t>
+            </w:r>
+            <w:r>
+              <w:t>ở</w:t>
+            </w:r>
+            <w:r>
+              <w:t xml:space="preserve"> POS cho Staff).</w:t>
             </w:r>
           </w:p>
         </w:tc>
@@ -4938,21 +6723,8 @@
             <w:vAlign w:val="center"/>
           </w:tcPr>
           <w:p>
-            <w:pPr>
-              <w:spacing w:before="40" w:after="40" w:line="276" w:lineRule="auto"/>
-              <w:jc w:val="center"/>
-            </w:pPr>
-            <w:r/>
-            <w:r>
-              <w:rPr>
-                <w:rFonts w:ascii="Times New Roman" w:hAnsi="Times New Roman"/>
-                <w:b w:val="0"/>
-                <w:i w:val="0"/>
-                <w:sz w:val="20"/>
-              </w:rPr>
-              <w:t>Phan Duy Hưng,</w:t>
-              <w:br/>
-              <w:t>Ngô Trung Kiên</w:t>
+            <w:r>
+              <w:t>Phan Duy Hưng, Ngô Trung Kiên</w:t>
             </w:r>
           </w:p>
         </w:tc>
@@ -4966,20 +6738,8 @@
             <w:vAlign w:val="center"/>
           </w:tcPr>
           <w:p>
-            <w:pPr>
-              <w:spacing w:before="40" w:after="40" w:line="276" w:lineRule="auto"/>
-              <w:jc w:val="center"/>
-            </w:pPr>
-            <w:r/>
-            <w:r>
-              <w:rPr>
-                <w:rFonts w:ascii="Times New Roman" w:hAnsi="Times New Roman"/>
-                <w:b w:val="0"/>
-                <w:i/>
-                <w:color w:val="D35400"/>
-                <w:sz w:val="20"/>
-              </w:rPr>
-              <w:t>Kế hoạch hoàn thiện</w:t>
+            <w:r>
+              <w:t>Đã hoàn thành</w:t>
             </w:r>
           </w:p>
         </w:tc>
@@ -5013,23 +6773,105 @@
               <w:top w:val="dotted" w:sz="4" w:space="0" w:color="000000"/>
               <w:bottom w:val="dotted" w:sz="4" w:space="0" w:color="000000"/>
             </w:tcBorders>
-            <w:vAlign w:val="center"/>
-            <w:shd w:fill="FDFEFE"/>
-          </w:tcPr>
-          <w:p>
-            <w:pPr>
-              <w:spacing w:before="40" w:after="40" w:line="276" w:lineRule="auto"/>
-              <w:jc w:val="left"/>
-            </w:pPr>
-            <w:r/>
-            <w:r>
-              <w:rPr>
-                <w:rFonts w:ascii="Times New Roman" w:hAnsi="Times New Roman"/>
-                <w:b w:val="0"/>
-                <w:i w:val="0"/>
-                <w:sz w:val="20"/>
-              </w:rPr>
-              <w:t>Xây dựng kịch bản demo trực tiếp các luồng bán hàng POS, quản lý nhập tồn kho, trợ lý AI tư vấn và sinh báo cáo phục vụ hội đồng chấm thi.</w:t>
+            <w:shd w:val="clear" w:color="auto" w:fill="FDFEFE"/>
+            <w:vAlign w:val="center"/>
+          </w:tcPr>
+          <w:p>
+            <w:r>
+              <w:t>Phase 13A &amp; 13B: Nâng c</w:t>
+            </w:r>
+            <w:r>
+              <w:t>ấ</w:t>
+            </w:r>
+            <w:r>
+              <w:t>p mô hình d</w:t>
+            </w:r>
+            <w:r>
+              <w:t>ữ</w:t>
+            </w:r>
+            <w:r>
+              <w:t xml:space="preserve"> li</w:t>
+            </w:r>
+            <w:r>
+              <w:t>ệ</w:t>
+            </w:r>
+            <w:r>
+              <w:t>u Đơn hàng đa tr</w:t>
+            </w:r>
+            <w:r>
+              <w:t>ạ</w:t>
+            </w:r>
+            <w:r>
+              <w:t>ng thái (orders.status 6 tr</w:t>
+            </w:r>
+            <w:r>
+              <w:t>ạ</w:t>
+            </w:r>
+            <w:r>
+              <w:t>ng thái) và các trư</w:t>
+            </w:r>
+            <w:r>
+              <w:t>ờ</w:t>
+            </w:r>
+            <w:r>
+              <w:t>ng ki</w:t>
+            </w:r>
+            <w:r>
+              <w:t>ể</w:t>
+            </w:r>
+            <w:r>
+              <w:t>m toán; Xây d</w:t>
+            </w:r>
+            <w:r>
+              <w:t>ự</w:t>
+            </w:r>
+            <w:r>
+              <w:t>ng Engine Duy</w:t>
+            </w:r>
+            <w:r>
+              <w:t>ệ</w:t>
+            </w:r>
+            <w:r>
+              <w:t>t/T</w:t>
+            </w:r>
+            <w:r>
+              <w:t>ừ</w:t>
+            </w:r>
+            <w:r>
+              <w:t xml:space="preserve"> ch</w:t>
+            </w:r>
+            <w:r>
+              <w:t>ố</w:t>
+            </w:r>
+            <w:r>
+              <w:t xml:space="preserve">i </w:t>
+            </w:r>
+            <w:r>
+              <w:t>đơn hàng t</w:t>
+            </w:r>
+            <w:r>
+              <w:t>ừ</w:t>
+            </w:r>
+            <w:r>
+              <w:t xml:space="preserve"> xa cho Admin (pending -&gt; admin_approved / rejected), ch</w:t>
+            </w:r>
+            <w:r>
+              <w:t>ặ</w:t>
+            </w:r>
+            <w:r>
+              <w:t>n quy</w:t>
+            </w:r>
+            <w:r>
+              <w:t>ề</w:t>
+            </w:r>
+            <w:r>
+              <w:t>n Staff duy</w:t>
+            </w:r>
+            <w:r>
+              <w:t>ệ</w:t>
+            </w:r>
+            <w:r>
+              <w:t>t đơn.</w:t>
             </w:r>
           </w:p>
         </w:tc>
@@ -5040,25 +6882,24 @@
               <w:top w:val="dotted" w:sz="4" w:space="0" w:color="000000"/>
               <w:bottom w:val="dotted" w:sz="4" w:space="0" w:color="000000"/>
             </w:tcBorders>
-            <w:vAlign w:val="center"/>
-            <w:shd w:fill="F8F9F9"/>
-          </w:tcPr>
-          <w:p>
-            <w:pPr>
-              <w:spacing w:before="40" w:after="40" w:line="276" w:lineRule="auto"/>
-              <w:jc w:val="center"/>
-            </w:pPr>
-            <w:r/>
-            <w:r>
-              <w:rPr>
-                <w:rFonts w:ascii="Times New Roman" w:hAnsi="Times New Roman"/>
-                <w:b w:val="0"/>
-                <w:i w:val="0"/>
-                <w:sz w:val="20"/>
-              </w:rPr>
-              <w:t>Phan Duy Hưng,</w:t>
-              <w:br/>
-              <w:t>Vũ Đức Đạt</w:t>
+            <w:shd w:val="clear" w:color="auto" w:fill="F8F9F9"/>
+            <w:vAlign w:val="center"/>
+          </w:tcPr>
+          <w:p>
+            <w:r>
+              <w:t>Vũ Đ</w:t>
+            </w:r>
+            <w:r>
+              <w:t>ứ</w:t>
+            </w:r>
+            <w:r>
+              <w:t>c Đ</w:t>
+            </w:r>
+            <w:r>
+              <w:t>ạ</w:t>
+            </w:r>
+            <w:r>
+              <w:t>t, Ngô Trung Kiên</w:t>
             </w:r>
           </w:p>
         </w:tc>
@@ -5069,24 +6910,12 @@
               <w:top w:val="dotted" w:sz="4" w:space="0" w:color="000000"/>
               <w:bottom w:val="dotted" w:sz="4" w:space="0" w:color="000000"/>
             </w:tcBorders>
-            <w:vAlign w:val="center"/>
-            <w:shd w:fill="F8F9F9"/>
-          </w:tcPr>
-          <w:p>
-            <w:pPr>
-              <w:spacing w:before="40" w:after="40" w:line="276" w:lineRule="auto"/>
-              <w:jc w:val="center"/>
-            </w:pPr>
-            <w:r/>
-            <w:r>
-              <w:rPr>
-                <w:rFonts w:ascii="Times New Roman" w:hAnsi="Times New Roman"/>
-                <w:b w:val="0"/>
-                <w:i/>
-                <w:color w:val="D35400"/>
-                <w:sz w:val="20"/>
-              </w:rPr>
-              <w:t>Kế hoạch hoàn thiện</w:t>
+            <w:shd w:val="clear" w:color="auto" w:fill="F8F9F9"/>
+            <w:vAlign w:val="center"/>
+          </w:tcPr>
+          <w:p>
+            <w:r>
+              <w:t>Đã hoàn thành</w:t>
             </w:r>
           </w:p>
         </w:tc>
@@ -5122,19 +6951,89 @@
             <w:vAlign w:val="center"/>
           </w:tcPr>
           <w:p>
-            <w:pPr>
-              <w:spacing w:before="40" w:after="40" w:line="276" w:lineRule="auto"/>
-              <w:jc w:val="left"/>
-            </w:pPr>
-            <w:r/>
-            <w:r>
-              <w:rPr>
-                <w:rFonts w:ascii="Times New Roman" w:hAnsi="Times New Roman"/>
-                <w:b w:val="0"/>
-                <w:i w:val="0"/>
-                <w:sz w:val="20"/>
-              </w:rPr>
-              <w:t>Tổng kết toàn bộ hồ sơ minh chứng ứng dụng AI trong SDLC (KT1, KT2, KT3, KT4), hoàn thiện slide thuyết trình và chuẩn bị nghiệm thu đề tài.</w:t>
+            <w:r>
+              <w:t>Phase 13C &amp; 13D: Xây d</w:t>
+            </w:r>
+            <w:r>
+              <w:t>ự</w:t>
+            </w:r>
+            <w:r>
+              <w:t>ng Lu</w:t>
+            </w:r>
+            <w:r>
+              <w:t>ồ</w:t>
+            </w:r>
+            <w:r>
+              <w:t>ng x</w:t>
+            </w:r>
+            <w:r>
+              <w:t>ử</w:t>
+            </w:r>
+            <w:r>
+              <w:t xml:space="preserve"> lý đơn hàng cho Nhân viên (admin_approved -&gt; processing -&gt; completed) và ch</w:t>
+            </w:r>
+            <w:r>
+              <w:t>ố</w:t>
+            </w:r>
+            <w:r>
+              <w:t xml:space="preserve">t ghi </w:t>
+            </w:r>
+            <w:r>
+              <w:t>nh</w:t>
+            </w:r>
+            <w:r>
+              <w:t>ậ</w:t>
+            </w:r>
+            <w:r>
+              <w:t>n doanh thu; Tri</w:t>
+            </w:r>
+            <w:r>
+              <w:t>ể</w:t>
+            </w:r>
+            <w:r>
+              <w:t>n khai cơ ch</w:t>
+            </w:r>
+            <w:r>
+              <w:t>ế</w:t>
+            </w:r>
+            <w:r>
+              <w:t xml:space="preserve"> theo dõi vòng đ</w:t>
+            </w:r>
+            <w:r>
+              <w:t>ờ</w:t>
+            </w:r>
+            <w:r>
+              <w:t>i đơn hàng và phòng th</w:t>
+            </w:r>
+            <w:r>
+              <w:t>ủ</w:t>
+            </w:r>
+            <w:r>
+              <w:t xml:space="preserve"> ch</w:t>
+            </w:r>
+            <w:r>
+              <w:t>ố</w:t>
+            </w:r>
+            <w:r>
+              <w:t>ng truy c</w:t>
+            </w:r>
+            <w:r>
+              <w:t>ậ</w:t>
+            </w:r>
+            <w:r>
+              <w:t>p chéo (Anti-IDOR) cho Customer; cho phép Customer t</w:t>
+            </w:r>
+            <w:r>
+              <w:t>ự</w:t>
+            </w:r>
+            <w:r>
+              <w:t xml:space="preserve"> h</w:t>
+            </w:r>
+            <w:r>
+              <w:t>ủ</w:t>
+            </w:r>
+            <w:r>
+              <w:t>y đơn pending.</w:t>
             </w:r>
           </w:p>
         </w:tc>
@@ -5147,49 +7046,887 @@
             <w:vAlign w:val="center"/>
           </w:tcPr>
           <w:p>
-            <w:pPr>
-              <w:spacing w:before="40" w:after="40" w:line="276" w:lineRule="auto"/>
-              <w:jc w:val="center"/>
-            </w:pPr>
-            <w:r/>
-            <w:r>
-              <w:rPr>
-                <w:rFonts w:ascii="Times New Roman" w:hAnsi="Times New Roman"/>
-                <w:b w:val="0"/>
-                <w:i w:val="0"/>
-                <w:sz w:val="20"/>
-              </w:rPr>
+            <w:r>
+              <w:t>Vũ Đ</w:t>
+            </w:r>
+            <w:r>
+              <w:t>ứ</w:t>
+            </w:r>
+            <w:r>
+              <w:t>c Đ</w:t>
+            </w:r>
+            <w:r>
+              <w:t>ạ</w:t>
+            </w:r>
+            <w:r>
+              <w:t>t, Phan Duy Hưng</w:t>
+            </w:r>
+          </w:p>
+        </w:tc>
+        <w:tc>
+          <w:tcPr>
+            <w:tcW w:w="1789" w:type="dxa"/>
+            <w:tcBorders>
+              <w:top w:val="dotted" w:sz="4" w:space="0" w:color="000000"/>
+            </w:tcBorders>
+            <w:vAlign w:val="center"/>
+          </w:tcPr>
+          <w:p>
+            <w:r>
+              <w:t>Đã hoàn thành</w:t>
+            </w:r>
+          </w:p>
+        </w:tc>
+      </w:tr>
+      <w:tr>
+        <w:tc>
+          <w:tcPr>
+            <w:tcW w:w="1544" w:type="dxa"/>
+          </w:tcPr>
+          <w:p>
+            <w:r>
+              <w:t>Tu</w:t>
+            </w:r>
+            <w:r>
+              <w:t>ầ</w:t>
+            </w:r>
+            <w:r>
+              <w:t>n 09 (21/09/2026 – 27/09/2026)</w:t>
+            </w:r>
+          </w:p>
+        </w:tc>
+        <w:tc>
+          <w:tcPr>
+            <w:tcW w:w="3452" w:type="dxa"/>
+          </w:tcPr>
+          <w:p>
+            <w:r>
+              <w:t xml:space="preserve">Phase 13E &amp; 13F: Xây </w:t>
+            </w:r>
+            <w:r>
+              <w:t>d</w:t>
+            </w:r>
+            <w:r>
+              <w:t>ự</w:t>
+            </w:r>
+            <w:r>
+              <w:t>ng Engine x</w:t>
+            </w:r>
+            <w:r>
+              <w:t>ử</w:t>
+            </w:r>
+            <w:r>
+              <w:t xml:space="preserve"> lý ngo</w:t>
+            </w:r>
+            <w:r>
+              <w:t>ạ</w:t>
+            </w:r>
+            <w:r>
+              <w:t>i l</w:t>
+            </w:r>
+            <w:r>
+              <w:t>ệ</w:t>
+            </w:r>
+            <w:r>
+              <w:t xml:space="preserve"> cho SuperAdmin (force_cancel, reopen_rejected, override_status) kèm b</w:t>
+            </w:r>
+            <w:r>
+              <w:t>ả</w:t>
+            </w:r>
+            <w:r>
+              <w:t>ng ki</w:t>
+            </w:r>
+            <w:r>
+              <w:t>ể</w:t>
+            </w:r>
+            <w:r>
+              <w:t>m toán order_audit_logs; Xây d</w:t>
+            </w:r>
+            <w:r>
+              <w:t>ự</w:t>
+            </w:r>
+            <w:r>
+              <w:t>ng Ch</w:t>
+            </w:r>
+            <w:r>
+              <w:t>ỉ</w:t>
+            </w:r>
+            <w:r>
+              <w:t xml:space="preserve"> s</w:t>
+            </w:r>
+            <w:r>
+              <w:t>ố</w:t>
+            </w:r>
+            <w:r>
+              <w:t xml:space="preserve"> lu</w:t>
+            </w:r>
+            <w:r>
+              <w:t>ồ</w:t>
+            </w:r>
+            <w:r>
+              <w:t>ng đơn hàng và Huy hi</w:t>
+            </w:r>
+            <w:r>
+              <w:t>ệ</w:t>
+            </w:r>
+            <w:r>
+              <w:t>u thông báo c</w:t>
+            </w:r>
+            <w:r>
+              <w:t>ậ</w:t>
+            </w:r>
+            <w:r>
+              <w:t>n th</w:t>
+            </w:r>
+            <w:r>
+              <w:t>ờ</w:t>
+            </w:r>
+            <w:r>
+              <w:t>i gian th</w:t>
+            </w:r>
+            <w:r>
+              <w:t>ự</w:t>
+            </w:r>
+            <w:r>
+              <w:t>c qua Periodic Polling 30s (/api/v1/orders/workflow-counts</w:t>
+            </w:r>
+            <w:r>
+              <w:t>).</w:t>
+            </w:r>
+          </w:p>
+        </w:tc>
+        <w:tc>
+          <w:tcPr>
+            <w:tcW w:w="2278" w:type="dxa"/>
+          </w:tcPr>
+          <w:p>
+            <w:r>
+              <w:t>Vũ Đ</w:t>
+            </w:r>
+            <w:r>
+              <w:t>ứ</w:t>
+            </w:r>
+            <w:r>
+              <w:t>c Đ</w:t>
+            </w:r>
+            <w:r>
+              <w:t>ạ</w:t>
+            </w:r>
+            <w:r>
+              <w:t>t, Phan Duy Hưng</w:t>
+            </w:r>
+          </w:p>
+        </w:tc>
+        <w:tc>
+          <w:tcPr>
+            <w:tcW w:w="1787" w:type="dxa"/>
+          </w:tcPr>
+          <w:p>
+            <w:r>
+              <w:t>Đã hoàn thành</w:t>
+            </w:r>
+          </w:p>
+        </w:tc>
+      </w:tr>
+      <w:tr>
+        <w:tc>
+          <w:tcPr>
+            <w:tcW w:w="1544" w:type="dxa"/>
+          </w:tcPr>
+          <w:p>
+            <w:r>
+              <w:lastRenderedPageBreak/>
+              <w:t>Tu</w:t>
+            </w:r>
+            <w:r>
+              <w:t>ầ</w:t>
+            </w:r>
+            <w:r>
+              <w:t>n 09</w:t>
+            </w:r>
+            <w:r>
+              <w:br/>
+              <w:t>(21/09/2026 –</w:t>
+            </w:r>
+            <w:r>
+              <w:br/>
+              <w:t>27/09/2026)</w:t>
+            </w:r>
+          </w:p>
+        </w:tc>
+        <w:tc>
+          <w:tcPr>
+            <w:tcW w:w="3452" w:type="dxa"/>
+          </w:tcPr>
+          <w:p>
+            <w:r>
+              <w:t>Rà soát b</w:t>
+            </w:r>
+            <w:r>
+              <w:t>ả</w:t>
+            </w:r>
+            <w:r>
+              <w:t>o m</w:t>
+            </w:r>
+            <w:r>
+              <w:t>ậ</w:t>
+            </w:r>
+            <w:r>
+              <w:t>t toàn di</w:t>
+            </w:r>
+            <w:r>
+              <w:t>ệ</w:t>
+            </w:r>
+            <w:r>
+              <w:t>n: c</w:t>
+            </w:r>
+            <w:r>
+              <w:t>ấ</w:t>
+            </w:r>
+            <w:r>
+              <w:t>u hình `.gitignore`, ki</w:t>
+            </w:r>
+            <w:r>
+              <w:t>ể</w:t>
+            </w:r>
+            <w:r>
+              <w:t>m tra an toàn `.env.example`, b</w:t>
+            </w:r>
+            <w:r>
+              <w:t>ổ</w:t>
+            </w:r>
+            <w:r>
+              <w:t xml:space="preserve"> sung Global Exception Handler 500 và script kh</w:t>
+            </w:r>
+            <w:r>
+              <w:t>ở</w:t>
+            </w:r>
+            <w:r>
+              <w:t>i ch</w:t>
+            </w:r>
+            <w:r>
+              <w:t>ạ</w:t>
+            </w:r>
+            <w:r>
+              <w:t>y `run_app.bat`.</w:t>
+            </w:r>
+          </w:p>
+        </w:tc>
+        <w:tc>
+          <w:tcPr>
+            <w:tcW w:w="2278" w:type="dxa"/>
+          </w:tcPr>
+          <w:p>
+            <w:r>
+              <w:t>Vũ Đ</w:t>
+            </w:r>
+            <w:r>
+              <w:t>ứ</w:t>
+            </w:r>
+            <w:r>
+              <w:t>c Đ</w:t>
+            </w:r>
+            <w:r>
+              <w:t>ạ</w:t>
+            </w:r>
+            <w:r>
+              <w:t>t</w:t>
+            </w:r>
+          </w:p>
+        </w:tc>
+        <w:tc>
+          <w:tcPr>
+            <w:tcW w:w="1787" w:type="dxa"/>
+          </w:tcPr>
+          <w:p>
+            <w:r>
+              <w:t>Đã hoàn thàn</w:t>
+            </w:r>
+            <w:r>
+              <w:t>h</w:t>
+            </w:r>
+          </w:p>
+        </w:tc>
+      </w:tr>
+      <w:tr>
+        <w:tc>
+          <w:tcPr>
+            <w:tcW w:w="1544" w:type="dxa"/>
+          </w:tcPr>
+          <w:p>
+            <w:r>
+              <w:t>Tu</w:t>
+            </w:r>
+            <w:r>
+              <w:t>ầ</w:t>
+            </w:r>
+            <w:r>
+              <w:t>n 09</w:t>
+            </w:r>
+            <w:r>
+              <w:br/>
+              <w:t>(21/09/2026 –</w:t>
+            </w:r>
+            <w:r>
+              <w:br/>
+              <w:t>27/09/2026)</w:t>
+            </w:r>
+          </w:p>
+        </w:tc>
+        <w:tc>
+          <w:tcPr>
+            <w:tcW w:w="3452" w:type="dxa"/>
+          </w:tcPr>
+          <w:p>
+            <w:r>
+              <w:t>Hoàn thi</w:t>
+            </w:r>
+            <w:r>
+              <w:t>ệ</w:t>
+            </w:r>
+            <w:r>
+              <w:t>n tài li</w:t>
+            </w:r>
+            <w:r>
+              <w:t>ệ</w:t>
+            </w:r>
+            <w:r>
+              <w:t>u K</w:t>
+            </w:r>
+            <w:r>
+              <w:t>ế</w:t>
+            </w:r>
+            <w:r>
+              <w:t xml:space="preserve"> ho</w:t>
+            </w:r>
+            <w:r>
+              <w:t>ạ</w:t>
+            </w:r>
+            <w:r>
+              <w:t>ch d</w:t>
+            </w:r>
+            <w:r>
+              <w:t>ự</w:t>
+            </w:r>
+            <w:r>
+              <w:t xml:space="preserve"> án (File 01_project-plan.docx) và tài li</w:t>
+            </w:r>
+            <w:r>
+              <w:t>ệ</w:t>
+            </w:r>
+            <w:r>
+              <w:t>u Thu th</w:t>
+            </w:r>
+            <w:r>
+              <w:t>ậ</w:t>
+            </w:r>
+            <w:r>
+              <w:t>p làm rõ yêu c</w:t>
+            </w:r>
+            <w:r>
+              <w:t>ầ</w:t>
+            </w:r>
+            <w:r>
+              <w:t>u (File 02_requirements-qa.docx) chu</w:t>
+            </w:r>
+            <w:r>
+              <w:t>ẩ</w:t>
+            </w:r>
+            <w:r>
+              <w:t>n quy cách.</w:t>
+            </w:r>
+          </w:p>
+        </w:tc>
+        <w:tc>
+          <w:tcPr>
+            <w:tcW w:w="2278" w:type="dxa"/>
+          </w:tcPr>
+          <w:p>
+            <w:r>
               <w:t>Ngô Trung Kiên,</w:t>
+            </w:r>
+            <w:r>
+              <w:br/>
+              <w:t>Phan Duy Hưng</w:t>
+            </w:r>
+          </w:p>
+        </w:tc>
+        <w:tc>
+          <w:tcPr>
+            <w:tcW w:w="1787" w:type="dxa"/>
+          </w:tcPr>
+          <w:p>
+            <w:r>
+              <w:t>Đã hoàn thành</w:t>
+            </w:r>
+          </w:p>
+        </w:tc>
+      </w:tr>
+      <w:tr>
+        <w:tc>
+          <w:tcPr>
+            <w:tcW w:w="1544" w:type="dxa"/>
+          </w:tcPr>
+          <w:p>
+            <w:r>
+              <w:t>Tu</w:t>
+            </w:r>
+            <w:r>
+              <w:t>ầ</w:t>
+            </w:r>
+            <w:r>
+              <w:t>n 09</w:t>
+            </w:r>
+            <w:r>
+              <w:br/>
+              <w:t>(21/09/2026 –</w:t>
+            </w:r>
+            <w:r>
+              <w:br/>
+              <w:t>27/09/</w:t>
+            </w:r>
+            <w:r>
+              <w:t>2026)</w:t>
+            </w:r>
+          </w:p>
+        </w:tc>
+        <w:tc>
+          <w:tcPr>
+            <w:tcW w:w="3452" w:type="dxa"/>
+          </w:tcPr>
+          <w:p>
+            <w:r>
+              <w:t>Hoàn thi</w:t>
+            </w:r>
+            <w:r>
+              <w:t>ệ</w:t>
+            </w:r>
+            <w:r>
+              <w:t>n tài li</w:t>
+            </w:r>
+            <w:r>
+              <w:t>ệ</w:t>
+            </w:r>
+            <w:r>
+              <w:t>u Đ</w:t>
+            </w:r>
+            <w:r>
+              <w:t>ặ</w:t>
+            </w:r>
+            <w:r>
+              <w:t>c t</w:t>
+            </w:r>
+            <w:r>
+              <w:t>ả</w:t>
+            </w:r>
+            <w:r>
+              <w:t xml:space="preserve"> yêu c</w:t>
+            </w:r>
+            <w:r>
+              <w:t>ầ</w:t>
+            </w:r>
+            <w:r>
+              <w:t>u ph</w:t>
+            </w:r>
+            <w:r>
+              <w:t>ầ</w:t>
+            </w:r>
+            <w:r>
+              <w:t>n m</w:t>
+            </w:r>
+            <w:r>
+              <w:t>ề</w:t>
+            </w:r>
+            <w:r>
+              <w:t>m SRS (File 03_requirements-specification.docx) và tài li</w:t>
+            </w:r>
+            <w:r>
+              <w:t>ệ</w:t>
+            </w:r>
+            <w:r>
+              <w:t>u Hư</w:t>
+            </w:r>
+            <w:r>
+              <w:t>ớ</w:t>
+            </w:r>
+            <w:r>
+              <w:t>ng d</w:t>
+            </w:r>
+            <w:r>
+              <w:t>ẫ</w:t>
+            </w:r>
+            <w:r>
+              <w:t>n b</w:t>
+            </w:r>
+            <w:r>
+              <w:t>ả</w:t>
+            </w:r>
+            <w:r>
+              <w:t>o v</w:t>
+            </w:r>
+            <w:r>
+              <w:t>ệ</w:t>
+            </w:r>
+            <w:r>
+              <w:t xml:space="preserve"> đ</w:t>
+            </w:r>
+            <w:r>
+              <w:t>ề</w:t>
+            </w:r>
+            <w:r>
+              <w:t xml:space="preserve"> tài.</w:t>
+            </w:r>
+          </w:p>
+        </w:tc>
+        <w:tc>
+          <w:tcPr>
+            <w:tcW w:w="2278" w:type="dxa"/>
+          </w:tcPr>
+          <w:p>
+            <w:r>
+              <w:t>Phan Duy Hưng,</w:t>
+            </w:r>
+            <w:r>
+              <w:br/>
+              <w:t>Ngô Trung Kiên</w:t>
+            </w:r>
+          </w:p>
+        </w:tc>
+        <w:tc>
+          <w:tcPr>
+            <w:tcW w:w="1787" w:type="dxa"/>
+          </w:tcPr>
+          <w:p>
+            <w:r>
+              <w:t>Đã hoàn thành</w:t>
+            </w:r>
+          </w:p>
+        </w:tc>
+      </w:tr>
+      <w:tr>
+        <w:tc>
+          <w:tcPr>
+            <w:tcW w:w="1544" w:type="dxa"/>
+          </w:tcPr>
+          <w:p>
+            <w:r>
+              <w:t>Tu</w:t>
+            </w:r>
+            <w:r>
+              <w:t>ầ</w:t>
+            </w:r>
+            <w:r>
+              <w:t>n 09</w:t>
+            </w:r>
+            <w:r>
+              <w:br/>
+              <w:t>(21/09/2026 –</w:t>
+            </w:r>
+            <w:r>
+              <w:br/>
+              <w:t>27/09/2026)</w:t>
+            </w:r>
+          </w:p>
+        </w:tc>
+        <w:tc>
+          <w:tcPr>
+            <w:tcW w:w="3452" w:type="dxa"/>
+          </w:tcPr>
+          <w:p>
+            <w:r>
+              <w:t>Xây d</w:t>
+            </w:r>
+            <w:r>
+              <w:t>ự</w:t>
+            </w:r>
+            <w:r>
+              <w:t>ng k</w:t>
+            </w:r>
+            <w:r>
+              <w:t>ị</w:t>
+            </w:r>
+            <w:r>
+              <w:t>ch b</w:t>
+            </w:r>
+            <w:r>
+              <w:t>ả</w:t>
+            </w:r>
+            <w:r>
+              <w:t>n demo tr</w:t>
+            </w:r>
+            <w:r>
+              <w:t>ự</w:t>
+            </w:r>
+            <w:r>
+              <w:t>c ti</w:t>
+            </w:r>
+            <w:r>
+              <w:t>ế</w:t>
+            </w:r>
+            <w:r>
+              <w:t>p các lu</w:t>
+            </w:r>
+            <w:r>
+              <w:t>ồ</w:t>
+            </w:r>
+            <w:r>
+              <w:t>ng b</w:t>
+            </w:r>
+            <w:r>
+              <w:t>án hàng POS, qu</w:t>
+            </w:r>
+            <w:r>
+              <w:t>ả</w:t>
+            </w:r>
+            <w:r>
+              <w:t>n lý nh</w:t>
+            </w:r>
+            <w:r>
+              <w:t>ậ</w:t>
+            </w:r>
+            <w:r>
+              <w:t>p t</w:t>
+            </w:r>
+            <w:r>
+              <w:t>ồ</w:t>
+            </w:r>
+            <w:r>
+              <w:t>n kho, tr</w:t>
+            </w:r>
+            <w:r>
+              <w:t>ợ</w:t>
+            </w:r>
+            <w:r>
+              <w:t xml:space="preserve"> lý AI tư v</w:t>
+            </w:r>
+            <w:r>
+              <w:t>ấ</w:t>
+            </w:r>
+            <w:r>
+              <w:t>n và sinh báo cáo ph</w:t>
+            </w:r>
+            <w:r>
+              <w:t>ụ</w:t>
+            </w:r>
+            <w:r>
+              <w:t>c v</w:t>
+            </w:r>
+            <w:r>
+              <w:t>ụ</w:t>
+            </w:r>
+            <w:r>
+              <w:t xml:space="preserve"> h</w:t>
+            </w:r>
+            <w:r>
+              <w:t>ộ</w:t>
+            </w:r>
+            <w:r>
+              <w:t>i đ</w:t>
+            </w:r>
+            <w:r>
+              <w:t>ồ</w:t>
+            </w:r>
+            <w:r>
+              <w:t>ng ch</w:t>
+            </w:r>
+            <w:r>
+              <w:t>ấ</w:t>
+            </w:r>
+            <w:r>
+              <w:t>m thi.</w:t>
+            </w:r>
+          </w:p>
+        </w:tc>
+        <w:tc>
+          <w:tcPr>
+            <w:tcW w:w="2278" w:type="dxa"/>
+          </w:tcPr>
+          <w:p>
+            <w:r>
+              <w:t>Phan Duy Hưng,</w:t>
+            </w:r>
+            <w:r>
+              <w:br/>
+              <w:t>Vũ Đ</w:t>
+            </w:r>
+            <w:r>
+              <w:t>ứ</w:t>
+            </w:r>
+            <w:r>
+              <w:t>c Đ</w:t>
+            </w:r>
+            <w:r>
+              <w:t>ạ</w:t>
+            </w:r>
+            <w:r>
+              <w:t>t</w:t>
+            </w:r>
+          </w:p>
+        </w:tc>
+        <w:tc>
+          <w:tcPr>
+            <w:tcW w:w="1787" w:type="dxa"/>
+          </w:tcPr>
+          <w:p>
+            <w:r>
+              <w:t>Đã hoàn thành</w:t>
+            </w:r>
+          </w:p>
+        </w:tc>
+      </w:tr>
+      <w:tr>
+        <w:tc>
+          <w:tcPr>
+            <w:tcW w:w="1544" w:type="dxa"/>
+          </w:tcPr>
+          <w:p>
+            <w:r>
+              <w:t>Tu</w:t>
+            </w:r>
+            <w:r>
+              <w:t>ầ</w:t>
+            </w:r>
+            <w:r>
+              <w:t>n 09</w:t>
+            </w:r>
+            <w:r>
+              <w:br/>
+              <w:t>(21/09/2026 –</w:t>
+            </w:r>
+            <w:r>
+              <w:br/>
+              <w:t>27/09/2026)</w:t>
+            </w:r>
+          </w:p>
+        </w:tc>
+        <w:tc>
+          <w:tcPr>
+            <w:tcW w:w="3452" w:type="dxa"/>
+          </w:tcPr>
+          <w:p>
+            <w:r>
+              <w:t>T</w:t>
+            </w:r>
+            <w:r>
+              <w:t>ổ</w:t>
+            </w:r>
+            <w:r>
+              <w:t>ng k</w:t>
+            </w:r>
+            <w:r>
+              <w:t>ế</w:t>
+            </w:r>
+            <w:r>
+              <w:t>t toàn b</w:t>
+            </w:r>
+            <w:r>
+              <w:t>ộ</w:t>
+            </w:r>
+            <w:r>
+              <w:t xml:space="preserve"> h</w:t>
+            </w:r>
+            <w:r>
+              <w:t>ồ</w:t>
+            </w:r>
+            <w:r>
+              <w:t xml:space="preserve"> sơ minh ch</w:t>
+            </w:r>
+            <w:r>
+              <w:t>ứ</w:t>
+            </w:r>
+            <w:r>
+              <w:t xml:space="preserve">ng </w:t>
+            </w:r>
+            <w:r>
+              <w:t>ứ</w:t>
+            </w:r>
+            <w:r>
+              <w:t>ng d</w:t>
+            </w:r>
+            <w:r>
+              <w:t>ụ</w:t>
+            </w:r>
+            <w:r>
+              <w:t xml:space="preserve">ng AI trong SDLC (KT1, KT2, KT3, KT4), hoàn </w:t>
+            </w:r>
+            <w:r>
+              <w:t>thi</w:t>
+            </w:r>
+            <w:r>
+              <w:t>ệ</w:t>
+            </w:r>
+            <w:r>
+              <w:t>n slide thuy</w:t>
+            </w:r>
+            <w:r>
+              <w:t>ế</w:t>
+            </w:r>
+            <w:r>
+              <w:t>t trình và chu</w:t>
+            </w:r>
+            <w:r>
+              <w:t>ẩ</w:t>
+            </w:r>
+            <w:r>
+              <w:t>n b</w:t>
+            </w:r>
+            <w:r>
+              <w:t>ị</w:t>
+            </w:r>
+            <w:r>
+              <w:t xml:space="preserve"> nghi</w:t>
+            </w:r>
+            <w:r>
+              <w:t>ệ</w:t>
+            </w:r>
+            <w:r>
+              <w:t>m thu đ</w:t>
+            </w:r>
+            <w:r>
+              <w:t>ề</w:t>
+            </w:r>
+            <w:r>
+              <w:t xml:space="preserve"> tài.</w:t>
+            </w:r>
+          </w:p>
+        </w:tc>
+        <w:tc>
+          <w:tcPr>
+            <w:tcW w:w="2278" w:type="dxa"/>
+          </w:tcPr>
+          <w:p>
+            <w:r>
+              <w:t>Ngô Trung Kiên,</w:t>
+            </w:r>
+            <w:r>
               <w:br/>
               <w:t>Phan Duy Hưng,</w:t>
+            </w:r>
+            <w:r>
               <w:br/>
-              <w:t>Vũ Đức Đạt</w:t>
-            </w:r>
-          </w:p>
-        </w:tc>
-        <w:tc>
-          <w:tcPr>
-            <w:tcW w:w="1789" w:type="dxa"/>
-            <w:tcBorders>
-              <w:top w:val="dotted" w:sz="4" w:space="0" w:color="000000"/>
-            </w:tcBorders>
-            <w:vAlign w:val="center"/>
-          </w:tcPr>
-          <w:p>
-            <w:pPr>
-              <w:spacing w:before="40" w:after="40" w:line="276" w:lineRule="auto"/>
-              <w:jc w:val="center"/>
-            </w:pPr>
-            <w:r/>
-            <w:r>
-              <w:rPr>
-                <w:rFonts w:ascii="Times New Roman" w:hAnsi="Times New Roman"/>
-                <w:b w:val="0"/>
-                <w:i/>
-                <w:color w:val="D35400"/>
-                <w:sz w:val="20"/>
-              </w:rPr>
-              <w:t>Kế hoạch hoàn thiện</w:t>
+              <w:t>Vũ Đ</w:t>
+            </w:r>
+            <w:r>
+              <w:t>ứ</w:t>
+            </w:r>
+            <w:r>
+              <w:t>c Đ</w:t>
+            </w:r>
+            <w:r>
+              <w:t>ạ</w:t>
+            </w:r>
+            <w:r>
+              <w:t>t</w:t>
+            </w:r>
+          </w:p>
+        </w:tc>
+        <w:tc>
+          <w:tcPr>
+            <w:tcW w:w="1787" w:type="dxa"/>
+          </w:tcPr>
+          <w:p>
+            <w:r>
+              <w:t>Đã hoàn thành</w:t>
             </w:r>
           </w:p>
         </w:tc>
@@ -5311,7 +8048,7 @@
             <w:sz w:val="26"/>
             <w:szCs w:val="26"/>
           </w:rPr>
-          <w:t>2</w:t>
+          <w:t>7</w:t>
         </w:r>
         <w:r>
           <w:rPr>
